--- a/3º Entrega/TFM (tercera entrega).docx
+++ b/3º Entrega/TFM (tercera entrega).docx
@@ -23,7 +23,7 @@
           <w:lang w:eastAsia="es-ES"/>
         </w:rPr>
         <w:drawing>
-          <wp:inline distT="0" distB="0" distL="0" distR="0" wp14:anchorId="402EFF8F" wp14:editId="5C9C34F9">
+          <wp:inline distT="0" distB="0" distL="0" distR="0" wp14:anchorId="402EFF8F" wp14:editId="4FEEC8CB">
             <wp:extent cx="3815723" cy="1038225"/>
             <wp:effectExtent l="0" t="0" r="0" b="0"/>
             <wp:docPr id="5126" name="Picture 1"/>
@@ -234,7 +234,6 @@
       <w:commentRangeStart w:id="0"/>
       <w:commentRangeStart w:id="1"/>
       <w:commentRangeStart w:id="2"/>
-      <w:commentRangeStart w:id="3"/>
       <w:r>
         <w:rPr>
           <w:rFonts w:asciiTheme="minorHAnsi" w:hAnsiTheme="minorHAnsi" w:cs="Tahoma"/>
@@ -273,16 +272,6 @@
           <w:szCs w:val="28"/>
         </w:rPr>
         <w:commentReference w:id="2"/>
-      </w:r>
-      <w:commentRangeEnd w:id="3"/>
-      <w:r>
-        <w:rPr>
-          <w:rStyle w:val="Refdecomentario"/>
-          <w:rFonts w:asciiTheme="minorHAnsi" w:hAnsiTheme="minorHAnsi" w:cs="Tahoma"/>
-          <w:sz w:val="52"/>
-          <w:szCs w:val="28"/>
-        </w:rPr>
-        <w:commentReference w:id="3"/>
       </w:r>
     </w:p>
     <w:p>
@@ -712,7 +701,7 @@
           <w:lang w:eastAsia="en-US"/>
         </w:rPr>
       </w:pPr>
-      <w:bookmarkStart w:id="4" w:name="_Toc437509152"/>
+      <w:bookmarkStart w:id="3" w:name="_Toc437509152"/>
       <w:r>
         <w:rPr>
           <w:lang w:eastAsia="en-US"/>
@@ -746,7 +735,7 @@
         <w:br w:type="page"/>
       </w:r>
     </w:p>
-    <w:bookmarkEnd w:id="4"/>
+    <w:bookmarkEnd w:id="3"/>
     <w:p>
       <w:pPr>
         <w:pStyle w:val="Ttulondices"/>
@@ -791,7 +780,7 @@
         </w:rPr>
         <w:fldChar w:fldCharType="separate"/>
       </w:r>
-      <w:hyperlink w:anchor="_Toc229999170" w:history="1">
+      <w:hyperlink w:anchor="_Toc230635965" w:history="1">
         <w:r>
           <w:rPr>
             <w:rStyle w:val="Hipervnculo"/>
@@ -834,7 +823,7 @@
             <w:noProof/>
             <w:webHidden/>
           </w:rPr>
-          <w:instrText xml:space="preserve"> PAGEREF _Toc229999170 \h </w:instrText>
+          <w:instrText xml:space="preserve"> PAGEREF _Toc230635965 \h </w:instrText>
         </w:r>
         <w:r>
           <w:rPr>
@@ -879,7 +868,7 @@
           <w14:ligatures w14:val="standardContextual"/>
         </w:rPr>
       </w:pPr>
-      <w:hyperlink w:anchor="_Toc229999171" w:history="1">
+      <w:hyperlink w:anchor="_Toc230635966" w:history="1">
         <w:r>
           <w:rPr>
             <w:rStyle w:val="Hipervnculo"/>
@@ -922,7 +911,7 @@
             <w:noProof/>
             <w:webHidden/>
           </w:rPr>
-          <w:instrText xml:space="preserve"> PAGEREF _Toc229999171 \h </w:instrText>
+          <w:instrText xml:space="preserve"> PAGEREF _Toc230635966 \h </w:instrText>
         </w:r>
         <w:r>
           <w:rPr>
@@ -967,7 +956,7 @@
           <w14:ligatures w14:val="standardContextual"/>
         </w:rPr>
       </w:pPr>
-      <w:hyperlink w:anchor="_Toc229999172" w:history="1">
+      <w:hyperlink w:anchor="_Toc230635967" w:history="1">
         <w:r>
           <w:rPr>
             <w:rStyle w:val="Hipervnculo"/>
@@ -1010,7 +999,7 @@
             <w:noProof/>
             <w:webHidden/>
           </w:rPr>
-          <w:instrText xml:space="preserve"> PAGEREF _Toc229999172 \h </w:instrText>
+          <w:instrText xml:space="preserve"> PAGEREF _Toc230635967 \h </w:instrText>
         </w:r>
         <w:r>
           <w:rPr>
@@ -1055,7 +1044,7 @@
           <w14:ligatures w14:val="standardContextual"/>
         </w:rPr>
       </w:pPr>
-      <w:hyperlink w:anchor="_Toc229999173" w:history="1">
+      <w:hyperlink w:anchor="_Toc230635968" w:history="1">
         <w:r>
           <w:rPr>
             <w:rStyle w:val="Hipervnculo"/>
@@ -1098,7 +1087,7 @@
             <w:noProof/>
             <w:webHidden/>
           </w:rPr>
-          <w:instrText xml:space="preserve"> PAGEREF _Toc229999173 \h </w:instrText>
+          <w:instrText xml:space="preserve"> PAGEREF _Toc230635968 \h </w:instrText>
         </w:r>
         <w:r>
           <w:rPr>
@@ -1118,7 +1107,7 @@
             <w:noProof/>
             <w:webHidden/>
           </w:rPr>
-          <w:t>10</w:t>
+          <w:t>8</w:t>
         </w:r>
         <w:r>
           <w:rPr>
@@ -1143,7 +1132,7 @@
           <w14:ligatures w14:val="standardContextual"/>
         </w:rPr>
       </w:pPr>
-      <w:hyperlink w:anchor="_Toc229999174" w:history="1">
+      <w:hyperlink w:anchor="_Toc230635969" w:history="1">
         <w:r>
           <w:rPr>
             <w:rStyle w:val="Hipervnculo"/>
@@ -1186,7 +1175,7 @@
             <w:noProof/>
             <w:webHidden/>
           </w:rPr>
-          <w:instrText xml:space="preserve"> PAGEREF _Toc229999174 \h </w:instrText>
+          <w:instrText xml:space="preserve"> PAGEREF _Toc230635969 \h </w:instrText>
         </w:r>
         <w:r>
           <w:rPr>
@@ -1206,7 +1195,7 @@
             <w:noProof/>
             <w:webHidden/>
           </w:rPr>
-          <w:t>12</w:t>
+          <w:t>9</w:t>
         </w:r>
         <w:r>
           <w:rPr>
@@ -1231,7 +1220,7 @@
           <w14:ligatures w14:val="standardContextual"/>
         </w:rPr>
       </w:pPr>
-      <w:hyperlink w:anchor="_Toc229999175" w:history="1">
+      <w:hyperlink w:anchor="_Toc230635970" w:history="1">
         <w:r>
           <w:rPr>
             <w:rStyle w:val="Hipervnculo"/>
@@ -1274,7 +1263,7 @@
             <w:noProof/>
             <w:webHidden/>
           </w:rPr>
-          <w:instrText xml:space="preserve"> PAGEREF _Toc229999175 \h </w:instrText>
+          <w:instrText xml:space="preserve"> PAGEREF _Toc230635970 \h </w:instrText>
         </w:r>
         <w:r>
           <w:rPr>
@@ -1294,7 +1283,7 @@
             <w:noProof/>
             <w:webHidden/>
           </w:rPr>
-          <w:t>12</w:t>
+          <w:t>9</w:t>
         </w:r>
         <w:r>
           <w:rPr>
@@ -1307,9 +1296,9 @@
     </w:p>
     <w:p>
       <w:pPr>
-        <w:pStyle w:val="TDC3"/>
-        <w:tabs>
-          <w:tab w:val="left" w:pos="1440"/>
+        <w:pStyle w:val="TDC2"/>
+        <w:tabs>
+          <w:tab w:val="left" w:pos="960"/>
           <w:tab w:val="right" w:leader="dot" w:pos="9061"/>
         </w:tabs>
         <w:rPr>
@@ -1319,13 +1308,13 @@
           <w14:ligatures w14:val="standardContextual"/>
         </w:rPr>
       </w:pPr>
-      <w:hyperlink w:anchor="_Toc229999176" w:history="1">
+      <w:hyperlink w:anchor="_Toc230635971" w:history="1">
         <w:r>
           <w:rPr>
             <w:rStyle w:val="Hipervnculo"/>
             <w:noProof/>
           </w:rPr>
-          <w:t>2.1.1.</w:t>
+          <w:t>2.2.</w:t>
         </w:r>
         <w:r>
           <w:rPr>
@@ -1341,7 +1330,7 @@
             <w:rStyle w:val="Hipervnculo"/>
             <w:noProof/>
           </w:rPr>
-          <w:t>Bases Moleculares del Adenocarcinoma Colorrectal</w:t>
+          <w:t>Bioinformática y Transcriptómica</w:t>
         </w:r>
         <w:r>
           <w:rPr>
@@ -1362,7 +1351,7 @@
             <w:noProof/>
             <w:webHidden/>
           </w:rPr>
-          <w:instrText xml:space="preserve"> PAGEREF _Toc229999176 \h </w:instrText>
+          <w:instrText xml:space="preserve"> PAGEREF _Toc230635971 \h </w:instrText>
         </w:r>
         <w:r>
           <w:rPr>
@@ -1382,7 +1371,7 @@
             <w:noProof/>
             <w:webHidden/>
           </w:rPr>
-          <w:t>13</w:t>
+          <w:t>10</w:t>
         </w:r>
         <w:r>
           <w:rPr>
@@ -1407,13 +1396,13 @@
           <w14:ligatures w14:val="standardContextual"/>
         </w:rPr>
       </w:pPr>
-      <w:hyperlink w:anchor="_Toc229999177" w:history="1">
+      <w:hyperlink w:anchor="_Toc230635972" w:history="1">
         <w:r>
           <w:rPr>
             <w:rStyle w:val="Hipervnculo"/>
             <w:noProof/>
           </w:rPr>
-          <w:t>2.2.</w:t>
+          <w:t>2.3.</w:t>
         </w:r>
         <w:r>
           <w:rPr>
@@ -1429,7 +1418,7 @@
             <w:rStyle w:val="Hipervnculo"/>
             <w:noProof/>
           </w:rPr>
-          <w:t>Bioinformática y Transcriptómica</w:t>
+          <w:t>Análisis de Expresión Diferencial</w:t>
         </w:r>
         <w:r>
           <w:rPr>
@@ -1450,7 +1439,7 @@
             <w:noProof/>
             <w:webHidden/>
           </w:rPr>
-          <w:instrText xml:space="preserve"> PAGEREF _Toc229999177 \h </w:instrText>
+          <w:instrText xml:space="preserve"> PAGEREF _Toc230635972 \h </w:instrText>
         </w:r>
         <w:r>
           <w:rPr>
@@ -1470,7 +1459,7 @@
             <w:noProof/>
             <w:webHidden/>
           </w:rPr>
-          <w:t>14</w:t>
+          <w:t>10</w:t>
         </w:r>
         <w:r>
           <w:rPr>
@@ -1495,13 +1484,13 @@
           <w14:ligatures w14:val="standardContextual"/>
         </w:rPr>
       </w:pPr>
-      <w:hyperlink w:anchor="_Toc229999178" w:history="1">
+      <w:hyperlink w:anchor="_Toc230635973" w:history="1">
         <w:r>
           <w:rPr>
             <w:rStyle w:val="Hipervnculo"/>
             <w:noProof/>
           </w:rPr>
-          <w:t>2.3.</w:t>
+          <w:t>2.4.</w:t>
         </w:r>
         <w:r>
           <w:rPr>
@@ -1517,7 +1506,7 @@
             <w:rStyle w:val="Hipervnculo"/>
             <w:noProof/>
           </w:rPr>
-          <w:t>Análisis de Expresión Diferencial</w:t>
+          <w:t>Anotación y Ontología Génica (GO)</w:t>
         </w:r>
         <w:r>
           <w:rPr>
@@ -1538,7 +1527,7 @@
             <w:noProof/>
             <w:webHidden/>
           </w:rPr>
-          <w:instrText xml:space="preserve"> PAGEREF _Toc229999178 \h </w:instrText>
+          <w:instrText xml:space="preserve"> PAGEREF _Toc230635973 \h </w:instrText>
         </w:r>
         <w:r>
           <w:rPr>
@@ -1558,7 +1547,7 @@
             <w:noProof/>
             <w:webHidden/>
           </w:rPr>
-          <w:t>14</w:t>
+          <w:t>10</w:t>
         </w:r>
         <w:r>
           <w:rPr>
@@ -1571,9 +1560,9 @@
     </w:p>
     <w:p>
       <w:pPr>
-        <w:pStyle w:val="TDC2"/>
-        <w:tabs>
-          <w:tab w:val="left" w:pos="960"/>
+        <w:pStyle w:val="TDC1"/>
+        <w:tabs>
+          <w:tab w:val="left" w:pos="440"/>
           <w:tab w:val="right" w:leader="dot" w:pos="9061"/>
         </w:tabs>
         <w:rPr>
@@ -1583,13 +1572,13 @@
           <w14:ligatures w14:val="standardContextual"/>
         </w:rPr>
       </w:pPr>
-      <w:hyperlink w:anchor="_Toc229999179" w:history="1">
+      <w:hyperlink w:anchor="_Toc230635974" w:history="1">
         <w:r>
           <w:rPr>
             <w:rStyle w:val="Hipervnculo"/>
             <w:noProof/>
           </w:rPr>
-          <w:t>2.4.</w:t>
+          <w:t>3.</w:t>
         </w:r>
         <w:r>
           <w:rPr>
@@ -1605,7 +1594,7 @@
             <w:rStyle w:val="Hipervnculo"/>
             <w:noProof/>
           </w:rPr>
-          <w:t>Anotación y Ontología Génica (GO)</w:t>
+          <w:t>Metodología</w:t>
         </w:r>
         <w:r>
           <w:rPr>
@@ -1626,7 +1615,7 @@
             <w:noProof/>
             <w:webHidden/>
           </w:rPr>
-          <w:instrText xml:space="preserve"> PAGEREF _Toc229999179 \h </w:instrText>
+          <w:instrText xml:space="preserve"> PAGEREF _Toc230635974 \h </w:instrText>
         </w:r>
         <w:r>
           <w:rPr>
@@ -1646,7 +1635,7 @@
             <w:noProof/>
             <w:webHidden/>
           </w:rPr>
-          <w:t>14</w:t>
+          <w:t>11</w:t>
         </w:r>
         <w:r>
           <w:rPr>
@@ -1659,9 +1648,9 @@
     </w:p>
     <w:p>
       <w:pPr>
-        <w:pStyle w:val="TDC1"/>
-        <w:tabs>
-          <w:tab w:val="left" w:pos="440"/>
+        <w:pStyle w:val="TDC2"/>
+        <w:tabs>
+          <w:tab w:val="left" w:pos="960"/>
           <w:tab w:val="right" w:leader="dot" w:pos="9061"/>
         </w:tabs>
         <w:rPr>
@@ -1671,13 +1660,13 @@
           <w14:ligatures w14:val="standardContextual"/>
         </w:rPr>
       </w:pPr>
-      <w:hyperlink w:anchor="_Toc229999180" w:history="1">
+      <w:hyperlink w:anchor="_Toc230635975" w:history="1">
         <w:r>
           <w:rPr>
             <w:rStyle w:val="Hipervnculo"/>
             <w:noProof/>
           </w:rPr>
-          <w:t>3.</w:t>
+          <w:t>3.1.</w:t>
         </w:r>
         <w:r>
           <w:rPr>
@@ -1693,7 +1682,7 @@
             <w:rStyle w:val="Hipervnculo"/>
             <w:noProof/>
           </w:rPr>
-          <w:t>Metodología</w:t>
+          <w:t>Obtención de los Datos y Criterios de Selección</w:t>
         </w:r>
         <w:r>
           <w:rPr>
@@ -1714,7 +1703,7 @@
             <w:noProof/>
             <w:webHidden/>
           </w:rPr>
-          <w:instrText xml:space="preserve"> PAGEREF _Toc229999180 \h </w:instrText>
+          <w:instrText xml:space="preserve"> PAGEREF _Toc230635975 \h </w:instrText>
         </w:r>
         <w:r>
           <w:rPr>
@@ -1734,7 +1723,7 @@
             <w:noProof/>
             <w:webHidden/>
           </w:rPr>
-          <w:t>15</w:t>
+          <w:t>11</w:t>
         </w:r>
         <w:r>
           <w:rPr>
@@ -1747,9 +1736,9 @@
     </w:p>
     <w:p>
       <w:pPr>
-        <w:pStyle w:val="TDC2"/>
-        <w:tabs>
-          <w:tab w:val="left" w:pos="960"/>
+        <w:pStyle w:val="TDC3"/>
+        <w:tabs>
+          <w:tab w:val="left" w:pos="1440"/>
           <w:tab w:val="right" w:leader="dot" w:pos="9061"/>
         </w:tabs>
         <w:rPr>
@@ -1759,13 +1748,13 @@
           <w14:ligatures w14:val="standardContextual"/>
         </w:rPr>
       </w:pPr>
-      <w:hyperlink w:anchor="_Toc229999181" w:history="1">
+      <w:hyperlink w:anchor="_Toc230635976" w:history="1">
         <w:r>
           <w:rPr>
             <w:rStyle w:val="Hipervnculo"/>
             <w:noProof/>
           </w:rPr>
-          <w:t>3.1.</w:t>
+          <w:t>3.1.1.</w:t>
         </w:r>
         <w:r>
           <w:rPr>
@@ -1781,7 +1770,7 @@
             <w:rStyle w:val="Hipervnculo"/>
             <w:noProof/>
           </w:rPr>
-          <w:t>Obtención de los Datos y Criterios de Selección</w:t>
+          <w:t>Fuente de datos</w:t>
         </w:r>
         <w:r>
           <w:rPr>
@@ -1802,7 +1791,7 @@
             <w:noProof/>
             <w:webHidden/>
           </w:rPr>
-          <w:instrText xml:space="preserve"> PAGEREF _Toc229999181 \h </w:instrText>
+          <w:instrText xml:space="preserve"> PAGEREF _Toc230635976 \h </w:instrText>
         </w:r>
         <w:r>
           <w:rPr>
@@ -1822,7 +1811,7 @@
             <w:noProof/>
             <w:webHidden/>
           </w:rPr>
-          <w:t>15</w:t>
+          <w:t>11</w:t>
         </w:r>
         <w:r>
           <w:rPr>
@@ -1847,13 +1836,13 @@
           <w14:ligatures w14:val="standardContextual"/>
         </w:rPr>
       </w:pPr>
-      <w:hyperlink w:anchor="_Toc229999182" w:history="1">
+      <w:hyperlink w:anchor="_Toc230635977" w:history="1">
         <w:r>
           <w:rPr>
             <w:rStyle w:val="Hipervnculo"/>
             <w:noProof/>
           </w:rPr>
-          <w:t>3.1.1.</w:t>
+          <w:t>3.1.2.</w:t>
         </w:r>
         <w:r>
           <w:rPr>
@@ -1869,7 +1858,7 @@
             <w:rStyle w:val="Hipervnculo"/>
             <w:noProof/>
           </w:rPr>
-          <w:t>Fuente de datos</w:t>
+          <w:t>Descripción de la cohorte</w:t>
         </w:r>
         <w:r>
           <w:rPr>
@@ -1890,7 +1879,7 @@
             <w:noProof/>
             <w:webHidden/>
           </w:rPr>
-          <w:instrText xml:space="preserve"> PAGEREF _Toc229999182 \h </w:instrText>
+          <w:instrText xml:space="preserve"> PAGEREF _Toc230635977 \h </w:instrText>
         </w:r>
         <w:r>
           <w:rPr>
@@ -1923,9 +1912,9 @@
     </w:p>
     <w:p>
       <w:pPr>
-        <w:pStyle w:val="TDC3"/>
-        <w:tabs>
-          <w:tab w:val="left" w:pos="1440"/>
+        <w:pStyle w:val="TDC2"/>
+        <w:tabs>
+          <w:tab w:val="left" w:pos="960"/>
           <w:tab w:val="right" w:leader="dot" w:pos="9061"/>
         </w:tabs>
         <w:rPr>
@@ -1935,13 +1924,13 @@
           <w14:ligatures w14:val="standardContextual"/>
         </w:rPr>
       </w:pPr>
-      <w:hyperlink w:anchor="_Toc229999183" w:history="1">
+      <w:hyperlink w:anchor="_Toc230635978" w:history="1">
         <w:r>
           <w:rPr>
             <w:rStyle w:val="Hipervnculo"/>
             <w:noProof/>
           </w:rPr>
-          <w:t>3.1.2.</w:t>
+          <w:t>3.2.</w:t>
         </w:r>
         <w:r>
           <w:rPr>
@@ -1957,7 +1946,7 @@
             <w:rStyle w:val="Hipervnculo"/>
             <w:noProof/>
           </w:rPr>
-          <w:t>Descripción de la cohorte</w:t>
+          <w:t>Análisis Exploratorio Inicial y Control de Calidad de los Conteos Crudos</w:t>
         </w:r>
         <w:r>
           <w:rPr>
@@ -1978,7 +1967,7 @@
             <w:noProof/>
             <w:webHidden/>
           </w:rPr>
-          <w:instrText xml:space="preserve"> PAGEREF _Toc229999183 \h </w:instrText>
+          <w:instrText xml:space="preserve"> PAGEREF _Toc230635978 \h </w:instrText>
         </w:r>
         <w:r>
           <w:rPr>
@@ -1998,7 +1987,7 @@
             <w:noProof/>
             <w:webHidden/>
           </w:rPr>
-          <w:t>18</w:t>
+          <w:t>16</w:t>
         </w:r>
         <w:r>
           <w:rPr>
@@ -2023,13 +2012,13 @@
           <w14:ligatures w14:val="standardContextual"/>
         </w:rPr>
       </w:pPr>
-      <w:hyperlink w:anchor="_Toc229999184" w:history="1">
+      <w:hyperlink w:anchor="_Toc230635979" w:history="1">
         <w:r>
           <w:rPr>
             <w:rStyle w:val="Hipervnculo"/>
             <w:noProof/>
           </w:rPr>
-          <w:t>3.2.</w:t>
+          <w:t>3.3.</w:t>
         </w:r>
         <w:r>
           <w:rPr>
@@ -2045,7 +2034,15 @@
             <w:rStyle w:val="Hipervnculo"/>
             <w:noProof/>
           </w:rPr>
-          <w:t>Herramientas de Análisis</w:t>
+          <w:t xml:space="preserve">Modelado Estadístico y Normalización Transcriptómica mediante </w:t>
+        </w:r>
+        <w:r>
+          <w:rPr>
+            <w:rStyle w:val="Hipervnculo"/>
+            <w:i/>
+            <w:noProof/>
+          </w:rPr>
+          <w:t>DESeq2</w:t>
         </w:r>
         <w:r>
           <w:rPr>
@@ -2066,7 +2063,7 @@
             <w:noProof/>
             <w:webHidden/>
           </w:rPr>
-          <w:instrText xml:space="preserve"> PAGEREF _Toc229999184 \h </w:instrText>
+          <w:instrText xml:space="preserve"> PAGEREF _Toc230635979 \h </w:instrText>
         </w:r>
         <w:r>
           <w:rPr>
@@ -2086,7 +2083,7 @@
             <w:noProof/>
             <w:webHidden/>
           </w:rPr>
-          <w:t>20</w:t>
+          <w:t>18</w:t>
         </w:r>
         <w:r>
           <w:rPr>
@@ -2099,9 +2096,9 @@
     </w:p>
     <w:p>
       <w:pPr>
-        <w:pStyle w:val="TDC3"/>
-        <w:tabs>
-          <w:tab w:val="left" w:pos="1440"/>
+        <w:pStyle w:val="TDC2"/>
+        <w:tabs>
+          <w:tab w:val="left" w:pos="960"/>
           <w:tab w:val="right" w:leader="dot" w:pos="9061"/>
         </w:tabs>
         <w:rPr>
@@ -2111,13 +2108,13 @@
           <w14:ligatures w14:val="standardContextual"/>
         </w:rPr>
       </w:pPr>
-      <w:hyperlink w:anchor="_Toc229999185" w:history="1">
+      <w:hyperlink w:anchor="_Toc230635980" w:history="1">
         <w:r>
           <w:rPr>
             <w:rStyle w:val="Hipervnculo"/>
             <w:noProof/>
           </w:rPr>
-          <w:t>3.2.1.</w:t>
+          <w:t>3.4.</w:t>
         </w:r>
         <w:r>
           <w:rPr>
@@ -2133,7 +2130,7 @@
             <w:rStyle w:val="Hipervnculo"/>
             <w:noProof/>
           </w:rPr>
-          <w:t>“Título 3” del menú de estilos</w:t>
+          <w:t>Control de falsos positivos, contracción del LFC y filtrado de DEGs</w:t>
         </w:r>
         <w:r>
           <w:rPr>
@@ -2154,7 +2151,7 @@
             <w:noProof/>
             <w:webHidden/>
           </w:rPr>
-          <w:instrText xml:space="preserve"> PAGEREF _Toc229999185 \h </w:instrText>
+          <w:instrText xml:space="preserve"> PAGEREF _Toc230635980 \h </w:instrText>
         </w:r>
         <w:r>
           <w:rPr>
@@ -2199,13 +2196,13 @@
           <w14:ligatures w14:val="standardContextual"/>
         </w:rPr>
       </w:pPr>
-      <w:hyperlink w:anchor="_Toc229999186" w:history="1">
+      <w:hyperlink w:anchor="_Toc230635981" w:history="1">
         <w:r>
           <w:rPr>
             <w:rStyle w:val="Hipervnculo"/>
             <w:noProof/>
           </w:rPr>
-          <w:t>3.3.</w:t>
+          <w:t>3.5.</w:t>
         </w:r>
         <w:r>
           <w:rPr>
@@ -2221,7 +2218,7 @@
             <w:rStyle w:val="Hipervnculo"/>
             <w:noProof/>
           </w:rPr>
-          <w:t>Procesamiento de Datos</w:t>
+          <w:t>Anotación Molecular y Mapeo de Identificadores Funcionales</w:t>
         </w:r>
         <w:r>
           <w:rPr>
@@ -2242,7 +2239,7 @@
             <w:noProof/>
             <w:webHidden/>
           </w:rPr>
-          <w:instrText xml:space="preserve"> PAGEREF _Toc229999186 \h </w:instrText>
+          <w:instrText xml:space="preserve"> PAGEREF _Toc230635981 \h </w:instrText>
         </w:r>
         <w:r>
           <w:rPr>
@@ -2262,7 +2259,7 @@
             <w:noProof/>
             <w:webHidden/>
           </w:rPr>
-          <w:t>20</w:t>
+          <w:t>22</w:t>
         </w:r>
         <w:r>
           <w:rPr>
@@ -2275,9 +2272,9 @@
     </w:p>
     <w:p>
       <w:pPr>
-        <w:pStyle w:val="TDC3"/>
-        <w:tabs>
-          <w:tab w:val="left" w:pos="1440"/>
+        <w:pStyle w:val="TDC2"/>
+        <w:tabs>
+          <w:tab w:val="left" w:pos="960"/>
           <w:tab w:val="right" w:leader="dot" w:pos="9061"/>
         </w:tabs>
         <w:rPr>
@@ -2287,13 +2284,13 @@
           <w14:ligatures w14:val="standardContextual"/>
         </w:rPr>
       </w:pPr>
-      <w:hyperlink w:anchor="_Toc229999187" w:history="1">
+      <w:hyperlink w:anchor="_Toc230635982" w:history="1">
         <w:r>
           <w:rPr>
             <w:rStyle w:val="Hipervnculo"/>
             <w:noProof/>
           </w:rPr>
-          <w:t>3.3.1.</w:t>
+          <w:t>3.6.</w:t>
         </w:r>
         <w:r>
           <w:rPr>
@@ -2309,7 +2306,7 @@
             <w:rStyle w:val="Hipervnculo"/>
             <w:noProof/>
           </w:rPr>
-          <w:t>“Título 3” del menú de estilos</w:t>
+          <w:t>Identificación de Firmas Consenso y Análisis de Enriquecimiento Funcional</w:t>
         </w:r>
         <w:r>
           <w:rPr>
@@ -2330,7 +2327,7 @@
             <w:noProof/>
             <w:webHidden/>
           </w:rPr>
-          <w:instrText xml:space="preserve"> PAGEREF _Toc229999187 \h </w:instrText>
+          <w:instrText xml:space="preserve"> PAGEREF _Toc230635982 \h </w:instrText>
         </w:r>
         <w:r>
           <w:rPr>
@@ -2350,7 +2347,7 @@
             <w:noProof/>
             <w:webHidden/>
           </w:rPr>
-          <w:t>20</w:t>
+          <w:t>24</w:t>
         </w:r>
         <w:r>
           <w:rPr>
@@ -2363,9 +2360,9 @@
     </w:p>
     <w:p>
       <w:pPr>
-        <w:pStyle w:val="TDC2"/>
-        <w:tabs>
-          <w:tab w:val="left" w:pos="960"/>
+        <w:pStyle w:val="TDC1"/>
+        <w:tabs>
+          <w:tab w:val="left" w:pos="440"/>
           <w:tab w:val="right" w:leader="dot" w:pos="9061"/>
         </w:tabs>
         <w:rPr>
@@ -2375,13 +2372,13 @@
           <w14:ligatures w14:val="standardContextual"/>
         </w:rPr>
       </w:pPr>
-      <w:hyperlink w:anchor="_Toc229999188" w:history="1">
+      <w:hyperlink w:anchor="_Toc230635983" w:history="1">
         <w:r>
           <w:rPr>
             <w:rStyle w:val="Hipervnculo"/>
             <w:noProof/>
           </w:rPr>
-          <w:t>3.4.</w:t>
+          <w:t>4.</w:t>
         </w:r>
         <w:r>
           <w:rPr>
@@ -2397,7 +2394,7 @@
             <w:rStyle w:val="Hipervnculo"/>
             <w:noProof/>
           </w:rPr>
-          <w:t>Análisis Estadístico</w:t>
+          <w:t>Resultados</w:t>
         </w:r>
         <w:r>
           <w:rPr>
@@ -2418,7 +2415,7 @@
             <w:noProof/>
             <w:webHidden/>
           </w:rPr>
-          <w:instrText xml:space="preserve"> PAGEREF _Toc229999188 \h </w:instrText>
+          <w:instrText xml:space="preserve"> PAGEREF _Toc230635983 \h </w:instrText>
         </w:r>
         <w:r>
           <w:rPr>
@@ -2438,7 +2435,7 @@
             <w:noProof/>
             <w:webHidden/>
           </w:rPr>
-          <w:t>20</w:t>
+          <w:t>26</w:t>
         </w:r>
         <w:r>
           <w:rPr>
@@ -2451,9 +2448,9 @@
     </w:p>
     <w:p>
       <w:pPr>
-        <w:pStyle w:val="TDC1"/>
-        <w:tabs>
-          <w:tab w:val="left" w:pos="440"/>
+        <w:pStyle w:val="TDC2"/>
+        <w:tabs>
+          <w:tab w:val="left" w:pos="960"/>
           <w:tab w:val="right" w:leader="dot" w:pos="9061"/>
         </w:tabs>
         <w:rPr>
@@ -2463,13 +2460,13 @@
           <w14:ligatures w14:val="standardContextual"/>
         </w:rPr>
       </w:pPr>
-      <w:hyperlink w:anchor="_Toc229999189" w:history="1">
+      <w:hyperlink w:anchor="_Toc230635984" w:history="1">
         <w:r>
           <w:rPr>
             <w:rStyle w:val="Hipervnculo"/>
             <w:noProof/>
           </w:rPr>
-          <w:t>4.</w:t>
+          <w:t>4.1.</w:t>
         </w:r>
         <w:r>
           <w:rPr>
@@ -2485,7 +2482,7 @@
             <w:rStyle w:val="Hipervnculo"/>
             <w:noProof/>
           </w:rPr>
-          <w:t>Resultados</w:t>
+          <w:t>Identificación de Genes Diferencialmente Expresados</w:t>
         </w:r>
         <w:r>
           <w:rPr>
@@ -2506,7 +2503,7 @@
             <w:noProof/>
             <w:webHidden/>
           </w:rPr>
-          <w:instrText xml:space="preserve"> PAGEREF _Toc229999189 \h </w:instrText>
+          <w:instrText xml:space="preserve"> PAGEREF _Toc230635984 \h </w:instrText>
         </w:r>
         <w:r>
           <w:rPr>
@@ -2526,7 +2523,7 @@
             <w:noProof/>
             <w:webHidden/>
           </w:rPr>
-          <w:t>21</w:t>
+          <w:t>26</w:t>
         </w:r>
         <w:r>
           <w:rPr>
@@ -2539,9 +2536,9 @@
     </w:p>
     <w:p>
       <w:pPr>
-        <w:pStyle w:val="TDC2"/>
-        <w:tabs>
-          <w:tab w:val="left" w:pos="960"/>
+        <w:pStyle w:val="TDC3"/>
+        <w:tabs>
+          <w:tab w:val="left" w:pos="1440"/>
           <w:tab w:val="right" w:leader="dot" w:pos="9061"/>
         </w:tabs>
         <w:rPr>
@@ -2551,13 +2548,13 @@
           <w14:ligatures w14:val="standardContextual"/>
         </w:rPr>
       </w:pPr>
-      <w:hyperlink w:anchor="_Toc229999190" w:history="1">
+      <w:hyperlink w:anchor="_Toc230635985" w:history="1">
         <w:r>
           <w:rPr>
             <w:rStyle w:val="Hipervnculo"/>
             <w:noProof/>
           </w:rPr>
-          <w:t>4.1.</w:t>
+          <w:t>4.1.1.</w:t>
         </w:r>
         <w:r>
           <w:rPr>
@@ -2573,7 +2570,7 @@
             <w:rStyle w:val="Hipervnculo"/>
             <w:noProof/>
           </w:rPr>
-          <w:t>Identificación de Genes Diferencialmente Expresados</w:t>
+          <w:t>“Título 3” del menú de estilos</w:t>
         </w:r>
         <w:r>
           <w:rPr>
@@ -2594,7 +2591,7 @@
             <w:noProof/>
             <w:webHidden/>
           </w:rPr>
-          <w:instrText xml:space="preserve"> PAGEREF _Toc229999190 \h </w:instrText>
+          <w:instrText xml:space="preserve"> PAGEREF _Toc230635985 \h </w:instrText>
         </w:r>
         <w:r>
           <w:rPr>
@@ -2614,7 +2611,7 @@
             <w:noProof/>
             <w:webHidden/>
           </w:rPr>
-          <w:t>21</w:t>
+          <w:t>26</w:t>
         </w:r>
         <w:r>
           <w:rPr>
@@ -2627,9 +2624,9 @@
     </w:p>
     <w:p>
       <w:pPr>
-        <w:pStyle w:val="TDC3"/>
-        <w:tabs>
-          <w:tab w:val="left" w:pos="1440"/>
+        <w:pStyle w:val="TDC2"/>
+        <w:tabs>
+          <w:tab w:val="left" w:pos="960"/>
           <w:tab w:val="right" w:leader="dot" w:pos="9061"/>
         </w:tabs>
         <w:rPr>
@@ -2639,13 +2636,13 @@
           <w14:ligatures w14:val="standardContextual"/>
         </w:rPr>
       </w:pPr>
-      <w:hyperlink w:anchor="_Toc229999191" w:history="1">
+      <w:hyperlink w:anchor="_Toc230635986" w:history="1">
         <w:r>
           <w:rPr>
             <w:rStyle w:val="Hipervnculo"/>
             <w:noProof/>
           </w:rPr>
-          <w:t>4.1.1.</w:t>
+          <w:t>4.2.</w:t>
         </w:r>
         <w:r>
           <w:rPr>
@@ -2661,7 +2658,7 @@
             <w:rStyle w:val="Hipervnculo"/>
             <w:noProof/>
           </w:rPr>
-          <w:t>“Título 3” del menú de estilos</w:t>
+          <w:t>Validación en Datasets Independientes</w:t>
         </w:r>
         <w:r>
           <w:rPr>
@@ -2682,7 +2679,7 @@
             <w:noProof/>
             <w:webHidden/>
           </w:rPr>
-          <w:instrText xml:space="preserve"> PAGEREF _Toc229999191 \h </w:instrText>
+          <w:instrText xml:space="preserve"> PAGEREF _Toc230635986 \h </w:instrText>
         </w:r>
         <w:r>
           <w:rPr>
@@ -2702,7 +2699,7 @@
             <w:noProof/>
             <w:webHidden/>
           </w:rPr>
-          <w:t>21</w:t>
+          <w:t>26</w:t>
         </w:r>
         <w:r>
           <w:rPr>
@@ -2715,9 +2712,9 @@
     </w:p>
     <w:p>
       <w:pPr>
-        <w:pStyle w:val="TDC2"/>
-        <w:tabs>
-          <w:tab w:val="left" w:pos="960"/>
+        <w:pStyle w:val="TDC3"/>
+        <w:tabs>
+          <w:tab w:val="left" w:pos="1440"/>
           <w:tab w:val="right" w:leader="dot" w:pos="9061"/>
         </w:tabs>
         <w:rPr>
@@ -2727,13 +2724,13 @@
           <w14:ligatures w14:val="standardContextual"/>
         </w:rPr>
       </w:pPr>
-      <w:hyperlink w:anchor="_Toc229999192" w:history="1">
+      <w:hyperlink w:anchor="_Toc230635987" w:history="1">
         <w:r>
           <w:rPr>
             <w:rStyle w:val="Hipervnculo"/>
             <w:noProof/>
           </w:rPr>
-          <w:t>4.2.</w:t>
+          <w:t>4.2.1.</w:t>
         </w:r>
         <w:r>
           <w:rPr>
@@ -2749,7 +2746,7 @@
             <w:rStyle w:val="Hipervnculo"/>
             <w:noProof/>
           </w:rPr>
-          <w:t>Validación en Datasets Independientes</w:t>
+          <w:t>“Título 3” del menú de estilos</w:t>
         </w:r>
         <w:r>
           <w:rPr>
@@ -2770,7 +2767,7 @@
             <w:noProof/>
             <w:webHidden/>
           </w:rPr>
-          <w:instrText xml:space="preserve"> PAGEREF _Toc229999192 \h </w:instrText>
+          <w:instrText xml:space="preserve"> PAGEREF _Toc230635987 \h </w:instrText>
         </w:r>
         <w:r>
           <w:rPr>
@@ -2790,7 +2787,7 @@
             <w:noProof/>
             <w:webHidden/>
           </w:rPr>
-          <w:t>21</w:t>
+          <w:t>26</w:t>
         </w:r>
         <w:r>
           <w:rPr>
@@ -2803,9 +2800,9 @@
     </w:p>
     <w:p>
       <w:pPr>
-        <w:pStyle w:val="TDC3"/>
-        <w:tabs>
-          <w:tab w:val="left" w:pos="1440"/>
+        <w:pStyle w:val="TDC2"/>
+        <w:tabs>
+          <w:tab w:val="left" w:pos="960"/>
           <w:tab w:val="right" w:leader="dot" w:pos="9061"/>
         </w:tabs>
         <w:rPr>
@@ -2815,13 +2812,13 @@
           <w14:ligatures w14:val="standardContextual"/>
         </w:rPr>
       </w:pPr>
-      <w:hyperlink w:anchor="_Toc229999193" w:history="1">
+      <w:hyperlink w:anchor="_Toc230635988" w:history="1">
         <w:r>
           <w:rPr>
             <w:rStyle w:val="Hipervnculo"/>
             <w:noProof/>
           </w:rPr>
-          <w:t>4.2.1.</w:t>
+          <w:t>4.3.</w:t>
         </w:r>
         <w:r>
           <w:rPr>
@@ -2837,7 +2834,7 @@
             <w:rStyle w:val="Hipervnculo"/>
             <w:noProof/>
           </w:rPr>
-          <w:t>“Título 3” del menú de estilos</w:t>
+          <w:t>Análisis de Enriquecimiento Funcional</w:t>
         </w:r>
         <w:r>
           <w:rPr>
@@ -2858,7 +2855,7 @@
             <w:noProof/>
             <w:webHidden/>
           </w:rPr>
-          <w:instrText xml:space="preserve"> PAGEREF _Toc229999193 \h </w:instrText>
+          <w:instrText xml:space="preserve"> PAGEREF _Toc230635988 \h </w:instrText>
         </w:r>
         <w:r>
           <w:rPr>
@@ -2878,7 +2875,7 @@
             <w:noProof/>
             <w:webHidden/>
           </w:rPr>
-          <w:t>21</w:t>
+          <w:t>26</w:t>
         </w:r>
         <w:r>
           <w:rPr>
@@ -2891,9 +2888,9 @@
     </w:p>
     <w:p>
       <w:pPr>
-        <w:pStyle w:val="TDC2"/>
-        <w:tabs>
-          <w:tab w:val="left" w:pos="960"/>
+        <w:pStyle w:val="TDC3"/>
+        <w:tabs>
+          <w:tab w:val="left" w:pos="1440"/>
           <w:tab w:val="right" w:leader="dot" w:pos="9061"/>
         </w:tabs>
         <w:rPr>
@@ -2903,13 +2900,13 @@
           <w14:ligatures w14:val="standardContextual"/>
         </w:rPr>
       </w:pPr>
-      <w:hyperlink w:anchor="_Toc229999194" w:history="1">
+      <w:hyperlink w:anchor="_Toc230635989" w:history="1">
         <w:r>
           <w:rPr>
             <w:rStyle w:val="Hipervnculo"/>
             <w:noProof/>
           </w:rPr>
-          <w:t>4.3.</w:t>
+          <w:t>4.3.1.</w:t>
         </w:r>
         <w:r>
           <w:rPr>
@@ -2925,7 +2922,7 @@
             <w:rStyle w:val="Hipervnculo"/>
             <w:noProof/>
           </w:rPr>
-          <w:t>Análisis de Enriquecimiento Funcional</w:t>
+          <w:t>“Título 3” del menú de estilos</w:t>
         </w:r>
         <w:r>
           <w:rPr>
@@ -2946,7 +2943,7 @@
             <w:noProof/>
             <w:webHidden/>
           </w:rPr>
-          <w:instrText xml:space="preserve"> PAGEREF _Toc229999194 \h </w:instrText>
+          <w:instrText xml:space="preserve"> PAGEREF _Toc230635989 \h </w:instrText>
         </w:r>
         <w:r>
           <w:rPr>
@@ -2966,7 +2963,7 @@
             <w:noProof/>
             <w:webHidden/>
           </w:rPr>
-          <w:t>21</w:t>
+          <w:t>26</w:t>
         </w:r>
         <w:r>
           <w:rPr>
@@ -2979,9 +2976,9 @@
     </w:p>
     <w:p>
       <w:pPr>
-        <w:pStyle w:val="TDC3"/>
-        <w:tabs>
-          <w:tab w:val="left" w:pos="1440"/>
+        <w:pStyle w:val="TDC2"/>
+        <w:tabs>
+          <w:tab w:val="left" w:pos="960"/>
           <w:tab w:val="right" w:leader="dot" w:pos="9061"/>
         </w:tabs>
         <w:rPr>
@@ -2991,13 +2988,13 @@
           <w14:ligatures w14:val="standardContextual"/>
         </w:rPr>
       </w:pPr>
-      <w:hyperlink w:anchor="_Toc229999195" w:history="1">
+      <w:hyperlink w:anchor="_Toc230635990" w:history="1">
         <w:r>
           <w:rPr>
             <w:rStyle w:val="Hipervnculo"/>
             <w:noProof/>
           </w:rPr>
-          <w:t>4.3.1.</w:t>
+          <w:t>4.4.</w:t>
         </w:r>
         <w:r>
           <w:rPr>
@@ -3013,7 +3010,7 @@
             <w:rStyle w:val="Hipervnculo"/>
             <w:noProof/>
           </w:rPr>
-          <w:t>“Título 3” del menú de estilos</w:t>
+          <w:t>Análisis de Metadatos y Variables Clínicas</w:t>
         </w:r>
         <w:r>
           <w:rPr>
@@ -3034,7 +3031,7 @@
             <w:noProof/>
             <w:webHidden/>
           </w:rPr>
-          <w:instrText xml:space="preserve"> PAGEREF _Toc229999195 \h </w:instrText>
+          <w:instrText xml:space="preserve"> PAGEREF _Toc230635990 \h </w:instrText>
         </w:r>
         <w:r>
           <w:rPr>
@@ -3054,7 +3051,7 @@
             <w:noProof/>
             <w:webHidden/>
           </w:rPr>
-          <w:t>21</w:t>
+          <w:t>26</w:t>
         </w:r>
         <w:r>
           <w:rPr>
@@ -3067,9 +3064,9 @@
     </w:p>
     <w:p>
       <w:pPr>
-        <w:pStyle w:val="TDC2"/>
-        <w:tabs>
-          <w:tab w:val="left" w:pos="960"/>
+        <w:pStyle w:val="TDC3"/>
+        <w:tabs>
+          <w:tab w:val="left" w:pos="1440"/>
           <w:tab w:val="right" w:leader="dot" w:pos="9061"/>
         </w:tabs>
         <w:rPr>
@@ -3079,13 +3076,13 @@
           <w14:ligatures w14:val="standardContextual"/>
         </w:rPr>
       </w:pPr>
-      <w:hyperlink w:anchor="_Toc229999196" w:history="1">
+      <w:hyperlink w:anchor="_Toc230635991" w:history="1">
         <w:r>
           <w:rPr>
             <w:rStyle w:val="Hipervnculo"/>
             <w:noProof/>
           </w:rPr>
-          <w:t>4.4.</w:t>
+          <w:t>4.4.1.</w:t>
         </w:r>
         <w:r>
           <w:rPr>
@@ -3101,7 +3098,7 @@
             <w:rStyle w:val="Hipervnculo"/>
             <w:noProof/>
           </w:rPr>
-          <w:t>Análisis de Metadatos y Variables Clínicas</w:t>
+          <w:t>“Título 3” del menú de estilos</w:t>
         </w:r>
         <w:r>
           <w:rPr>
@@ -3122,7 +3119,7 @@
             <w:noProof/>
             <w:webHidden/>
           </w:rPr>
-          <w:instrText xml:space="preserve"> PAGEREF _Toc229999196 \h </w:instrText>
+          <w:instrText xml:space="preserve"> PAGEREF _Toc230635991 \h </w:instrText>
         </w:r>
         <w:r>
           <w:rPr>
@@ -3142,7 +3139,7 @@
             <w:noProof/>
             <w:webHidden/>
           </w:rPr>
-          <w:t>21</w:t>
+          <w:t>26</w:t>
         </w:r>
         <w:r>
           <w:rPr>
@@ -3155,9 +3152,9 @@
     </w:p>
     <w:p>
       <w:pPr>
-        <w:pStyle w:val="TDC3"/>
-        <w:tabs>
-          <w:tab w:val="left" w:pos="1440"/>
+        <w:pStyle w:val="TDC1"/>
+        <w:tabs>
+          <w:tab w:val="left" w:pos="440"/>
           <w:tab w:val="right" w:leader="dot" w:pos="9061"/>
         </w:tabs>
         <w:rPr>
@@ -3167,13 +3164,13 @@
           <w14:ligatures w14:val="standardContextual"/>
         </w:rPr>
       </w:pPr>
-      <w:hyperlink w:anchor="_Toc229999197" w:history="1">
+      <w:hyperlink w:anchor="_Toc230635992" w:history="1">
         <w:r>
           <w:rPr>
             <w:rStyle w:val="Hipervnculo"/>
             <w:noProof/>
           </w:rPr>
-          <w:t>4.4.1.</w:t>
+          <w:t>5.</w:t>
         </w:r>
         <w:r>
           <w:rPr>
@@ -3189,7 +3186,7 @@
             <w:rStyle w:val="Hipervnculo"/>
             <w:noProof/>
           </w:rPr>
-          <w:t>“Título 3” del menú de estilos</w:t>
+          <w:t>Discusión</w:t>
         </w:r>
         <w:r>
           <w:rPr>
@@ -3210,7 +3207,7 @@
             <w:noProof/>
             <w:webHidden/>
           </w:rPr>
-          <w:instrText xml:space="preserve"> PAGEREF _Toc229999197 \h </w:instrText>
+          <w:instrText xml:space="preserve"> PAGEREF _Toc230635992 \h </w:instrText>
         </w:r>
         <w:r>
           <w:rPr>
@@ -3230,7 +3227,7 @@
             <w:noProof/>
             <w:webHidden/>
           </w:rPr>
-          <w:t>21</w:t>
+          <w:t>27</w:t>
         </w:r>
         <w:r>
           <w:rPr>
@@ -3243,9 +3240,9 @@
     </w:p>
     <w:p>
       <w:pPr>
-        <w:pStyle w:val="TDC1"/>
-        <w:tabs>
-          <w:tab w:val="left" w:pos="440"/>
+        <w:pStyle w:val="TDC2"/>
+        <w:tabs>
+          <w:tab w:val="left" w:pos="960"/>
           <w:tab w:val="right" w:leader="dot" w:pos="9061"/>
         </w:tabs>
         <w:rPr>
@@ -3255,13 +3252,13 @@
           <w14:ligatures w14:val="standardContextual"/>
         </w:rPr>
       </w:pPr>
-      <w:hyperlink w:anchor="_Toc229999198" w:history="1">
+      <w:hyperlink w:anchor="_Toc230635993" w:history="1">
         <w:r>
           <w:rPr>
             <w:rStyle w:val="Hipervnculo"/>
             <w:noProof/>
           </w:rPr>
-          <w:t>5.</w:t>
+          <w:t>5.1.</w:t>
         </w:r>
         <w:r>
           <w:rPr>
@@ -3277,7 +3274,7 @@
             <w:rStyle w:val="Hipervnculo"/>
             <w:noProof/>
           </w:rPr>
-          <w:t>Discusión</w:t>
+          <w:t>Interpretación de los biomarcadores identificados</w:t>
         </w:r>
         <w:r>
           <w:rPr>
@@ -3298,7 +3295,7 @@
             <w:noProof/>
             <w:webHidden/>
           </w:rPr>
-          <w:instrText xml:space="preserve"> PAGEREF _Toc229999198 \h </w:instrText>
+          <w:instrText xml:space="preserve"> PAGEREF _Toc230635993 \h </w:instrText>
         </w:r>
         <w:r>
           <w:rPr>
@@ -3318,7 +3315,7 @@
             <w:noProof/>
             <w:webHidden/>
           </w:rPr>
-          <w:t>22</w:t>
+          <w:t>27</w:t>
         </w:r>
         <w:r>
           <w:rPr>
@@ -3331,9 +3328,9 @@
     </w:p>
     <w:p>
       <w:pPr>
-        <w:pStyle w:val="TDC2"/>
-        <w:tabs>
-          <w:tab w:val="left" w:pos="960"/>
+        <w:pStyle w:val="TDC3"/>
+        <w:tabs>
+          <w:tab w:val="left" w:pos="1440"/>
           <w:tab w:val="right" w:leader="dot" w:pos="9061"/>
         </w:tabs>
         <w:rPr>
@@ -3343,13 +3340,13 @@
           <w14:ligatures w14:val="standardContextual"/>
         </w:rPr>
       </w:pPr>
-      <w:hyperlink w:anchor="_Toc229999199" w:history="1">
+      <w:hyperlink w:anchor="_Toc230635994" w:history="1">
         <w:r>
           <w:rPr>
             <w:rStyle w:val="Hipervnculo"/>
             <w:noProof/>
           </w:rPr>
-          <w:t>5.1.</w:t>
+          <w:t>5.1.1.</w:t>
         </w:r>
         <w:r>
           <w:rPr>
@@ -3365,7 +3362,7 @@
             <w:rStyle w:val="Hipervnculo"/>
             <w:noProof/>
           </w:rPr>
-          <w:t>Interpretación de los biomarcadores identificados</w:t>
+          <w:t>“Título 3” del menú de estilos</w:t>
         </w:r>
         <w:r>
           <w:rPr>
@@ -3386,7 +3383,7 @@
             <w:noProof/>
             <w:webHidden/>
           </w:rPr>
-          <w:instrText xml:space="preserve"> PAGEREF _Toc229999199 \h </w:instrText>
+          <w:instrText xml:space="preserve"> PAGEREF _Toc230635994 \h </w:instrText>
         </w:r>
         <w:r>
           <w:rPr>
@@ -3406,7 +3403,7 @@
             <w:noProof/>
             <w:webHidden/>
           </w:rPr>
-          <w:t>22</w:t>
+          <w:t>27</w:t>
         </w:r>
         <w:r>
           <w:rPr>
@@ -3419,9 +3416,9 @@
     </w:p>
     <w:p>
       <w:pPr>
-        <w:pStyle w:val="TDC3"/>
-        <w:tabs>
-          <w:tab w:val="left" w:pos="1440"/>
+        <w:pStyle w:val="TDC2"/>
+        <w:tabs>
+          <w:tab w:val="left" w:pos="960"/>
           <w:tab w:val="right" w:leader="dot" w:pos="9061"/>
         </w:tabs>
         <w:rPr>
@@ -3431,13 +3428,13 @@
           <w14:ligatures w14:val="standardContextual"/>
         </w:rPr>
       </w:pPr>
-      <w:hyperlink w:anchor="_Toc229999200" w:history="1">
+      <w:hyperlink w:anchor="_Toc230635995" w:history="1">
         <w:r>
           <w:rPr>
             <w:rStyle w:val="Hipervnculo"/>
             <w:noProof/>
           </w:rPr>
-          <w:t>5.1.1.</w:t>
+          <w:t>5.2.</w:t>
         </w:r>
         <w:r>
           <w:rPr>
@@ -3453,7 +3450,7 @@
             <w:rStyle w:val="Hipervnculo"/>
             <w:noProof/>
           </w:rPr>
-          <w:t>“Título 3” del menú de estilos</w:t>
+          <w:t>Análisis del enriquecimiento funcional en el contexto clínico</w:t>
         </w:r>
         <w:r>
           <w:rPr>
@@ -3474,7 +3471,7 @@
             <w:noProof/>
             <w:webHidden/>
           </w:rPr>
-          <w:instrText xml:space="preserve"> PAGEREF _Toc229999200 \h </w:instrText>
+          <w:instrText xml:space="preserve"> PAGEREF _Toc230635995 \h </w:instrText>
         </w:r>
         <w:r>
           <w:rPr>
@@ -3494,7 +3491,7 @@
             <w:noProof/>
             <w:webHidden/>
           </w:rPr>
-          <w:t>22</w:t>
+          <w:t>27</w:t>
         </w:r>
         <w:r>
           <w:rPr>
@@ -3507,9 +3504,9 @@
     </w:p>
     <w:p>
       <w:pPr>
-        <w:pStyle w:val="TDC2"/>
-        <w:tabs>
-          <w:tab w:val="left" w:pos="960"/>
+        <w:pStyle w:val="TDC3"/>
+        <w:tabs>
+          <w:tab w:val="left" w:pos="1440"/>
           <w:tab w:val="right" w:leader="dot" w:pos="9061"/>
         </w:tabs>
         <w:rPr>
@@ -3519,13 +3516,13 @@
           <w14:ligatures w14:val="standardContextual"/>
         </w:rPr>
       </w:pPr>
-      <w:hyperlink w:anchor="_Toc229999201" w:history="1">
+      <w:hyperlink w:anchor="_Toc230635996" w:history="1">
         <w:r>
           <w:rPr>
             <w:rStyle w:val="Hipervnculo"/>
             <w:noProof/>
           </w:rPr>
-          <w:t>5.2.</w:t>
+          <w:t>5.2.1.</w:t>
         </w:r>
         <w:r>
           <w:rPr>
@@ -3541,7 +3538,7 @@
             <w:rStyle w:val="Hipervnculo"/>
             <w:noProof/>
           </w:rPr>
-          <w:t>Análisis del enriquecimiento funcional en el contexto clínico</w:t>
+          <w:t>“Título 3” del menú de estilos</w:t>
         </w:r>
         <w:r>
           <w:rPr>
@@ -3562,7 +3559,7 @@
             <w:noProof/>
             <w:webHidden/>
           </w:rPr>
-          <w:instrText xml:space="preserve"> PAGEREF _Toc229999201 \h </w:instrText>
+          <w:instrText xml:space="preserve"> PAGEREF _Toc230635996 \h </w:instrText>
         </w:r>
         <w:r>
           <w:rPr>
@@ -3582,7 +3579,7 @@
             <w:noProof/>
             <w:webHidden/>
           </w:rPr>
-          <w:t>22</w:t>
+          <w:t>27</w:t>
         </w:r>
         <w:r>
           <w:rPr>
@@ -3595,9 +3592,9 @@
     </w:p>
     <w:p>
       <w:pPr>
-        <w:pStyle w:val="TDC3"/>
-        <w:tabs>
-          <w:tab w:val="left" w:pos="1440"/>
+        <w:pStyle w:val="TDC2"/>
+        <w:tabs>
+          <w:tab w:val="left" w:pos="960"/>
           <w:tab w:val="right" w:leader="dot" w:pos="9061"/>
         </w:tabs>
         <w:rPr>
@@ -3607,13 +3604,13 @@
           <w14:ligatures w14:val="standardContextual"/>
         </w:rPr>
       </w:pPr>
-      <w:hyperlink w:anchor="_Toc229999202" w:history="1">
+      <w:hyperlink w:anchor="_Toc230635997" w:history="1">
         <w:r>
           <w:rPr>
             <w:rStyle w:val="Hipervnculo"/>
             <w:noProof/>
           </w:rPr>
-          <w:t>5.2.1.</w:t>
+          <w:t>5.3.</w:t>
         </w:r>
         <w:r>
           <w:rPr>
@@ -3629,7 +3626,7 @@
             <w:rStyle w:val="Hipervnculo"/>
             <w:noProof/>
           </w:rPr>
-          <w:t>“Título 3” del menú de estilos</w:t>
+          <w:t>Comparación con estudios previos y meta-análisis existentes</w:t>
         </w:r>
         <w:r>
           <w:rPr>
@@ -3650,7 +3647,7 @@
             <w:noProof/>
             <w:webHidden/>
           </w:rPr>
-          <w:instrText xml:space="preserve"> PAGEREF _Toc229999202 \h </w:instrText>
+          <w:instrText xml:space="preserve"> PAGEREF _Toc230635997 \h </w:instrText>
         </w:r>
         <w:r>
           <w:rPr>
@@ -3670,7 +3667,7 @@
             <w:noProof/>
             <w:webHidden/>
           </w:rPr>
-          <w:t>22</w:t>
+          <w:t>27</w:t>
         </w:r>
         <w:r>
           <w:rPr>
@@ -3683,9 +3680,9 @@
     </w:p>
     <w:p>
       <w:pPr>
-        <w:pStyle w:val="TDC2"/>
-        <w:tabs>
-          <w:tab w:val="left" w:pos="960"/>
+        <w:pStyle w:val="TDC3"/>
+        <w:tabs>
+          <w:tab w:val="left" w:pos="1440"/>
           <w:tab w:val="right" w:leader="dot" w:pos="9061"/>
         </w:tabs>
         <w:rPr>
@@ -3695,13 +3692,13 @@
           <w14:ligatures w14:val="standardContextual"/>
         </w:rPr>
       </w:pPr>
-      <w:hyperlink w:anchor="_Toc229999203" w:history="1">
+      <w:hyperlink w:anchor="_Toc230635998" w:history="1">
         <w:r>
           <w:rPr>
             <w:rStyle w:val="Hipervnculo"/>
             <w:noProof/>
           </w:rPr>
-          <w:t>5.3.</w:t>
+          <w:t>5.3.1.</w:t>
         </w:r>
         <w:r>
           <w:rPr>
@@ -3717,7 +3714,7 @@
             <w:rStyle w:val="Hipervnculo"/>
             <w:noProof/>
           </w:rPr>
-          <w:t>Comparación con estudios previos y meta-análisis existentes</w:t>
+          <w:t>“Título 3” del menú de estilos</w:t>
         </w:r>
         <w:r>
           <w:rPr>
@@ -3738,7 +3735,7 @@
             <w:noProof/>
             <w:webHidden/>
           </w:rPr>
-          <w:instrText xml:space="preserve"> PAGEREF _Toc229999203 \h </w:instrText>
+          <w:instrText xml:space="preserve"> PAGEREF _Toc230635998 \h </w:instrText>
         </w:r>
         <w:r>
           <w:rPr>
@@ -3758,7 +3755,7 @@
             <w:noProof/>
             <w:webHidden/>
           </w:rPr>
-          <w:t>22</w:t>
+          <w:t>27</w:t>
         </w:r>
         <w:r>
           <w:rPr>
@@ -3771,9 +3768,9 @@
     </w:p>
     <w:p>
       <w:pPr>
-        <w:pStyle w:val="TDC3"/>
-        <w:tabs>
-          <w:tab w:val="left" w:pos="1440"/>
+        <w:pStyle w:val="TDC1"/>
+        <w:tabs>
+          <w:tab w:val="left" w:pos="440"/>
           <w:tab w:val="right" w:leader="dot" w:pos="9061"/>
         </w:tabs>
         <w:rPr>
@@ -3783,13 +3780,13 @@
           <w14:ligatures w14:val="standardContextual"/>
         </w:rPr>
       </w:pPr>
-      <w:hyperlink w:anchor="_Toc229999204" w:history="1">
+      <w:hyperlink w:anchor="_Toc230635999" w:history="1">
         <w:r>
           <w:rPr>
             <w:rStyle w:val="Hipervnculo"/>
             <w:noProof/>
           </w:rPr>
-          <w:t>5.3.1.</w:t>
+          <w:t>6.</w:t>
         </w:r>
         <w:r>
           <w:rPr>
@@ -3805,7 +3802,7 @@
             <w:rStyle w:val="Hipervnculo"/>
             <w:noProof/>
           </w:rPr>
-          <w:t>“Título 3” del menú de estilos</w:t>
+          <w:t>Conclusiones</w:t>
         </w:r>
         <w:r>
           <w:rPr>
@@ -3826,7 +3823,7 @@
             <w:noProof/>
             <w:webHidden/>
           </w:rPr>
-          <w:instrText xml:space="preserve"> PAGEREF _Toc229999204 \h </w:instrText>
+          <w:instrText xml:space="preserve"> PAGEREF _Toc230635999 \h </w:instrText>
         </w:r>
         <w:r>
           <w:rPr>
@@ -3846,7 +3843,7 @@
             <w:noProof/>
             <w:webHidden/>
           </w:rPr>
-          <w:t>22</w:t>
+          <w:t>28</w:t>
         </w:r>
         <w:r>
           <w:rPr>
@@ -3859,9 +3856,9 @@
     </w:p>
     <w:p>
       <w:pPr>
-        <w:pStyle w:val="TDC1"/>
-        <w:tabs>
-          <w:tab w:val="left" w:pos="440"/>
+        <w:pStyle w:val="TDC2"/>
+        <w:tabs>
+          <w:tab w:val="left" w:pos="960"/>
           <w:tab w:val="right" w:leader="dot" w:pos="9061"/>
         </w:tabs>
         <w:rPr>
@@ -3871,13 +3868,13 @@
           <w14:ligatures w14:val="standardContextual"/>
         </w:rPr>
       </w:pPr>
-      <w:hyperlink w:anchor="_Toc229999205" w:history="1">
+      <w:hyperlink w:anchor="_Toc230636000" w:history="1">
         <w:r>
           <w:rPr>
             <w:rStyle w:val="Hipervnculo"/>
             <w:noProof/>
           </w:rPr>
-          <w:t>6.</w:t>
+          <w:t>6.1.</w:t>
         </w:r>
         <w:r>
           <w:rPr>
@@ -3893,7 +3890,7 @@
             <w:rStyle w:val="Hipervnculo"/>
             <w:noProof/>
           </w:rPr>
-          <w:t>Conclusiones</w:t>
+          <w:t>Conclusiones respecto a los objetivos planteados</w:t>
         </w:r>
         <w:r>
           <w:rPr>
@@ -3914,7 +3911,7 @@
             <w:noProof/>
             <w:webHidden/>
           </w:rPr>
-          <w:instrText xml:space="preserve"> PAGEREF _Toc229999205 \h </w:instrText>
+          <w:instrText xml:space="preserve"> PAGEREF _Toc230636000 \h </w:instrText>
         </w:r>
         <w:r>
           <w:rPr>
@@ -3934,7 +3931,7 @@
             <w:noProof/>
             <w:webHidden/>
           </w:rPr>
-          <w:t>23</w:t>
+          <w:t>28</w:t>
         </w:r>
         <w:r>
           <w:rPr>
@@ -3947,9 +3944,9 @@
     </w:p>
     <w:p>
       <w:pPr>
-        <w:pStyle w:val="TDC2"/>
-        <w:tabs>
-          <w:tab w:val="left" w:pos="960"/>
+        <w:pStyle w:val="TDC3"/>
+        <w:tabs>
+          <w:tab w:val="left" w:pos="1440"/>
           <w:tab w:val="right" w:leader="dot" w:pos="9061"/>
         </w:tabs>
         <w:rPr>
@@ -3959,13 +3956,13 @@
           <w14:ligatures w14:val="standardContextual"/>
         </w:rPr>
       </w:pPr>
-      <w:hyperlink w:anchor="_Toc229999206" w:history="1">
+      <w:hyperlink w:anchor="_Toc230636001" w:history="1">
         <w:r>
           <w:rPr>
             <w:rStyle w:val="Hipervnculo"/>
             <w:noProof/>
           </w:rPr>
-          <w:t>6.1.</w:t>
+          <w:t>6.1.1.</w:t>
         </w:r>
         <w:r>
           <w:rPr>
@@ -3981,7 +3978,7 @@
             <w:rStyle w:val="Hipervnculo"/>
             <w:noProof/>
           </w:rPr>
-          <w:t>Conclusiones respecto a los objetivos planteados</w:t>
+          <w:t>“Título 3” del menú de estilos</w:t>
         </w:r>
         <w:r>
           <w:rPr>
@@ -4002,7 +3999,7 @@
             <w:noProof/>
             <w:webHidden/>
           </w:rPr>
-          <w:instrText xml:space="preserve"> PAGEREF _Toc229999206 \h </w:instrText>
+          <w:instrText xml:space="preserve"> PAGEREF _Toc230636001 \h </w:instrText>
         </w:r>
         <w:r>
           <w:rPr>
@@ -4022,7 +4019,7 @@
             <w:noProof/>
             <w:webHidden/>
           </w:rPr>
-          <w:t>23</w:t>
+          <w:t>28</w:t>
         </w:r>
         <w:r>
           <w:rPr>
@@ -4035,9 +4032,9 @@
     </w:p>
     <w:p>
       <w:pPr>
-        <w:pStyle w:val="TDC3"/>
-        <w:tabs>
-          <w:tab w:val="left" w:pos="1440"/>
+        <w:pStyle w:val="TDC2"/>
+        <w:tabs>
+          <w:tab w:val="left" w:pos="960"/>
           <w:tab w:val="right" w:leader="dot" w:pos="9061"/>
         </w:tabs>
         <w:rPr>
@@ -4047,13 +4044,13 @@
           <w14:ligatures w14:val="standardContextual"/>
         </w:rPr>
       </w:pPr>
-      <w:hyperlink w:anchor="_Toc229999207" w:history="1">
+      <w:hyperlink w:anchor="_Toc230636002" w:history="1">
         <w:r>
           <w:rPr>
             <w:rStyle w:val="Hipervnculo"/>
             <w:noProof/>
           </w:rPr>
-          <w:t>6.1.1.</w:t>
+          <w:t>6.2.</w:t>
         </w:r>
         <w:r>
           <w:rPr>
@@ -4069,7 +4066,7 @@
             <w:rStyle w:val="Hipervnculo"/>
             <w:noProof/>
           </w:rPr>
-          <w:t>“Título 3” del menú de estilos</w:t>
+          <w:t>Líneas de investigación futuras</w:t>
         </w:r>
         <w:r>
           <w:rPr>
@@ -4090,7 +4087,7 @@
             <w:noProof/>
             <w:webHidden/>
           </w:rPr>
-          <w:instrText xml:space="preserve"> PAGEREF _Toc229999207 \h </w:instrText>
+          <w:instrText xml:space="preserve"> PAGEREF _Toc230636002 \h </w:instrText>
         </w:r>
         <w:r>
           <w:rPr>
@@ -4110,7 +4107,7 @@
             <w:noProof/>
             <w:webHidden/>
           </w:rPr>
-          <w:t>23</w:t>
+          <w:t>28</w:t>
         </w:r>
         <w:r>
           <w:rPr>
@@ -4123,9 +4120,9 @@
     </w:p>
     <w:p>
       <w:pPr>
-        <w:pStyle w:val="TDC2"/>
-        <w:tabs>
-          <w:tab w:val="left" w:pos="960"/>
+        <w:pStyle w:val="TDC3"/>
+        <w:tabs>
+          <w:tab w:val="left" w:pos="1440"/>
           <w:tab w:val="right" w:leader="dot" w:pos="9061"/>
         </w:tabs>
         <w:rPr>
@@ -4135,13 +4132,13 @@
           <w14:ligatures w14:val="standardContextual"/>
         </w:rPr>
       </w:pPr>
-      <w:hyperlink w:anchor="_Toc229999208" w:history="1">
+      <w:hyperlink w:anchor="_Toc230636003" w:history="1">
         <w:r>
           <w:rPr>
             <w:rStyle w:val="Hipervnculo"/>
             <w:noProof/>
           </w:rPr>
-          <w:t>6.2.</w:t>
+          <w:t>6.2.1.</w:t>
         </w:r>
         <w:r>
           <w:rPr>
@@ -4157,7 +4154,7 @@
             <w:rStyle w:val="Hipervnculo"/>
             <w:noProof/>
           </w:rPr>
-          <w:t>Líneas de investigación futuras</w:t>
+          <w:t>“Título 3” del menú de estilos</w:t>
         </w:r>
         <w:r>
           <w:rPr>
@@ -4178,7 +4175,7 @@
             <w:noProof/>
             <w:webHidden/>
           </w:rPr>
-          <w:instrText xml:space="preserve"> PAGEREF _Toc229999208 \h </w:instrText>
+          <w:instrText xml:space="preserve"> PAGEREF _Toc230636003 \h </w:instrText>
         </w:r>
         <w:r>
           <w:rPr>
@@ -4198,7 +4195,7 @@
             <w:noProof/>
             <w:webHidden/>
           </w:rPr>
-          <w:t>23</w:t>
+          <w:t>28</w:t>
         </w:r>
         <w:r>
           <w:rPr>
@@ -4211,9 +4208,8 @@
     </w:p>
     <w:p>
       <w:pPr>
-        <w:pStyle w:val="TDC3"/>
-        <w:tabs>
-          <w:tab w:val="left" w:pos="1440"/>
+        <w:pStyle w:val="TDC1"/>
+        <w:tabs>
           <w:tab w:val="right" w:leader="dot" w:pos="9061"/>
         </w:tabs>
         <w:rPr>
@@ -4223,39 +4219,23 @@
           <w14:ligatures w14:val="standardContextual"/>
         </w:rPr>
       </w:pPr>
-      <w:hyperlink w:anchor="_Toc229999209" w:history="1">
+      <w:hyperlink w:anchor="_Toc230636004" w:history="1">
         <w:r>
           <w:rPr>
             <w:rStyle w:val="Hipervnculo"/>
             <w:noProof/>
           </w:rPr>
-          <w:t>6.2.1.</w:t>
-        </w:r>
-        <w:r>
-          <w:rPr>
-            <w:rFonts w:eastAsiaTheme="minorEastAsia" w:cstheme="minorBidi"/>
-            <w:noProof/>
-            <w:kern w:val="2"/>
-            <w14:ligatures w14:val="standardContextual"/>
+          <w:t>Referencias bibliográficas</w:t>
+        </w:r>
+        <w:r>
+          <w:rPr>
+            <w:noProof/>
+            <w:webHidden/>
           </w:rPr>
           <w:tab/>
         </w:r>
         <w:r>
           <w:rPr>
-            <w:rStyle w:val="Hipervnculo"/>
-            <w:noProof/>
-          </w:rPr>
-          <w:t>“Título 3” del menú de estilos</w:t>
-        </w:r>
-        <w:r>
-          <w:rPr>
-            <w:noProof/>
-            <w:webHidden/>
-          </w:rPr>
-          <w:tab/>
-        </w:r>
-        <w:r>
-          <w:rPr>
             <w:noProof/>
             <w:webHidden/>
           </w:rPr>
@@ -4266,7 +4246,7 @@
             <w:noProof/>
             <w:webHidden/>
           </w:rPr>
-          <w:instrText xml:space="preserve"> PAGEREF _Toc229999209 \h </w:instrText>
+          <w:instrText xml:space="preserve"> PAGEREF _Toc230636004 \h </w:instrText>
         </w:r>
         <w:r>
           <w:rPr>
@@ -4286,7 +4266,7 @@
             <w:noProof/>
             <w:webHidden/>
           </w:rPr>
-          <w:t>23</w:t>
+          <w:t>29</w:t>
         </w:r>
         <w:r>
           <w:rPr>
@@ -4301,6 +4281,7 @@
       <w:pPr>
         <w:pStyle w:val="TDC1"/>
         <w:tabs>
+          <w:tab w:val="left" w:pos="1200"/>
           <w:tab w:val="right" w:leader="dot" w:pos="9061"/>
         </w:tabs>
         <w:rPr>
@@ -4310,79 +4291,7 @@
           <w14:ligatures w14:val="standardContextual"/>
         </w:rPr>
       </w:pPr>
-      <w:hyperlink w:anchor="_Toc229999210" w:history="1">
-        <w:r>
-          <w:rPr>
-            <w:rStyle w:val="Hipervnculo"/>
-            <w:noProof/>
-          </w:rPr>
-          <w:t>Referencias bibliográficas</w:t>
-        </w:r>
-        <w:r>
-          <w:rPr>
-            <w:noProof/>
-            <w:webHidden/>
-          </w:rPr>
-          <w:tab/>
-        </w:r>
-        <w:r>
-          <w:rPr>
-            <w:noProof/>
-            <w:webHidden/>
-          </w:rPr>
-          <w:fldChar w:fldCharType="begin"/>
-        </w:r>
-        <w:r>
-          <w:rPr>
-            <w:noProof/>
-            <w:webHidden/>
-          </w:rPr>
-          <w:instrText xml:space="preserve"> PAGEREF _Toc229999210 \h </w:instrText>
-        </w:r>
-        <w:r>
-          <w:rPr>
-            <w:noProof/>
-            <w:webHidden/>
-          </w:rPr>
-        </w:r>
-        <w:r>
-          <w:rPr>
-            <w:noProof/>
-            <w:webHidden/>
-          </w:rPr>
-          <w:fldChar w:fldCharType="separate"/>
-        </w:r>
-        <w:r>
-          <w:rPr>
-            <w:noProof/>
-            <w:webHidden/>
-          </w:rPr>
-          <w:t>24</w:t>
-        </w:r>
-        <w:r>
-          <w:rPr>
-            <w:noProof/>
-            <w:webHidden/>
-          </w:rPr>
-          <w:fldChar w:fldCharType="end"/>
-        </w:r>
-      </w:hyperlink>
-    </w:p>
-    <w:p>
-      <w:pPr>
-        <w:pStyle w:val="TDC1"/>
-        <w:tabs>
-          <w:tab w:val="left" w:pos="1200"/>
-          <w:tab w:val="right" w:leader="dot" w:pos="9061"/>
-        </w:tabs>
-        <w:rPr>
-          <w:rFonts w:eastAsiaTheme="minorEastAsia" w:cstheme="minorBidi"/>
-          <w:noProof/>
-          <w:kern w:val="2"/>
-          <w14:ligatures w14:val="standardContextual"/>
-        </w:rPr>
-      </w:pPr>
-      <w:hyperlink w:anchor="_Toc229999211" w:history="1">
+      <w:hyperlink w:anchor="_Toc230636005" w:history="1">
         <w:r>
           <w:rPr>
             <w:rStyle w:val="Hipervnculo"/>
@@ -4425,7 +4334,7 @@
             <w:noProof/>
             <w:webHidden/>
           </w:rPr>
-          <w:instrText xml:space="preserve"> PAGEREF _Toc229999211 \h </w:instrText>
+          <w:instrText xml:space="preserve"> PAGEREF _Toc230636005 \h </w:instrText>
         </w:r>
         <w:r>
           <w:rPr>
@@ -4445,7 +4354,7 @@
             <w:noProof/>
             <w:webHidden/>
           </w:rPr>
-          <w:t>26</w:t>
+          <w:t>30</w:t>
         </w:r>
         <w:r>
           <w:rPr>
@@ -4564,7 +4473,7 @@
             <w:noProof/>
             <w:webHidden/>
           </w:rPr>
-          <w:t>9</w:t>
+          <w:t>36</w:t>
         </w:r>
         <w:r>
           <w:rPr>
@@ -4672,7 +4581,7 @@
             <w:noProof/>
             <w:webHidden/>
           </w:rPr>
-          <w:t>19</w:t>
+          <w:t>20</w:t>
         </w:r>
         <w:r>
           <w:rPr>
@@ -4743,7 +4652,7 @@
             <w:noProof/>
             <w:webHidden/>
           </w:rPr>
-          <w:t>25</w:t>
+          <w:t>36</w:t>
         </w:r>
         <w:r>
           <w:rPr>
@@ -4770,7 +4679,7 @@
       <w:r>
         <w:br w:type="page"/>
       </w:r>
-      <w:bookmarkStart w:id="5" w:name="_Toc229999170"/>
+      <w:bookmarkStart w:id="4" w:name="_Toc230635965"/>
       <w:r>
         <w:rPr>
           <w:caps w:val="0"/>
@@ -4778,6 +4687,22 @@
         <w:lastRenderedPageBreak/>
         <w:t>Introducción</w:t>
       </w:r>
+      <w:bookmarkEnd w:id="4"/>
+    </w:p>
+    <w:p>
+      <w:pPr>
+        <w:pStyle w:val="Ttulo2"/>
+        <w:rPr>
+          <w:caps w:val="0"/>
+        </w:rPr>
+      </w:pPr>
+      <w:bookmarkStart w:id="5" w:name="_Toc230635966"/>
+      <w:r>
+        <w:rPr>
+          <w:caps w:val="0"/>
+        </w:rPr>
+        <w:t>Justificación</w:t>
+      </w:r>
       <w:bookmarkEnd w:id="5"/>
     </w:p>
     <w:p>
@@ -4787,12 +4712,12 @@
           <w:caps w:val="0"/>
         </w:rPr>
       </w:pPr>
-      <w:bookmarkStart w:id="6" w:name="_Toc229999171"/>
+      <w:bookmarkStart w:id="6" w:name="_Toc230635967"/>
       <w:r>
         <w:rPr>
           <w:caps w:val="0"/>
         </w:rPr>
-        <w:t>Justificación</w:t>
+        <w:t>Planteamiento del Problema</w:t>
       </w:r>
       <w:bookmarkEnd w:id="6"/>
     </w:p>
@@ -4803,30 +4728,14 @@
           <w:caps w:val="0"/>
         </w:rPr>
       </w:pPr>
-      <w:bookmarkStart w:id="7" w:name="_Toc229999172"/>
+      <w:bookmarkStart w:id="7" w:name="_Toc230635968"/>
       <w:r>
         <w:rPr>
           <w:caps w:val="0"/>
         </w:rPr>
-        <w:t>Planteamiento del Problema</w:t>
+        <w:t>Objetivos del Estudio</w:t>
       </w:r>
       <w:bookmarkEnd w:id="7"/>
-    </w:p>
-    <w:p>
-      <w:pPr>
-        <w:pStyle w:val="Ttulo2"/>
-        <w:rPr>
-          <w:caps w:val="0"/>
-        </w:rPr>
-      </w:pPr>
-      <w:bookmarkStart w:id="8" w:name="_Toc229999173"/>
-      <w:r>
-        <w:rPr>
-          <w:caps w:val="0"/>
-        </w:rPr>
-        <w:t>Objetivos del Estudio</w:t>
-      </w:r>
-      <w:bookmarkEnd w:id="8"/>
     </w:p>
     <w:p>
       <w:r>
@@ -4915,10 +4824,7 @@
         </w:numPr>
       </w:pPr>
       <w:r>
-        <w:t xml:space="preserve">Identificar genes significativamente </w:t>
-      </w:r>
-      <w:r>
-        <w:t>diferenciados</w:t>
+        <w:t>Identificar genes significativamente alterados</w:t>
       </w:r>
       <w:r>
         <w:t xml:space="preserve">, </w:t>
@@ -4978,7 +4884,7 @@
       <w:pPr>
         <w:pStyle w:val="Ttulo1"/>
       </w:pPr>
-      <w:bookmarkStart w:id="9" w:name="_Toc229999174"/>
+      <w:bookmarkStart w:id="8" w:name="_Toc230635969"/>
       <w:r>
         <w:rPr>
           <w:caps w:val="0"/>
@@ -4986,369 +4892,379 @@
         <w:lastRenderedPageBreak/>
         <w:t>Marco teórico</w:t>
       </w:r>
+      <w:bookmarkEnd w:id="8"/>
+    </w:p>
+    <w:p>
+      <w:pPr>
+        <w:pStyle w:val="Ttulo2"/>
+        <w:rPr>
+          <w:caps w:val="0"/>
+        </w:rPr>
+      </w:pPr>
+      <w:bookmarkStart w:id="9" w:name="_Toc230635970"/>
+      <w:r>
+        <w:rPr>
+          <w:caps w:val="0"/>
+        </w:rPr>
+        <w:t>El Adenocarcinoma Colorrectal (CRC)</w:t>
+      </w:r>
       <w:bookmarkEnd w:id="9"/>
     </w:p>
     <w:p>
+      <w:r>
+        <w:t xml:space="preserve">El cáncer colorrectal (CRC) representa un desafío de primer orden para la salud debido a su elevada incidencia y mortalidad. </w:t>
+      </w:r>
+      <w:r>
+        <w:t>De acuerdo con</w:t>
+      </w:r>
+      <w:r>
+        <w:t xml:space="preserve"> las estimaciones más recientes del proyecto GLOBOCAN</w:t>
+      </w:r>
+      <w:r>
+        <w:fldChar w:fldCharType="begin"/>
+      </w:r>
+      <w:r>
+        <w:instrText xml:space="preserve"> ADDIN ZOTERO_ITEM CSL_CITATION {"citationID":"yuU3R4M3","properties":{"unsorted":false,"formattedCitation":"(1)","plainCitation":"(1)","noteIndex":0},"citationItems":[{"id":17,"uris":["http://zotero.org/users/local/sechomLT/items/6Y52Z7JV"],"itemData":{"id":17,"type":"article-journal","abstract":"This article presents global cancer statistics by world region for the year 2022 based on updated estimates from the International Agency for Research on Cancer (IARC). There were close to 20 million new cases of cancer in the year 2022 (including nonmelanoma skin cancers [NMSCs]) alongside 9.7 million deaths from cancer (including NMSC). The estimates suggest that approximately one in five men or women develop cancer in a lifetime, whereas around one in nine men and one in 12 women die from it. Lung cancer was the most frequently diagnosed cancer in 2022, responsible for almost 2.5 million new cases, or one in eight cancers worldwide (12.4% of all cancers globally), followed by cancers of the female breast (11.6%), colorectum (9.6%), prostate (7.3%), and stomach (4.9%). Lung cancer was also the leading cause of cancer death, with an estimated 1.8 million deaths (18.7%), followed by colorectal (9.3%), liver (7.8%), female breast (6.9%), and stomach (6.8%) cancers. Breast cancer and lung cancer were the most frequent cancers in women and men, respectively (both cases and deaths). Incidence rates (including NMSC) varied from four-fold to five-fold across world regions, from over 500 in Australia/New Zealand (507.9 per 100,000) to under 100 in Western Africa (97.1 per 100,000) among men, and from over 400 in Australia/New Zealand (410.5 per 100,000) to close to 100 in South-Central Asia (103.3 per 100,000) among women. The authors examine the geographic variability across 20 world regions for the 10 leading cancer types, discussing recent trends, the underlying determinants, and the prospects for global cancer prevention and control. With demographics-based predictions indicating that the number of new cases of cancer will reach 35 million by 2050, investments in prevention, including the targeting of key risk factors for cancer (including smoking, overweight and obesity, and infection), could avert millions of future cancer diagnoses and save many lives worldwide, bringing huge economic as well as societal dividends to countries over the forthcoming decades.","container-title":"CA: a cancer journal for clinicians","DOI":"10.3322/caac.21834","ISSN":"1542-4863","issue":"3","journalAbbreviation":"CA Cancer J Clin","language":"eng","page":"229-263","PMID":"38572751","source":"PubMed","title":"Global cancer statistics 2022: GLOBOCAN estimates of incidence and mortality worldwide for 36 cancers in 185 countries","title-short":"Global cancer statistics 2022","volume":"74","author":[{"family":"Bray","given":"Freddie"},{"family":"Laversanne","given":"Mathieu"},{"family":"Sung","given":"Hyuna"},{"family":"Ferlay","given":"Jacques"},{"family":"Siegel","given":"Rebecca L."},{"family":"Soerjomataram","given":"Isabelle"},{"family":"Jemal","given":"Ahmedin"}],"issued":{"date-parts":[["2024"]]}}}],"schema":"https://github.com/citation-style-language/schema/raw/master/csl-citation.json"} </w:instrText>
+      </w:r>
+      <w:r>
+        <w:fldChar w:fldCharType="separate"/>
+      </w:r>
+      <w:r>
+        <w:rPr>
+          <w:rFonts w:ascii="Calibri" w:hAnsi="Calibri" w:cs="Calibri"/>
+        </w:rPr>
+        <w:t>(1)</w:t>
+      </w:r>
+      <w:r>
+        <w:fldChar w:fldCharType="end"/>
+      </w:r>
+      <w:r>
+        <w:t xml:space="preserve">, el CRC se sitúa como el tercer tipo de cáncer más diagnosticado a nivel mundial </w:t>
+      </w:r>
+      <w:r>
+        <w:t xml:space="preserve">(9.6 %) </w:t>
+      </w:r>
+      <w:r>
+        <w:t>y la segunda causa principal de muerte por cáncer</w:t>
+      </w:r>
+      <w:r>
+        <w:t xml:space="preserve"> (</w:t>
+      </w:r>
+      <w:r>
+        <w:t>9.3 %</w:t>
+      </w:r>
+      <w:r>
+        <w:t>)</w:t>
+      </w:r>
+      <w:r>
+        <w:t>, con aproximadamente 1.9 millones de nuevos casos y más de 900,000 defunciones anuales.</w:t>
+      </w:r>
+      <w:r>
+        <w:t xml:space="preserve"> S</w:t>
+      </w:r>
+      <w:r>
+        <w:t xml:space="preserve">egún los cálculos de </w:t>
+      </w:r>
+      <w:r>
+        <w:t xml:space="preserve">la </w:t>
+      </w:r>
+      <w:r>
+        <w:t>Red Española de Registros de Cáncer (REDECAN)</w:t>
+      </w:r>
+      <w:r>
+        <w:t xml:space="preserve">, se prevé que este tipo de </w:t>
+      </w:r>
+      <w:r>
+        <w:t>neoplasia</w:t>
+      </w:r>
+      <w:r>
+        <w:t xml:space="preserve"> sea </w:t>
+      </w:r>
+      <w:r>
+        <w:t>la</w:t>
+      </w:r>
+      <w:r>
+        <w:t xml:space="preserve"> que más se diagnostique en España en 2026 con </w:t>
+      </w:r>
+      <w:r>
+        <w:t xml:space="preserve">aproximadamente </w:t>
+      </w:r>
+      <w:r>
+        <w:t>44.</w:t>
+      </w:r>
+      <w:r>
+        <w:t>000</w:t>
+      </w:r>
+      <w:r>
+        <w:t xml:space="preserve"> </w:t>
+      </w:r>
+      <w:r>
+        <w:t xml:space="preserve">nuevos </w:t>
+      </w:r>
+      <w:r>
+        <w:t>casos</w:t>
+      </w:r>
+      <w:r>
+        <w:t xml:space="preserve">; siendo también </w:t>
+      </w:r>
+      <w:r>
+        <w:t>la</w:t>
+      </w:r>
+      <w:r>
+        <w:t xml:space="preserve"> segund</w:t>
+      </w:r>
+      <w:r>
+        <w:t>a</w:t>
+      </w:r>
+      <w:r>
+        <w:t xml:space="preserve"> con mayor tasa de mortalidad (</w:t>
+      </w:r>
+      <w:r>
+        <w:t>10.451</w:t>
+      </w:r>
+      <w:r>
+        <w:t xml:space="preserve"> fallecidos</w:t>
+      </w:r>
+      <w:r>
+        <w:t xml:space="preserve"> en 2024</w:t>
+      </w:r>
+      <w:r>
+        <w:t>)</w:t>
+      </w:r>
+      <w:r>
+        <w:fldChar w:fldCharType="begin"/>
+      </w:r>
+      <w:r>
+        <w:instrText xml:space="preserve"> ADDIN ZOTERO_ITEM CSL_CITATION {"citationID":"ekXX4HLj","properties":{"unsorted":false,"formattedCitation":"(2)","plainCitation":"(2)","noteIndex":0},"citationItems":[{"id":32,"uris":["http://zotero.org/users/local/sechomLT/items/TI8CZ6KY"],"itemData":{"id":32,"type":"report","ISBN":"978-84-09-82151-8","publisher":"SEOM","title":"Las Cifras del Cáncer en España 2026","URL":"https://seom.org/images/Las_Cifras_del_Cancer_en_Espanya_2026.pdf","author":[{"literal":"Sociedad Española de Oncología Médica (SEOM)"}],"issued":{"date-parts":[["2026"]]}}}],"schema":"https://github.com/citation-style-language/schema/raw/master/csl-citation.json"} </w:instrText>
+      </w:r>
+      <w:r>
+        <w:fldChar w:fldCharType="separate"/>
+      </w:r>
+      <w:r>
+        <w:rPr>
+          <w:rFonts w:ascii="Calibri" w:hAnsi="Calibri" w:cs="Calibri"/>
+        </w:rPr>
+        <w:t>(2)</w:t>
+      </w:r>
+      <w:r>
+        <w:fldChar w:fldCharType="end"/>
+      </w:r>
+      <w:r>
+        <w:t>.</w:t>
+      </w:r>
+    </w:p>
+    <w:p>
+      <w:r>
+        <w:t>Más allá de estas cifras, se ha documentado un incremento notable de la incidencia en regiones en vías de desarrollo, tales como Europa del Este, el sudeste y centro de Asia, y América del Sur</w:t>
+      </w:r>
+      <w:r>
+        <w:fldChar w:fldCharType="begin"/>
+      </w:r>
+      <w:r>
+        <w:instrText xml:space="preserve"> ADDIN ZOTERO_ITEM CSL_CITATION {"citationID":"OHiW2Rj1","properties":{"unsorted":false,"formattedCitation":"(1)","plainCitation":"(1)","noteIndex":0},"citationItems":[{"id":17,"uris":["http://zotero.org/users/local/sechomLT/items/6Y52Z7JV"],"itemData":{"id":17,"type":"article-journal","abstract":"This article presents global cancer statistics by world region for the year 2022 based on updated estimates from the International Agency for Research on Cancer (IARC). There were close to 20 million new cases of cancer in the year 2022 (including nonmelanoma skin cancers [NMSCs]) alongside 9.7 million deaths from cancer (including NMSC). The estimates suggest that approximately one in five men or women develop cancer in a lifetime, whereas around one in nine men and one in 12 women die from it. Lung cancer was the most frequently diagnosed cancer in 2022, responsible for almost 2.5 million new cases, or one in eight cancers worldwide (12.4% of all cancers globally), followed by cancers of the female breast (11.6%), colorectum (9.6%), prostate (7.3%), and stomach (4.9%). Lung cancer was also the leading cause of cancer death, with an estimated 1.8 million deaths (18.7%), followed by colorectal (9.3%), liver (7.8%), female breast (6.9%), and stomach (6.8%) cancers. Breast cancer and lung cancer were the most frequent cancers in women and men, respectively (both cases and deaths). Incidence rates (including NMSC) varied from four-fold to five-fold across world regions, from over 500 in Australia/New Zealand (507.9 per 100,000) to under 100 in Western Africa (97.1 per 100,000) among men, and from over 400 in Australia/New Zealand (410.5 per 100,000) to close to 100 in South-Central Asia (103.3 per 100,000) among women. The authors examine the geographic variability across 20 world regions for the 10 leading cancer types, discussing recent trends, the underlying determinants, and the prospects for global cancer prevention and control. With demographics-based predictions indicating that the number of new cases of cancer will reach 35 million by 2050, investments in prevention, including the targeting of key risk factors for cancer (including smoking, overweight and obesity, and infection), could avert millions of future cancer diagnoses and save many lives worldwide, bringing huge economic as well as societal dividends to countries over the forthcoming decades.","container-title":"CA: a cancer journal for clinicians","DOI":"10.3322/caac.21834","ISSN":"1542-4863","issue":"3","journalAbbreviation":"CA Cancer J Clin","language":"eng","page":"229-263","PMID":"38572751","source":"PubMed","title":"Global cancer statistics 2022: GLOBOCAN estimates of incidence and mortality worldwide for 36 cancers in 185 countries","title-short":"Global cancer statistics 2022","volume":"74","author":[{"family":"Bray","given":"Freddie"},{"family":"Laversanne","given":"Mathieu"},{"family":"Sung","given":"Hyuna"},{"family":"Ferlay","given":"Jacques"},{"family":"Siegel","given":"Rebecca L."},{"family":"Soerjomataram","given":"Isabelle"},{"family":"Jemal","given":"Ahmedin"}],"issued":{"date-parts":[["2024"]]}}}],"schema":"https://github.com/citation-style-language/schema/raw/master/csl-citation.json"} </w:instrText>
+      </w:r>
+      <w:r>
+        <w:fldChar w:fldCharType="separate"/>
+      </w:r>
+      <w:r>
+        <w:rPr>
+          <w:rFonts w:ascii="Calibri" w:hAnsi="Calibri" w:cs="Calibri"/>
+        </w:rPr>
+        <w:t>(1)</w:t>
+      </w:r>
+      <w:r>
+        <w:fldChar w:fldCharType="end"/>
+      </w:r>
+      <w:r>
+        <w:t>.</w:t>
+      </w:r>
+      <w:r>
+        <w:rPr>
+          <w:rFonts w:ascii="Times New Roman" w:hAnsi="Times New Roman"/>
+        </w:rPr>
+        <w:t xml:space="preserve"> </w:t>
+      </w:r>
+      <w:r>
+        <w:t>Este fenómeno se atribuye, en gran medida, a la adopción de hábitos de vida</w:t>
+      </w:r>
+      <w:r>
+        <w:t xml:space="preserve"> </w:t>
+      </w:r>
+      <w:r>
+        <w:t xml:space="preserve">occidentalizados, </w:t>
+      </w:r>
+      <w:r>
+        <w:t>los cuales suponen</w:t>
+      </w:r>
+      <w:r>
+        <w:t xml:space="preserve"> cambios drásticos en los patrones dietéticos y de conducta. Factores ambientales como el sedentarismo, el tabaquismo</w:t>
+      </w:r>
+      <w:r>
+        <w:t>, la disbiosis intestinal</w:t>
+      </w:r>
+      <w:r>
+        <w:t>, el consumo de alcohol y una dieta caracterizada por el exceso de carnes rojas y alimentos ultraprocesados actúan como promotores críticos de la carcinogénesis, elevando significativamente el riesgo de desarrollar esta patología</w:t>
+      </w:r>
+      <w:r>
+        <w:fldChar w:fldCharType="begin"/>
+      </w:r>
+      <w:r>
+        <w:instrText xml:space="preserve"> ADDIN ZOTERO_ITEM CSL_CITATION {"citationID":"AX4TLJIH","properties":{"unsorted":false,"formattedCitation":"(1\\uc0\\u8211{}3)","plainCitation":"(1–3)","noteIndex":0},"citationItems":[{"id":17,"uris":["http://zotero.org/users/local/sechomLT/items/6Y52Z7JV"],"itemData":{"id":17,"type":"article-journal","abstract":"This article presents global cancer statistics by world region for the year 2022 based on updated estimates from the International Agency for Research on Cancer (IARC). There were close to 20 million new cases of cancer in the year 2022 (including nonmelanoma skin cancers [NMSCs]) alongside 9.7 million deaths from cancer (including NMSC). The estimates suggest that approximately one in five men or women develop cancer in a lifetime, whereas around one in nine men and one in 12 women die from it. Lung cancer was the most frequently diagnosed cancer in 2022, responsible for almost 2.5 million new cases, or one in eight cancers worldwide (12.4% of all cancers globally), followed by cancers of the female breast (11.6%), colorectum (9.6%), prostate (7.3%), and stomach (4.9%). Lung cancer was also the leading cause of cancer death, with an estimated 1.8 million deaths (18.7%), followed by colorectal (9.3%), liver (7.8%), female breast (6.9%), and stomach (6.8%) cancers. Breast cancer and lung cancer were the most frequent cancers in women and men, respectively (both cases and deaths). Incidence rates (including NMSC) varied from four-fold to five-fold across world regions, from over 500 in Australia/New Zealand (507.9 per 100,000) to under 100 in Western Africa (97.1 per 100,000) among men, and from over 400 in Australia/New Zealand (410.5 per 100,000) to close to 100 in South-Central Asia (103.3 per 100,000) among women. The authors examine the geographic variability across 20 world regions for the 10 leading cancer types, discussing recent trends, the underlying determinants, and the prospects for global cancer prevention and control. With demographics-based predictions indicating that the number of new cases of cancer will reach 35 million by 2050, investments in prevention, including the targeting of key risk factors for cancer (including smoking, overweight and obesity, and infection), could avert millions of future cancer diagnoses and save many lives worldwide, bringing huge economic as well as societal dividends to countries over the forthcoming decades.","container-title":"CA: a cancer journal for clinicians","DOI":"10.3322/caac.21834","ISSN":"1542-4863","issue":"3","journalAbbreviation":"CA Cancer J Clin","language":"eng","page":"229-263","PMID":"38572751","source":"PubMed","title":"Global cancer statistics 2022: GLOBOCAN estimates of incidence and mortality worldwide for 36 cancers in 185 countries","title-short":"Global cancer statistics 2022","volume":"74","author":[{"family":"Bray","given":"Freddie"},{"family":"Laversanne","given":"Mathieu"},{"family":"Sung","given":"Hyuna"},{"family":"Ferlay","given":"Jacques"},{"family":"Siegel","given":"Rebecca L."},{"family":"Soerjomataram","given":"Isabelle"},{"family":"Jemal","given":"Ahmedin"}],"issued":{"date-parts":[["2024"]]}}},{"id":32,"uris":["http://zotero.org/users/local/sechomLT/items/TI8CZ6KY"],"itemData":{"id":32,"type":"report","ISBN":"978-84-09-82151-8","publisher":"SEOM","title":"Las Cifras del Cáncer en España 2026","URL":"https://seom.org/images/Las_Cifras_del_Cancer_en_Espanya_2026.pdf","author":[{"literal":"Sociedad Española de Oncología Médica (SEOM)"}],"issued":{"date-parts":[["2026"]]}}},{"id":35,"uris":["http://zotero.org/users/local/sechomLT/items/BQ8KHV3Z"],"itemData":{"id":35,"type":"article-journal","abstract":"Colorectal cancer (CRC) constitutes a prominent global health burden, being the third most frequently diagnosed malignancy in terms of incidence and the second leading cause of cancer-associated death across the globe. Malignant transformation of colonic epithelial cells stems from the intricate dysregulation of intracellular signal transduction networks. Although targeted therapies have substantially improved patient survival relative to traditional treatments, the complexity of the molecular networks driving carcinogenesis continues to limit the overall prognosis. This review delineates the core signaling cascades governing CRC initiation and progression, with emphasis on the molecular hallmarks of the disease. Drawing on a growing body of high-quality preclinical and clinical evidence, we summarize currently available targeted agents and critically evaluate their underlying mechanisms of action and clinical curative effects, and inherent limitations within the contemporary therapeutic landscape. In addition, we discuss how recent advances in immune checkpoint inhibitors (ICIs) along with a deeper understanding of the tumor microenvironment are shaping global clinical guidelines and revealing promising new targets and combinatorial strategies. In summary, expanding insights into oncogenic signaling pathways are guiding the development of novel treatments and enabling the identification of key elements amenable to pharmacological intervention. Ultimately, this review aims to support the rational design of precise and personalized therapeutic strategies to improve CRC prognosis.","container-title":"Molecular Biomedicine","DOI":"10.1186/s43556-026-00433-4","ISSN":"2662-8651","journalAbbreviation":"Mol Biomed","page":"32","PMID":"41826571","PMCID":"PMC12988139","source":"PubMed Central","title":"Colorectal cancer pathogenesis, oncogenic signaling networks and targeted therapeutic advances","URL":"https://pmc.ncbi.nlm.nih.gov/articles/PMC12988139/","volume":"7","author":[{"family":"Chen","given":"Yue"},{"family":"Zhang","given":"Jiaqi"},{"family":"Ding","given":"Yi"},{"family":"Zhu","given":"Fang"},{"family":"Chen","given":"Yinnan"}],"accessed":{"date-parts":[["2026",5,11]]},"issued":{"date-parts":[["2026",3,14]]}}}],"schema":"https://github.com/citation-style-language/schema/raw/master/csl-citation.json"} </w:instrText>
+      </w:r>
+      <w:r>
+        <w:fldChar w:fldCharType="separate"/>
+      </w:r>
+      <w:r>
+        <w:rPr>
+          <w:rFonts w:ascii="Calibri" w:hAnsi="Calibri" w:cs="Calibri"/>
+        </w:rPr>
+        <w:t>(1–3)</w:t>
+      </w:r>
+      <w:r>
+        <w:fldChar w:fldCharType="end"/>
+      </w:r>
+      <w:r>
+        <w:t>.</w:t>
+      </w:r>
+    </w:p>
+    <w:p>
+      <w:r>
+        <w:t xml:space="preserve">Desde una perspectiva clínica, el CRC se define como una neoplasia maligna </w:t>
+      </w:r>
+      <w:r>
+        <w:t>caracterizada</w:t>
+      </w:r>
+      <w:r>
+        <w:t xml:space="preserve"> por la proliferación celular descontrolada en los tejidos que conforman el tramo distal del tracto digestivo, específicamente en el colon y el recto</w:t>
+      </w:r>
+      <w:r>
+        <w:fldChar w:fldCharType="begin"/>
+      </w:r>
+      <w:r>
+        <w:instrText xml:space="preserve"> ADDIN ZOTERO_ITEM CSL_CITATION {"citationID":"b6Gg8Iop","properties":{"unsorted":false,"formattedCitation":"(4)","plainCitation":"(4)","noteIndex":0},"citationItems":[{"id":10,"uris":["http://zotero.org/users/local/sechomLT/items/PUDVKYZ9"],"itemData":{"id":10,"type":"article-journal","abstract":"Colorectal cancer (CRC) is a diverse disease entity and a leading cause of cancer-related mortality worldwide. CRC results from the accumulation of multiple genetic and epigenetic alterations. This heterogeneity of CRC underscores the significance of understanding its molecular landscape, as variations in tumor genetics can greatly influence both patient prognosis and therapeutic response. The molecular complexity of CRC is defined by three major carcinogenesis pathways: chromosomal instability (CIN), microsatellite instability (MSI), and the CpG island methylator phenotype (CIMP). These pathways contribute to the onset and progression of CRC through mutations, epigenetic modifications, and dysregulated cellular signalling networks. The heterogeneous nature of CRC continues to pose challenges in identifying universally effective treatments, highlighting the need for personalized approaches. Hence, the present review aims at unravelling the molecular complexity of CRC that is essential for improving diagnosis, prognostication, and treatment. We detail on the current understanding of the molecular framework of CRC, central signalling pathways of CRC associated with its initiation to a malignant phenotype, further invasion, progression, metastases, and response to therapy. Continued research into CRC’s pathways and biomarkers will pave the way for the development of more precise and effective therapeutic strategies, ultimately improving patient outcomes.","container-title":"Cancer Management and Research","DOI":"10.2147/CMAR.S481656","ISSN":"1179-1322","journalAbbreviation":"Cancer Manag Res","page":"1389-1403","PMID":"39403607","PMCID":"PMC11472760","source":"PubMed Central","title":"Molecular Complexity of Colorectal Cancer: Pathways, Biomarkers, and Therapeutic Strategies","title-short":"Molecular Complexity of Colorectal Cancer","URL":"https://pmc.ncbi.nlm.nih.gov/articles/PMC11472760/","volume":"16","author":[{"family":"Yang","given":"Zhengdong"},{"family":"Wang","given":"Xinyang"},{"family":"Zhou","given":"Huiying"},{"family":"Jiang","given":"Minghan"},{"family":"Wang","given":"Jinghui"},{"family":"Sui","given":"Bowen"}],"accessed":{"date-parts":[["2026",5,11]]},"issued":{"date-parts":[["2024",10,10]]}}}],"schema":"https://github.com/citation-style-language/schema/raw/master/csl-citation.json"} </w:instrText>
+      </w:r>
+      <w:r>
+        <w:fldChar w:fldCharType="separate"/>
+      </w:r>
+      <w:r>
+        <w:rPr>
+          <w:rFonts w:ascii="Calibri" w:hAnsi="Calibri" w:cs="Calibri"/>
+        </w:rPr>
+        <w:t>(4)</w:t>
+      </w:r>
+      <w:r>
+        <w:fldChar w:fldCharType="end"/>
+      </w:r>
+      <w:r>
+        <w:t>.</w:t>
+      </w:r>
+      <w:r>
+        <w:t xml:space="preserve"> </w:t>
+      </w:r>
+      <w:r>
+        <w:t xml:space="preserve">No obstante, esta definición morfológica simplifica una realidad biológica mucho más compleja. Si bien los factores ambientales </w:t>
+      </w:r>
+      <w:r>
+        <w:t xml:space="preserve">previamente </w:t>
+      </w:r>
+      <w:r>
+        <w:t>descritos desempeñan un papel iniciador, su desarrollo está ligado a un entramado de alteraciones moleculares altamente variables.</w:t>
+      </w:r>
+      <w:r>
+        <w:t xml:space="preserve"> </w:t>
+      </w:r>
+      <w:r>
+        <w:t>En este sentido, el CRC</w:t>
+      </w:r>
+      <w:r>
+        <w:t xml:space="preserve"> </w:t>
+      </w:r>
+      <w:r>
+        <w:t>debe entenderse como</w:t>
+      </w:r>
+      <w:r>
+        <w:t xml:space="preserve"> </w:t>
+      </w:r>
+      <w:r>
+        <w:t>una patología de marcada heterogeneidad</w:t>
+      </w:r>
+      <w:r>
+        <w:t xml:space="preserve"> intertumoral</w:t>
+      </w:r>
+      <w:r>
+        <w:t>.</w:t>
+      </w:r>
+    </w:p>
+    <w:p>
+      <w:r>
+        <w:t>Su origen reside en la acumulación progresiva de alteraciones genéticas y epigenéticas que desregulan la homeostasis del epitelio intestinal</w:t>
+      </w:r>
+      <w:r>
+        <w:fldChar w:fldCharType="begin"/>
+      </w:r>
+      <w:r>
+        <w:instrText xml:space="preserve"> ADDIN ZOTERO_ITEM CSL_CITATION {"citationID":"2rqgNYtq","properties":{"unsorted":false,"formattedCitation":"(3,4)","plainCitation":"(3,4)","noteIndex":0},"citationItems":[{"id":10,"uris":["http://zotero.org/users/local/sechomLT/items/PUDVKYZ9"],"itemData":{"id":10,"type":"article-journal","abstract":"Colorectal cancer (CRC) is a diverse disease entity and a leading cause of cancer-related mortality worldwide. CRC results from the accumulation of multiple genetic and epigenetic alterations. This heterogeneity of CRC underscores the significance of understanding its molecular landscape, as variations in tumor genetics can greatly influence both patient prognosis and therapeutic response. The molecular complexity of CRC is defined by three major carcinogenesis pathways: chromosomal instability (CIN), microsatellite instability (MSI), and the CpG island methylator phenotype (CIMP). These pathways contribute to the onset and progression of CRC through mutations, epigenetic modifications, and dysregulated cellular signalling networks. The heterogeneous nature of CRC continues to pose challenges in identifying universally effective treatments, highlighting the need for personalized approaches. Hence, the present review aims at unravelling the molecular complexity of CRC that is essential for improving diagnosis, prognostication, and treatment. We detail on the current understanding of the molecular framework of CRC, central signalling pathways of CRC associated with its initiation to a malignant phenotype, further invasion, progression, metastases, and response to therapy. Continued research into CRC’s pathways and biomarkers will pave the way for the development of more precise and effective therapeutic strategies, ultimately improving patient outcomes.","container-title":"Cancer Management and Research","DOI":"10.2147/CMAR.S481656","ISSN":"1179-1322","journalAbbreviation":"Cancer Manag Res","page":"1389-1403","PMID":"39403607","PMCID":"PMC11472760","source":"PubMed Central","title":"Molecular Complexity of Colorectal Cancer: Pathways, Biomarkers, and Therapeutic Strategies","title-short":"Molecular Complexity of Colorectal Cancer","URL":"https://pmc.ncbi.nlm.nih.gov/articles/PMC11472760/","volume":"16","author":[{"family":"Yang","given":"Zhengdong"},{"family":"Wang","given":"Xinyang"},{"family":"Zhou","given":"Huiying"},{"family":"Jiang","given":"Minghan"},{"family":"Wang","given":"Jinghui"},{"family":"Sui","given":"Bowen"}],"accessed":{"date-parts":[["2026",5,11]]},"issued":{"date-parts":[["2024",10,10]]}}},{"id":35,"uris":["http://zotero.org/users/local/sechomLT/items/BQ8KHV3Z"],"itemData":{"id":35,"type":"article-journal","abstract":"Colorectal cancer (CRC) constitutes a prominent global health burden, being the third most frequently diagnosed malignancy in terms of incidence and the second leading cause of cancer-associated death across the globe. Malignant transformation of colonic epithelial cells stems from the intricate dysregulation of intracellular signal transduction networks. Although targeted therapies have substantially improved patient survival relative to traditional treatments, the complexity of the molecular networks driving carcinogenesis continues to limit the overall prognosis. This review delineates the core signaling cascades governing CRC initiation and progression, with emphasis on the molecular hallmarks of the disease. Drawing on a growing body of high-quality preclinical and clinical evidence, we summarize currently available targeted agents and critically evaluate their underlying mechanisms of action and clinical curative effects, and inherent limitations within the contemporary therapeutic landscape. In addition, we discuss how recent advances in immune checkpoint inhibitors (ICIs) along with a deeper understanding of the tumor microenvironment are shaping global clinical guidelines and revealing promising new targets and combinatorial strategies. In summary, expanding insights into oncogenic signaling pathways are guiding the development of novel treatments and enabling the identification of key elements amenable to pharmacological intervention. Ultimately, this review aims to support the rational design of precise and personalized therapeutic strategies to improve CRC prognosis.","container-title":"Molecular Biomedicine","DOI":"10.1186/s43556-026-00433-4","ISSN":"2662-8651","journalAbbreviation":"Mol Biomed","page":"32","PMID":"41826571","PMCID":"PMC12988139","source":"PubMed Central","title":"Colorectal cancer pathogenesis, oncogenic signaling networks and targeted therapeutic advances","URL":"https://pmc.ncbi.nlm.nih.gov/articles/PMC12988139/","volume":"7","author":[{"family":"Chen","given":"Yue"},{"family":"Zhang","given":"Jiaqi"},{"family":"Ding","given":"Yi"},{"family":"Zhu","given":"Fang"},{"family":"Chen","given":"Yinnan"}],"accessed":{"date-parts":[["2026",5,11]]},"issued":{"date-parts":[["2026",3,14]]}}}],"schema":"https://github.com/citation-style-language/schema/raw/master/csl-citation.json"} </w:instrText>
+      </w:r>
+      <w:r>
+        <w:fldChar w:fldCharType="separate"/>
+      </w:r>
+      <w:r>
+        <w:rPr>
+          <w:rFonts w:ascii="Calibri" w:hAnsi="Calibri" w:cs="Calibri"/>
+        </w:rPr>
+        <w:t>(3,4)</w:t>
+      </w:r>
+      <w:r>
+        <w:fldChar w:fldCharType="end"/>
+      </w:r>
+      <w:r>
+        <w:t>.</w:t>
+      </w:r>
+      <w:r>
+        <w:t xml:space="preserve"> Sin embargo, la variabilidad en la combinación y expresión de estos perfiles moleculares deriva en u</w:t>
+      </w:r>
+      <w:r>
+        <w:t>n desarrollo neoplásico</w:t>
+      </w:r>
+      <w:r>
+        <w:t xml:space="preserve"> muy diferente en cada paciente.</w:t>
+      </w:r>
+    </w:p>
+    <w:p>
+      <w:r>
+        <w:lastRenderedPageBreak/>
+        <w:t>EXPLIICAR SUBTIPOS MOLECULARES DE CONSENSO?????</w:t>
+      </w:r>
+    </w:p>
+    <w:p>
       <w:pPr>
         <w:pStyle w:val="Ttulo2"/>
         <w:rPr>
           <w:caps w:val="0"/>
         </w:rPr>
       </w:pPr>
-      <w:bookmarkStart w:id="10" w:name="_Toc229999175"/>
+      <w:bookmarkStart w:id="10" w:name="_Toc230635971"/>
       <w:r>
         <w:rPr>
           <w:caps w:val="0"/>
         </w:rPr>
-        <w:t>El Adenocarcinoma Colorrectal (CRC)</w:t>
+        <w:t>Bioinformática y Transcriptómica</w:t>
       </w:r>
       <w:bookmarkEnd w:id="10"/>
     </w:p>
     <w:p>
-      <w:r>
-        <w:t xml:space="preserve">El cáncer colorrectal (CRC) representa un desafío de primer orden para la salud debido a su elevada incidencia y mortalidad. </w:t>
-      </w:r>
-      <w:r>
-        <w:t>De acuerdo con</w:t>
-      </w:r>
-      <w:r>
-        <w:t xml:space="preserve"> las estimaciones más recientes del proyecto GLOBOCAN</w:t>
-      </w:r>
-      <w:r>
-        <w:fldChar w:fldCharType="begin"/>
-      </w:r>
-      <w:r>
-        <w:instrText xml:space="preserve"> ADDIN ZOTERO_ITEM CSL_CITATION {"citationID":"yuU3R4M3","properties":{"unsorted":false,"formattedCitation":"(1)","plainCitation":"(1)","noteIndex":0},"citationItems":[{"id":17,"uris":["http://zotero.org/users/local/sechomLT/items/6Y52Z7JV"],"itemData":{"id":17,"type":"article-journal","abstract":"This article presents global cancer statistics by world region for the year 2022 based on updated estimates from the International Agency for Research on Cancer (IARC). There were close to 20 million new cases of cancer in the year 2022 (including nonmelanoma skin cancers [NMSCs]) alongside 9.7 million deaths from cancer (including NMSC). The estimates suggest that approximately one in five men or women develop cancer in a lifetime, whereas around one in nine men and one in 12 women die from it. Lung cancer was the most frequently diagnosed cancer in 2022, responsible for almost 2.5 million new cases, or one in eight cancers worldwide (12.4% of all cancers globally), followed by cancers of the female breast (11.6%), colorectum (9.6%), prostate (7.3%), and stomach (4.9%). Lung cancer was also the leading cause of cancer death, with an estimated 1.8 million deaths (18.7%), followed by colorectal (9.3%), liver (7.8%), female breast (6.9%), and stomach (6.8%) cancers. Breast cancer and lung cancer were the most frequent cancers in women and men, respectively (both cases and deaths). Incidence rates (including NMSC) varied from four-fold to five-fold across world regions, from over 500 in Australia/New Zealand (507.9 per 100,000) to under 100 in Western Africa (97.1 per 100,000) among men, and from over 400 in Australia/New Zealand (410.5 per 100,000) to close to 100 in South-Central Asia (103.3 per 100,000) among women. The authors examine the geographic variability across 20 world regions for the 10 leading cancer types, discussing recent trends, the underlying determinants, and the prospects for global cancer prevention and control. With demographics-based predictions indicating that the number of new cases of cancer will reach 35 million by 2050, investments in prevention, including the targeting of key risk factors for cancer (including smoking, overweight and obesity, and infection), could avert millions of future cancer diagnoses and save many lives worldwide, bringing huge economic as well as societal dividends to countries over the forthcoming decades.","container-title":"CA: a cancer journal for clinicians","DOI":"10.3322/caac.21834","ISSN":"1542-4863","issue":"3","journalAbbreviation":"CA Cancer J Clin","language":"eng","page":"229-263","PMID":"38572751","source":"PubMed","title":"Global cancer statistics 2022: GLOBOCAN estimates of incidence and mortality worldwide for 36 cancers in 185 countries","title-short":"Global cancer statistics 2022","volume":"74","author":[{"family":"Bray","given":"Freddie"},{"family":"Laversanne","given":"Mathieu"},{"family":"Sung","given":"Hyuna"},{"family":"Ferlay","given":"Jacques"},{"family":"Siegel","given":"Rebecca L."},{"family":"Soerjomataram","given":"Isabelle"},{"family":"Jemal","given":"Ahmedin"}],"issued":{"date-parts":[["2024"]]}}}],"schema":"https://github.com/citation-style-language/schema/raw/master/csl-citation.json"} </w:instrText>
-      </w:r>
-      <w:r>
-        <w:fldChar w:fldCharType="separate"/>
-      </w:r>
-      <w:r>
-        <w:rPr>
-          <w:rFonts w:ascii="Calibri" w:hAnsi="Calibri" w:cs="Calibri"/>
-        </w:rPr>
-        <w:t>(1)</w:t>
-      </w:r>
-      <w:r>
-        <w:fldChar w:fldCharType="end"/>
-      </w:r>
-      <w:r>
-        <w:t xml:space="preserve">, el CRC se sitúa como el tercer tipo de cáncer más diagnosticado a nivel mundial </w:t>
-      </w:r>
-      <w:r>
-        <w:t xml:space="preserve">(9.6 %) </w:t>
-      </w:r>
-      <w:r>
-        <w:t>y la segunda causa principal de muerte por cáncer</w:t>
-      </w:r>
-      <w:r>
-        <w:t xml:space="preserve"> (</w:t>
-      </w:r>
-      <w:r>
-        <w:t>9.3 %</w:t>
-      </w:r>
-      <w:r>
-        <w:t>)</w:t>
-      </w:r>
-      <w:r>
-        <w:t>, con aproximadamente 1.9 millones de nuevos casos y más de 900,000 defunciones anuales.</w:t>
-      </w:r>
-      <w:r>
-        <w:t xml:space="preserve"> S</w:t>
-      </w:r>
-      <w:r>
-        <w:t xml:space="preserve">egún los cálculos de </w:t>
-      </w:r>
-      <w:r>
-        <w:t xml:space="preserve">la </w:t>
-      </w:r>
-      <w:r>
-        <w:t>Red Española de Registros de Cáncer (REDECAN)</w:t>
-      </w:r>
-      <w:r>
-        <w:t xml:space="preserve">, se prevé que este tipo de </w:t>
-      </w:r>
-      <w:r>
-        <w:t>neoplasia</w:t>
-      </w:r>
-      <w:r>
-        <w:t xml:space="preserve"> sea </w:t>
-      </w:r>
-      <w:r>
-        <w:t>la</w:t>
-      </w:r>
-      <w:r>
-        <w:t xml:space="preserve"> que más se diagnostique en España en 2026 con </w:t>
-      </w:r>
-      <w:r>
-        <w:t xml:space="preserve">aproximadamente </w:t>
-      </w:r>
-      <w:r>
-        <w:t>44.</w:t>
-      </w:r>
-      <w:r>
-        <w:t>000</w:t>
-      </w:r>
-      <w:r>
-        <w:t xml:space="preserve"> </w:t>
-      </w:r>
-      <w:r>
-        <w:t xml:space="preserve">nuevos </w:t>
-      </w:r>
-      <w:r>
-        <w:t>casos</w:t>
-      </w:r>
-      <w:r>
-        <w:t xml:space="preserve">; siendo también </w:t>
-      </w:r>
-      <w:r>
-        <w:t>la</w:t>
-      </w:r>
-      <w:r>
-        <w:t xml:space="preserve"> segund</w:t>
-      </w:r>
-      <w:r>
-        <w:t>a</w:t>
-      </w:r>
-      <w:r>
-        <w:t xml:space="preserve"> con mayor tasa de mortalidad (</w:t>
-      </w:r>
-      <w:r>
-        <w:t>10.451</w:t>
-      </w:r>
-      <w:r>
-        <w:t xml:space="preserve"> fallecidos</w:t>
-      </w:r>
-      <w:r>
-        <w:t xml:space="preserve"> en 2024</w:t>
-      </w:r>
-      <w:r>
-        <w:t>)</w:t>
-      </w:r>
-      <w:r>
-        <w:fldChar w:fldCharType="begin"/>
-      </w:r>
-      <w:r>
-        <w:instrText xml:space="preserve"> ADDIN ZOTERO_ITEM CSL_CITATION {"citationID":"ekXX4HLj","properties":{"unsorted":false,"formattedCitation":"(2)","plainCitation":"(2)","noteIndex":0},"citationItems":[{"id":32,"uris":["http://zotero.org/users/local/sechomLT/items/TI8CZ6KY"],"itemData":{"id":32,"type":"report","ISBN":"978-84-09-82151-8","publisher":"SEOM","title":"Las Cifras del Cáncer en España 2026","URL":"https://seom.org/images/Las_Cifras_del_Cancer_en_Espanya_2026.pdf","author":[{"literal":"Sociedad Española de Oncología Médica (SEOM)"}],"issued":{"date-parts":[["2026"]]}}}],"schema":"https://github.com/citation-style-language/schema/raw/master/csl-citation.json"} </w:instrText>
-      </w:r>
-      <w:r>
-        <w:fldChar w:fldCharType="separate"/>
-      </w:r>
-      <w:r>
-        <w:rPr>
-          <w:rFonts w:ascii="Calibri" w:hAnsi="Calibri" w:cs="Calibri"/>
-        </w:rPr>
-        <w:t>(2)</w:t>
-      </w:r>
-      <w:r>
-        <w:fldChar w:fldCharType="end"/>
-      </w:r>
-      <w:r>
-        <w:t>.</w:t>
-      </w:r>
-    </w:p>
-    <w:p>
-      <w:r>
-        <w:t>Más allá de estas cifras, se ha documentado un incremento notable de la incidencia en regiones en vías de desarrollo, tales como Europa del Este, el sudeste y centro de Asia, y América del Sur</w:t>
-      </w:r>
-      <w:r>
-        <w:fldChar w:fldCharType="begin"/>
-      </w:r>
-      <w:r>
-        <w:instrText xml:space="preserve"> ADDIN ZOTERO_ITEM CSL_CITATION {"citationID":"OHiW2Rj1","properties":{"unsorted":false,"formattedCitation":"(1)","plainCitation":"(1)","noteIndex":0},"citationItems":[{"id":17,"uris":["http://zotero.org/users/local/sechomLT/items/6Y52Z7JV"],"itemData":{"id":17,"type":"article-journal","abstract":"This article presents global cancer statistics by world region for the year 2022 based on updated estimates from the International Agency for Research on Cancer (IARC). There were close to 20 million new cases of cancer in the year 2022 (including nonmelanoma skin cancers [NMSCs]) alongside 9.7 million deaths from cancer (including NMSC). The estimates suggest that approximately one in five men or women develop cancer in a lifetime, whereas around one in nine men and one in 12 women die from it. Lung cancer was the most frequently diagnosed cancer in 2022, responsible for almost 2.5 million new cases, or one in eight cancers worldwide (12.4% of all cancers globally), followed by cancers of the female breast (11.6%), colorectum (9.6%), prostate (7.3%), and stomach (4.9%). Lung cancer was also the leading cause of cancer death, with an estimated 1.8 million deaths (18.7%), followed by colorectal (9.3%), liver (7.8%), female breast (6.9%), and stomach (6.8%) cancers. Breast cancer and lung cancer were the most frequent cancers in women and men, respectively (both cases and deaths). Incidence rates (including NMSC) varied from four-fold to five-fold across world regions, from over 500 in Australia/New Zealand (507.9 per 100,000) to under 100 in Western Africa (97.1 per 100,000) among men, and from over 400 in Australia/New Zealand (410.5 per 100,000) to close to 100 in South-Central Asia (103.3 per 100,000) among women. The authors examine the geographic variability across 20 world regions for the 10 leading cancer types, discussing recent trends, the underlying determinants, and the prospects for global cancer prevention and control. With demographics-based predictions indicating that the number of new cases of cancer will reach 35 million by 2050, investments in prevention, including the targeting of key risk factors for cancer (including smoking, overweight and obesity, and infection), could avert millions of future cancer diagnoses and save many lives worldwide, bringing huge economic as well as societal dividends to countries over the forthcoming decades.","container-title":"CA: a cancer journal for clinicians","DOI":"10.3322/caac.21834","ISSN":"1542-4863","issue":"3","journalAbbreviation":"CA Cancer J Clin","language":"eng","page":"229-263","PMID":"38572751","source":"PubMed","title":"Global cancer statistics 2022: GLOBOCAN estimates of incidence and mortality worldwide for 36 cancers in 185 countries","title-short":"Global cancer statistics 2022","volume":"74","author":[{"family":"Bray","given":"Freddie"},{"family":"Laversanne","given":"Mathieu"},{"family":"Sung","given":"Hyuna"},{"family":"Ferlay","given":"Jacques"},{"family":"Siegel","given":"Rebecca L."},{"family":"Soerjomataram","given":"Isabelle"},{"family":"Jemal","given":"Ahmedin"}],"issued":{"date-parts":[["2024"]]}}}],"schema":"https://github.com/citation-style-language/schema/raw/master/csl-citation.json"} </w:instrText>
-      </w:r>
-      <w:r>
-        <w:fldChar w:fldCharType="separate"/>
-      </w:r>
-      <w:r>
-        <w:rPr>
-          <w:rFonts w:ascii="Calibri" w:hAnsi="Calibri" w:cs="Calibri"/>
-        </w:rPr>
-        <w:t>(1)</w:t>
-      </w:r>
-      <w:r>
-        <w:fldChar w:fldCharType="end"/>
-      </w:r>
-      <w:r>
-        <w:t>.</w:t>
-      </w:r>
-      <w:r>
-        <w:rPr>
-          <w:rFonts w:ascii="Times New Roman" w:hAnsi="Times New Roman"/>
-        </w:rPr>
-        <w:t xml:space="preserve"> </w:t>
-      </w:r>
-      <w:r>
-        <w:t>Este fenómeno se atribuye, en gran medida, a la adopción de hábitos de vida</w:t>
-      </w:r>
-      <w:r>
-        <w:t xml:space="preserve"> </w:t>
-      </w:r>
-      <w:r>
-        <w:t xml:space="preserve">occidentalizados, </w:t>
-      </w:r>
-      <w:r>
-        <w:t>los cuales suponen</w:t>
-      </w:r>
-      <w:r>
-        <w:t xml:space="preserve"> cambios drásticos en los patrones dietéticos y de conducta. Factores ambientales como el sedentarismo, el tabaquismo</w:t>
-      </w:r>
-      <w:r>
-        <w:t>, la disbiosis intestinal</w:t>
-      </w:r>
-      <w:r>
-        <w:t>, el consumo de alcohol y una dieta caracterizada por el exceso de carnes rojas y alimentos ultraprocesados actúan como promotores críticos de la carcinogénesis, elevando significativamente el riesgo de desarrollar esta patología</w:t>
-      </w:r>
-      <w:r>
-        <w:fldChar w:fldCharType="begin"/>
-      </w:r>
-      <w:r>
-        <w:instrText xml:space="preserve"> ADDIN ZOTERO_ITEM CSL_CITATION {"citationID":"AX4TLJIH","properties":{"unsorted":false,"formattedCitation":"(1\\uc0\\u8211{}3)","plainCitation":"(1–3)","noteIndex":0},"citationItems":[{"id":17,"uris":["http://zotero.org/users/local/sechomLT/items/6Y52Z7JV"],"itemData":{"id":17,"type":"article-journal","abstract":"This article presents global cancer statistics by world region for the year 2022 based on updated estimates from the International Agency for Research on Cancer (IARC). There were close to 20 million new cases of cancer in the year 2022 (including nonmelanoma skin cancers [NMSCs]) alongside 9.7 million deaths from cancer (including NMSC). The estimates suggest that approximately one in five men or women develop cancer in a lifetime, whereas around one in nine men and one in 12 women die from it. Lung cancer was the most frequently diagnosed cancer in 2022, responsible for almost 2.5 million new cases, or one in eight cancers worldwide (12.4% of all cancers globally), followed by cancers of the female breast (11.6%), colorectum (9.6%), prostate (7.3%), and stomach (4.9%). Lung cancer was also the leading cause of cancer death, with an estimated 1.8 million deaths (18.7%), followed by colorectal (9.3%), liver (7.8%), female breast (6.9%), and stomach (6.8%) cancers. Breast cancer and lung cancer were the most frequent cancers in women and men, respectively (both cases and deaths). Incidence rates (including NMSC) varied from four-fold to five-fold across world regions, from over 500 in Australia/New Zealand (507.9 per 100,000) to under 100 in Western Africa (97.1 per 100,000) among men, and from over 400 in Australia/New Zealand (410.5 per 100,000) to close to 100 in South-Central Asia (103.3 per 100,000) among women. The authors examine the geographic variability across 20 world regions for the 10 leading cancer types, discussing recent trends, the underlying determinants, and the prospects for global cancer prevention and control. With demographics-based predictions indicating that the number of new cases of cancer will reach 35 million by 2050, investments in prevention, including the targeting of key risk factors for cancer (including smoking, overweight and obesity, and infection), could avert millions of future cancer diagnoses and save many lives worldwide, bringing huge economic as well as societal dividends to countries over the forthcoming decades.","container-title":"CA: a cancer journal for clinicians","DOI":"10.3322/caac.21834","ISSN":"1542-4863","issue":"3","journalAbbreviation":"CA Cancer J Clin","language":"eng","page":"229-263","PMID":"38572751","source":"PubMed","title":"Global cancer statistics 2022: GLOBOCAN estimates of incidence and mortality worldwide for 36 cancers in 185 countries","title-short":"Global cancer statistics 2022","volume":"74","author":[{"family":"Bray","given":"Freddie"},{"family":"Laversanne","given":"Mathieu"},{"family":"Sung","given":"Hyuna"},{"family":"Ferlay","given":"Jacques"},{"family":"Siegel","given":"Rebecca L."},{"family":"Soerjomataram","given":"Isabelle"},{"family":"Jemal","given":"Ahmedin"}],"issued":{"date-parts":[["2024"]]}}},{"id":32,"uris":["http://zotero.org/users/local/sechomLT/items/TI8CZ6KY"],"itemData":{"id":32,"type":"report","ISBN":"978-84-09-82151-8","publisher":"SEOM","title":"Las Cifras del Cáncer en España 2026","URL":"https://seom.org/images/Las_Cifras_del_Cancer_en_Espanya_2026.pdf","author":[{"literal":"Sociedad Española de Oncología Médica (SEOM)"}],"issued":{"date-parts":[["2026"]]}}},{"id":35,"uris":["http://zotero.org/users/local/sechomLT/items/BQ8KHV3Z"],"itemData":{"id":35,"type":"article-journal","abstract":"Colorectal cancer (CRC) constitutes a prominent global health burden, being the third most frequently diagnosed malignancy in terms of incidence and the second leading cause of cancer-associated death across the globe. Malignant transformation of colonic epithelial cells stems from the intricate dysregulation of intracellular signal transduction networks. Although targeted therapies have substantially improved patient survival relative to traditional treatments, the complexity of the molecular networks driving carcinogenesis continues to limit the overall prognosis. This review delineates the core signaling cascades governing CRC initiation and progression, with emphasis on the molecular hallmarks of the disease. Drawing on a growing body of high-quality preclinical and clinical evidence, we summarize currently available targeted agents and critically evaluate their underlying mechanisms of action and clinical curative effects, and inherent limitations within the contemporary therapeutic landscape. In addition, we discuss how recent advances in immune checkpoint inhibitors (ICIs) along with a deeper understanding of the tumor microenvironment are shaping global clinical guidelines and revealing promising new targets and combinatorial strategies. In summary, expanding insights into oncogenic signaling pathways are guiding the development of novel treatments and enabling the identification of key elements amenable to pharmacological intervention. Ultimately, this review aims to support the rational design of precise and personalized therapeutic strategies to improve CRC prognosis.","container-title":"Molecular Biomedicine","DOI":"10.1186/s43556-026-00433-4","ISSN":"2662-8651","journalAbbreviation":"Mol Biomed","page":"32","PMID":"41826571","PMCID":"PMC12988139","source":"PubMed Central","title":"Colorectal cancer pathogenesis, oncogenic signaling networks and targeted therapeutic advances","URL":"https://pmc.ncbi.nlm.nih.gov/articles/PMC12988139/","volume":"7","author":[{"family":"Chen","given":"Yue"},{"family":"Zhang","given":"Jiaqi"},{"family":"Ding","given":"Yi"},{"family":"Zhu","given":"Fang"},{"family":"Chen","given":"Yinnan"}],"accessed":{"date-parts":[["2026",5,11]]},"issued":{"date-parts":[["2026",3,14]]}}}],"schema":"https://github.com/citation-style-language/schema/raw/master/csl-citation.json"} </w:instrText>
-      </w:r>
-      <w:r>
-        <w:fldChar w:fldCharType="separate"/>
-      </w:r>
-      <w:r>
-        <w:rPr>
-          <w:rFonts w:ascii="Calibri" w:hAnsi="Calibri" w:cs="Calibri"/>
-        </w:rPr>
-        <w:t>(1–3)</w:t>
-      </w:r>
-      <w:r>
-        <w:fldChar w:fldCharType="end"/>
-      </w:r>
-      <w:r>
-        <w:t>.</w:t>
-      </w:r>
-    </w:p>
-    <w:p>
-      <w:r>
-        <w:t xml:space="preserve">Desde una perspectiva clínica, el CRC se define como una neoplasia maligna </w:t>
-      </w:r>
-      <w:r>
-        <w:t>caracterizada</w:t>
-      </w:r>
-      <w:r>
-        <w:t xml:space="preserve"> por la proliferación celular descontrolada en los tejidos que conforman el tramo distal del tracto digestivo, específicamente en el colon y el recto</w:t>
-      </w:r>
-      <w:r>
-        <w:fldChar w:fldCharType="begin"/>
-      </w:r>
-      <w:r>
-        <w:instrText xml:space="preserve"> ADDIN ZOTERO_ITEM CSL_CITATION {"citationID":"b6Gg8Iop","properties":{"unsorted":false,"formattedCitation":"(4)","plainCitation":"(4)","noteIndex":0},"citationItems":[{"id":10,"uris":["http://zotero.org/users/local/sechomLT/items/PUDVKYZ9"],"itemData":{"id":10,"type":"article-journal","abstract":"Colorectal cancer (CRC) is a diverse disease entity and a leading cause of cancer-related mortality worldwide. CRC results from the accumulation of multiple genetic and epigenetic alterations. This heterogeneity of CRC underscores the significance of understanding its molecular landscape, as variations in tumor genetics can greatly influence both patient prognosis and therapeutic response. The molecular complexity of CRC is defined by three major carcinogenesis pathways: chromosomal instability (CIN), microsatellite instability (MSI), and the CpG island methylator phenotype (CIMP). These pathways contribute to the onset and progression of CRC through mutations, epigenetic modifications, and dysregulated cellular signalling networks. The heterogeneous nature of CRC continues to pose challenges in identifying universally effective treatments, highlighting the need for personalized approaches. Hence, the present review aims at unravelling the molecular complexity of CRC that is essential for improving diagnosis, prognostication, and treatment. We detail on the current understanding of the molecular framework of CRC, central signalling pathways of CRC associated with its initiation to a malignant phenotype, further invasion, progression, metastases, and response to therapy. Continued research into CRC’s pathways and biomarkers will pave the way for the development of more precise and effective therapeutic strategies, ultimately improving patient outcomes.","container-title":"Cancer Management and Research","DOI":"10.2147/CMAR.S481656","ISSN":"1179-1322","journalAbbreviation":"Cancer Manag Res","page":"1389-1403","PMID":"39403607","PMCID":"PMC11472760","source":"PubMed Central","title":"Molecular Complexity of Colorectal Cancer: Pathways, Biomarkers, and Therapeutic Strategies","title-short":"Molecular Complexity of Colorectal Cancer","URL":"https://pmc.ncbi.nlm.nih.gov/articles/PMC11472760/","volume":"16","author":[{"family":"Yang","given":"Zhengdong"},{"family":"Wang","given":"Xinyang"},{"family":"Zhou","given":"Huiying"},{"family":"Jiang","given":"Minghan"},{"family":"Wang","given":"Jinghui"},{"family":"Sui","given":"Bowen"}],"accessed":{"date-parts":[["2026",5,11]]},"issued":{"date-parts":[["2024",10,10]]}}}],"schema":"https://github.com/citation-style-language/schema/raw/master/csl-citation.json"} </w:instrText>
-      </w:r>
-      <w:r>
-        <w:fldChar w:fldCharType="separate"/>
-      </w:r>
-      <w:r>
-        <w:rPr>
-          <w:rFonts w:ascii="Calibri" w:hAnsi="Calibri" w:cs="Calibri"/>
-        </w:rPr>
-        <w:t>(4)</w:t>
-      </w:r>
-      <w:r>
-        <w:fldChar w:fldCharType="end"/>
-      </w:r>
-      <w:r>
-        <w:t>.</w:t>
-      </w:r>
-      <w:r>
-        <w:t xml:space="preserve"> </w:t>
-      </w:r>
-      <w:r>
-        <w:t xml:space="preserve">No obstante, esta definición morfológica simplifica una realidad biológica mucho más compleja. Si bien los factores ambientales </w:t>
-      </w:r>
-      <w:r>
-        <w:t xml:space="preserve">previamente </w:t>
-      </w:r>
-      <w:r>
-        <w:t>descritos desempeñan un papel iniciador, su desarrollo está ligado a un entramado de alteraciones moleculares altamente variables.</w:t>
-      </w:r>
-      <w:r>
-        <w:t xml:space="preserve"> </w:t>
-      </w:r>
-      <w:r>
-        <w:t>En este sentido, el CRC</w:t>
-      </w:r>
-      <w:r>
-        <w:t xml:space="preserve"> </w:t>
-      </w:r>
-      <w:r>
-        <w:t>debe entenderse como</w:t>
-      </w:r>
-      <w:r>
-        <w:t xml:space="preserve"> </w:t>
-      </w:r>
-      <w:r>
-        <w:t>una patología de marcada heterogeneidad</w:t>
-      </w:r>
-      <w:r>
-        <w:t xml:space="preserve"> intertumoral</w:t>
-      </w:r>
-      <w:r>
-        <w:t>.</w:t>
-      </w:r>
-    </w:p>
-    <w:p>
-      <w:r>
-        <w:t>Su origen reside en la acumulación progresiva de alteraciones genéticas y epigenéticas que desregulan la homeostasis del epitelio intestinal</w:t>
-      </w:r>
-      <w:r>
-        <w:fldChar w:fldCharType="begin"/>
-      </w:r>
-      <w:r>
-        <w:instrText xml:space="preserve"> ADDIN ZOTERO_ITEM CSL_CITATION {"citationID":"2rqgNYtq","properties":{"unsorted":false,"formattedCitation":"(3,4)","plainCitation":"(3,4)","noteIndex":0},"citationItems":[{"id":10,"uris":["http://zotero.org/users/local/sechomLT/items/PUDVKYZ9"],"itemData":{"id":10,"type":"article-journal","abstract":"Colorectal cancer (CRC) is a diverse disease entity and a leading cause of cancer-related mortality worldwide. CRC results from the accumulation of multiple genetic and epigenetic alterations. This heterogeneity of CRC underscores the significance of understanding its molecular landscape, as variations in tumor genetics can greatly influence both patient prognosis and therapeutic response. The molecular complexity of CRC is defined by three major carcinogenesis pathways: chromosomal instability (CIN), microsatellite instability (MSI), and the CpG island methylator phenotype (CIMP). These pathways contribute to the onset and progression of CRC through mutations, epigenetic modifications, and dysregulated cellular signalling networks. The heterogeneous nature of CRC continues to pose challenges in identifying universally effective treatments, highlighting the need for personalized approaches. Hence, the present review aims at unravelling the molecular complexity of CRC that is essential for improving diagnosis, prognostication, and treatment. We detail on the current understanding of the molecular framework of CRC, central signalling pathways of CRC associated with its initiation to a malignant phenotype, further invasion, progression, metastases, and response to therapy. Continued research into CRC’s pathways and biomarkers will pave the way for the development of more precise and effective therapeutic strategies, ultimately improving patient outcomes.","container-title":"Cancer Management and Research","DOI":"10.2147/CMAR.S481656","ISSN":"1179-1322","journalAbbreviation":"Cancer Manag Res","page":"1389-1403","PMID":"39403607","PMCID":"PMC11472760","source":"PubMed Central","title":"Molecular Complexity of Colorectal Cancer: Pathways, Biomarkers, and Therapeutic Strategies","title-short":"Molecular Complexity of Colorectal Cancer","URL":"https://pmc.ncbi.nlm.nih.gov/articles/PMC11472760/","volume":"16","author":[{"family":"Yang","given":"Zhengdong"},{"family":"Wang","given":"Xinyang"},{"family":"Zhou","given":"Huiying"},{"family":"Jiang","given":"Minghan"},{"family":"Wang","given":"Jinghui"},{"family":"Sui","given":"Bowen"}],"accessed":{"date-parts":[["2026",5,11]]},"issued":{"date-parts":[["2024",10,10]]}}},{"id":35,"uris":["http://zotero.org/users/local/sechomLT/items/BQ8KHV3Z"],"itemData":{"id":35,"type":"article-journal","abstract":"Colorectal cancer (CRC) constitutes a prominent global health burden, being the third most frequently diagnosed malignancy in terms of incidence and the second leading cause of cancer-associated death across the globe. Malignant transformation of colonic epithelial cells stems from the intricate dysregulation of intracellular signal transduction networks. Although targeted therapies have substantially improved patient survival relative to traditional treatments, the complexity of the molecular networks driving carcinogenesis continues to limit the overall prognosis. This review delineates the core signaling cascades governing CRC initiation and progression, with emphasis on the molecular hallmarks of the disease. Drawing on a growing body of high-quality preclinical and clinical evidence, we summarize currently available targeted agents and critically evaluate their underlying mechanisms of action and clinical curative effects, and inherent limitations within the contemporary therapeutic landscape. In addition, we discuss how recent advances in immune checkpoint inhibitors (ICIs) along with a deeper understanding of the tumor microenvironment are shaping global clinical guidelines and revealing promising new targets and combinatorial strategies. In summary, expanding insights into oncogenic signaling pathways are guiding the development of novel treatments and enabling the identification of key elements amenable to pharmacological intervention. Ultimately, this review aims to support the rational design of precise and personalized therapeutic strategies to improve CRC prognosis.","container-title":"Molecular Biomedicine","DOI":"10.1186/s43556-026-00433-4","ISSN":"2662-8651","journalAbbreviation":"Mol Biomed","page":"32","PMID":"41826571","PMCID":"PMC12988139","source":"PubMed Central","title":"Colorectal cancer pathogenesis, oncogenic signaling networks and targeted therapeutic advances","URL":"https://pmc.ncbi.nlm.nih.gov/articles/PMC12988139/","volume":"7","author":[{"family":"Chen","given":"Yue"},{"family":"Zhang","given":"Jiaqi"},{"family":"Ding","given":"Yi"},{"family":"Zhu","given":"Fang"},{"family":"Chen","given":"Yinnan"}],"accessed":{"date-parts":[["2026",5,11]]},"issued":{"date-parts":[["2026",3,14]]}}}],"schema":"https://github.com/citation-style-language/schema/raw/master/csl-citation.json"} </w:instrText>
-      </w:r>
-      <w:r>
-        <w:fldChar w:fldCharType="separate"/>
-      </w:r>
-      <w:r>
-        <w:rPr>
-          <w:rFonts w:ascii="Calibri" w:hAnsi="Calibri" w:cs="Calibri"/>
-        </w:rPr>
-        <w:t>(3,4)</w:t>
-      </w:r>
-      <w:r>
-        <w:fldChar w:fldCharType="end"/>
-      </w:r>
-      <w:r>
-        <w:t>.</w:t>
-      </w:r>
-      <w:r>
-        <w:t xml:space="preserve"> Sin embargo, la variabilidad en la combinación y expresión de estos perfiles moleculares deriva en u</w:t>
-      </w:r>
-      <w:r>
-        <w:t>n desarrollo neoplásico</w:t>
-      </w:r>
-      <w:r>
-        <w:t xml:space="preserve"> muy diferente en cada paciente.</w:t>
-      </w:r>
-      <w:r>
-        <w:t xml:space="preserve"> </w:t>
-      </w:r>
-      <w:r>
-        <w:t>EXPLIICAR SUBTIPOS MOLECULARES DE CONSENSO</w:t>
-      </w:r>
-    </w:p>
-    <w:p>
-      <w:r>
-        <w:lastRenderedPageBreak/>
-        <w:t>BASES MOLECULARES DE COAD???</w:t>
-      </w:r>
-    </w:p>
-    <w:p>
       <w:pPr>
         <w:pStyle w:val="Ttulo2"/>
         <w:rPr>
           <w:caps w:val="0"/>
         </w:rPr>
       </w:pPr>
-      <w:bookmarkStart w:id="11" w:name="_Toc229999177"/>
+      <w:bookmarkStart w:id="11" w:name="_Toc230635972"/>
       <w:r>
         <w:rPr>
           <w:caps w:val="0"/>
         </w:rPr>
-        <w:t>Bioinformática y Transcriptómica</w:t>
+        <w:t>Análisis de Expresión Diferencial</w:t>
       </w:r>
       <w:bookmarkEnd w:id="11"/>
     </w:p>
@@ -5359,30 +5275,14 @@
           <w:caps w:val="0"/>
         </w:rPr>
       </w:pPr>
-      <w:bookmarkStart w:id="12" w:name="_Toc229999178"/>
+      <w:bookmarkStart w:id="12" w:name="_Toc230635973"/>
       <w:r>
         <w:rPr>
           <w:caps w:val="0"/>
         </w:rPr>
-        <w:t>Análisis de Expresión Diferencial</w:t>
+        <w:t>Anotación y Ontología Génica (GO)</w:t>
       </w:r>
       <w:bookmarkEnd w:id="12"/>
-    </w:p>
-    <w:p>
-      <w:pPr>
-        <w:pStyle w:val="Ttulo2"/>
-        <w:rPr>
-          <w:caps w:val="0"/>
-        </w:rPr>
-      </w:pPr>
-      <w:bookmarkStart w:id="13" w:name="_Toc229999179"/>
-      <w:r>
-        <w:rPr>
-          <w:caps w:val="0"/>
-        </w:rPr>
-        <w:t>Anotación y Ontología Génica (GO)</w:t>
-      </w:r>
-      <w:bookmarkEnd w:id="13"/>
     </w:p>
     <w:p>
       <w:pPr>
@@ -5407,8 +5307,11 @@
     <w:p>
       <w:pPr>
         <w:pStyle w:val="Ttulo1"/>
-      </w:pPr>
-      <w:bookmarkStart w:id="14" w:name="_Toc229999180"/>
+        <w:rPr>
+          <w:caps w:val="0"/>
+        </w:rPr>
+      </w:pPr>
+      <w:bookmarkStart w:id="13" w:name="_Toc230635974"/>
       <w:r>
         <w:rPr>
           <w:caps w:val="0"/>
@@ -5416,25 +5319,73 @@
         <w:lastRenderedPageBreak/>
         <w:t>Metodología</w:t>
       </w:r>
+      <w:bookmarkEnd w:id="13"/>
+    </w:p>
+    <w:p>
+      <w:pPr>
+        <w:rPr>
+          <w:rFonts w:ascii="Times New Roman" w:hAnsi="Times New Roman"/>
+        </w:rPr>
+      </w:pPr>
+      <w:r>
+        <w:t xml:space="preserve">Con el propósito de garantizar la transparencia y la reproducibilidad de este estudio, todos los recursos empleados y generados a lo largo del flujo de trabajo se han puesto a disposición pública. De este modo, tanto los datos de entrada como los </w:t>
+      </w:r>
+      <w:r>
+        <w:rPr>
+          <w:i/>
+          <w:iCs/>
+        </w:rPr>
+        <w:t>scripts</w:t>
+      </w:r>
+      <w:r>
+        <w:t xml:space="preserve"> de código desarrollados y los resultados derivados del análisis se encuentran alojados en un repositorio de GitHub. Todo este material puede ser consultado de forma íntegra a través del siguiente enlace: </w:t>
+      </w:r>
+      <w:hyperlink r:id="rId15" w:tgtFrame="_blank" w:history="1">
+        <w:r>
+          <w:rPr>
+            <w:rStyle w:val="Hipervnculo"/>
+          </w:rPr>
+          <w:t>https://github.com/VeronicaCVT/TFM_Bioinfo_Colon_Cancer</w:t>
+        </w:r>
+      </w:hyperlink>
+      <w:r>
+        <w:t>.</w:t>
+      </w:r>
+    </w:p>
+    <w:p>
+      <w:pPr>
+        <w:pStyle w:val="Ttulo2"/>
+        <w:rPr>
+          <w:caps w:val="0"/>
+        </w:rPr>
+      </w:pPr>
+      <w:bookmarkStart w:id="14" w:name="_Toc230635975"/>
+      <w:commentRangeStart w:id="15"/>
+      <w:r>
+        <w:rPr>
+          <w:caps w:val="0"/>
+        </w:rPr>
+        <w:t xml:space="preserve">Obtención </w:t>
+      </w:r>
+      <w:commentRangeEnd w:id="15"/>
+      <w:r>
+        <w:rPr>
+          <w:rStyle w:val="Refdecomentario"/>
+          <w:caps w:val="0"/>
+          <w:sz w:val="28"/>
+          <w:szCs w:val="28"/>
+        </w:rPr>
+        <w:commentReference w:id="15"/>
+      </w:r>
+      <w:r>
+        <w:rPr>
+          <w:caps w:val="0"/>
+        </w:rPr>
+        <w:t>de los Datos y Criterios de Selección</w:t>
+      </w:r>
       <w:bookmarkEnd w:id="14"/>
     </w:p>
     <w:p>
-      <w:pPr>
-        <w:pStyle w:val="Ttulo2"/>
-        <w:rPr>
-          <w:caps w:val="0"/>
-        </w:rPr>
-      </w:pPr>
-      <w:bookmarkStart w:id="15" w:name="_Toc229999181"/>
-      <w:r>
-        <w:rPr>
-          <w:caps w:val="0"/>
-        </w:rPr>
-        <w:t>Obtención de los Datos y Criterios de Selección</w:t>
-      </w:r>
-      <w:bookmarkEnd w:id="15"/>
-    </w:p>
-    <w:p>
       <w:r>
         <w:t>La recopilación de datos adecuados para el estudio es un paso fundamental, ya que estos constituyen la base de todos los análisis bioinformáticos y estadísticos posteriores. En este apartado se describe detalladamente el procedimiento seguido para la búsqueda de información y los criterios técnicos aplicados para garantizar la calidad de los datos resultantes.</w:t>
       </w:r>
@@ -5443,7 +5394,7 @@
       <w:pPr>
         <w:pStyle w:val="Ttulo3"/>
       </w:pPr>
-      <w:bookmarkStart w:id="16" w:name="_Toc229999182"/>
+      <w:bookmarkStart w:id="16" w:name="_Toc230635976"/>
       <w:r>
         <w:t>Fuente de datos</w:t>
       </w:r>
@@ -5490,7 +5441,7 @@
       <w:r>
         <w:t xml:space="preserve">del </w:t>
       </w:r>
-      <w:hyperlink r:id="rId15" w:history="1">
+      <w:hyperlink r:id="rId16" w:history="1">
         <w:r>
           <w:rPr>
             <w:rStyle w:val="Hipervnculo"/>
@@ -5504,7 +5455,7 @@
       <w:r>
         <w:t xml:space="preserve"> y </w:t>
       </w:r>
-      <w:hyperlink r:id="rId16" w:history="1">
+      <w:hyperlink r:id="rId17" w:history="1">
         <w:r>
           <w:rPr>
             <w:rStyle w:val="Hipervnculo"/>
@@ -5625,6 +5576,7 @@
           <w:b/>
           <w:bCs/>
         </w:rPr>
+        <w:lastRenderedPageBreak/>
         <w:t>Diseño Experimental</w:t>
       </w:r>
       <w:r>
@@ -5688,19 +5640,10 @@
           <w:u w:val="single"/>
         </w:rPr>
       </w:pPr>
-    </w:p>
-    <w:p>
-      <w:pPr>
-        <w:ind w:left="360"/>
+      <w:r>
         <w:rPr>
           <w:u w:val="single"/>
         </w:rPr>
-      </w:pPr>
-      <w:r>
-        <w:rPr>
-          <w:u w:val="single"/>
-        </w:rPr>
-        <w:lastRenderedPageBreak/>
         <w:t>Criterios de exclusión</w:t>
       </w:r>
     </w:p>
@@ -5888,6 +5831,7 @@
     </w:p>
     <w:p>
       <w:r>
+        <w:lastRenderedPageBreak/>
         <w:t xml:space="preserve">En consonancia con </w:t>
       </w:r>
       <w:r>
@@ -5923,7 +5867,6 @@
           <w:iCs/>
           <w:lang w:val="en-US"/>
         </w:rPr>
-        <w:lastRenderedPageBreak/>
         <w:t>(colon cancer[Title] OR colorectal cancer[Title]) AND "Homo sapiens"[Organism] AND "Expression profiling by high throughput sequencing"[All Fields]</w:t>
       </w:r>
     </w:p>
@@ -5998,90 +5941,11 @@
         <w:t> de análisis estandarizado del NCBI (GEO)</w:t>
       </w:r>
       <w:r>
-        <w:t xml:space="preserve">. Este consiste en el alineamiento de </w:t>
-      </w:r>
-      <w:r>
-        <w:t xml:space="preserve">las ejecuciones de secuenciación del </w:t>
-      </w:r>
-      <w:r>
-        <w:rPr>
-          <w:i/>
-          <w:iCs/>
-        </w:rPr>
-        <w:t>Sequence Read Archive</w:t>
-      </w:r>
-      <w:r>
-        <w:t xml:space="preserve"> (SRA) clasificadas como transcriptómicas y correspondientes a </w:t>
-      </w:r>
-      <w:r>
-        <w:rPr>
-          <w:i/>
-          <w:iCs/>
-        </w:rPr>
-        <w:t>Homo sapiens</w:t>
-      </w:r>
-      <w:r>
-        <w:t xml:space="preserve"> contra el ensamblaje del genoma de referencia GCA_000001405.15 utilizando el algoritmo HISAT2. Aquellas ejecuciones que logran superar una tasa de alineamiento mínima del 50% son procesadas a continuación con el programa </w:t>
-      </w:r>
-      <w:r>
-        <w:rPr>
-          <w:i/>
-          <w:iCs/>
-        </w:rPr>
-        <w:t>featureCounts</w:t>
-      </w:r>
-      <w:r>
-        <w:t xml:space="preserve"> (paquete </w:t>
-      </w:r>
-      <w:r>
-        <w:rPr>
-          <w:i/>
-          <w:iCs/>
-        </w:rPr>
-        <w:t>Subread</w:t>
-      </w:r>
-      <w:r>
-        <w:t>), el cual genera un archivo de conteo crudo individual para cada ejecución. Posteriormente, GEO integra estos archivos individuales en matrices de conteo crudo a nivel de Serie (</w:t>
-      </w:r>
-      <w:r>
-        <w:rPr>
-          <w:i/>
-          <w:iCs/>
-        </w:rPr>
-        <w:t>GEO Series raw counts matrices</w:t>
-      </w:r>
-      <w:r>
-        <w:t xml:space="preserve">). Como paso final </w:t>
-      </w:r>
-      <w:r>
-        <w:t xml:space="preserve">de este </w:t>
-      </w:r>
-      <w:r>
-        <w:rPr>
-          <w:i/>
-          <w:iCs/>
-        </w:rPr>
-        <w:t>pipeline</w:t>
-      </w:r>
-      <w:r>
-        <w:t xml:space="preserve">, los valores cuantitativos de las matrices se redondean para asegurar que sean </w:t>
-      </w:r>
-      <w:r>
-        <w:rPr>
-          <w:i/>
-          <w:iCs/>
-        </w:rPr>
-        <w:t>inputs</w:t>
-      </w:r>
-      <w:r>
-        <w:t xml:space="preserve"> compatibles con los programas estándar de </w:t>
-      </w:r>
-      <w:r>
-        <w:t xml:space="preserve">análisis de expresión </w:t>
+        <w:t xml:space="preserve">. </w:t>
       </w:r>
       <w:commentRangeStart w:id="19"/>
       <w:r>
-        <w:t>diferencial</w:t>
+        <w:t>Es fundamental destacar que, aunque algunas de estas series se asociaron originalmente a publicaciones basadas en el ensamblaje antiguo hg19 (GRCh37), el reanálisis centralizado de GEO actualiza y unifica la versión del genoma a hg38 (GRCh38).</w:t>
       </w:r>
       <w:commentRangeEnd w:id="19"/>
       <w:r>
@@ -6093,6 +5957,104 @@
         <w:commentReference w:id="19"/>
       </w:r>
       <w:r>
+        <w:t xml:space="preserve"> Este procedimiento </w:t>
+      </w:r>
+      <w:r>
+        <w:t xml:space="preserve">consiste en el alineamiento de </w:t>
+      </w:r>
+      <w:r>
+        <w:t xml:space="preserve">las ejecuciones de secuenciación del </w:t>
+      </w:r>
+      <w:r>
+        <w:rPr>
+          <w:i/>
+          <w:iCs/>
+        </w:rPr>
+        <w:t>Sequence Read Archive</w:t>
+      </w:r>
+      <w:r>
+        <w:t xml:space="preserve"> (SRA) clasificadas como transcriptómicas y correspondientes a </w:t>
+      </w:r>
+      <w:r>
+        <w:rPr>
+          <w:i/>
+          <w:iCs/>
+        </w:rPr>
+        <w:t>Homo sapiens</w:t>
+      </w:r>
+      <w:r>
+        <w:t xml:space="preserve"> contra el ensamblaje del genoma de referencia GCA_000001405.15 utilizando el algoritmo HISAT2. Aquellas ejecuciones que logran superar una tasa de alineamiento mínima del 50% son procesadas a continuación con el programa </w:t>
+      </w:r>
+      <w:r>
+        <w:rPr>
+          <w:i/>
+          <w:iCs/>
+        </w:rPr>
+        <w:t>featureCounts</w:t>
+      </w:r>
+      <w:r>
+        <w:t xml:space="preserve"> (paquete </w:t>
+      </w:r>
+      <w:r>
+        <w:rPr>
+          <w:i/>
+          <w:iCs/>
+        </w:rPr>
+        <w:t>Subread</w:t>
+      </w:r>
+      <w:r>
+        <w:t>), el cual genera un archivo de conteo crudo individual para cada ejecución. Posteriormente, GEO integra estos archivos individuales en matrices de conteo crudo a nivel de Serie (</w:t>
+      </w:r>
+      <w:r>
+        <w:rPr>
+          <w:i/>
+          <w:iCs/>
+        </w:rPr>
+        <w:t>GEO Series raw counts matrices</w:t>
+      </w:r>
+      <w:r>
+        <w:t xml:space="preserve">). Como paso final </w:t>
+      </w:r>
+      <w:r>
+        <w:t xml:space="preserve">de este </w:t>
+      </w:r>
+      <w:r>
+        <w:rPr>
+          <w:i/>
+          <w:iCs/>
+        </w:rPr>
+        <w:t>pipeline</w:t>
+      </w:r>
+      <w:r>
+        <w:t xml:space="preserve">, los valores cuantitativos de las matrices se redondean para asegurar que sean </w:t>
+      </w:r>
+      <w:r>
+        <w:rPr>
+          <w:i/>
+          <w:iCs/>
+        </w:rPr>
+        <w:t>inputs</w:t>
+      </w:r>
+      <w:r>
+        <w:t xml:space="preserve"> compatibles con los programas estándar de </w:t>
+      </w:r>
+      <w:r>
+        <w:t xml:space="preserve">análisis de expresión </w:t>
+      </w:r>
+      <w:commentRangeStart w:id="20"/>
+      <w:r>
+        <w:t>diferencial</w:t>
+      </w:r>
+      <w:commentRangeEnd w:id="20"/>
+      <w:r>
+        <w:rPr>
+          <w:rStyle w:val="Refdecomentario"/>
+          <w:sz w:val="24"/>
+          <w:szCs w:val="24"/>
+        </w:rPr>
+        <w:commentReference w:id="20"/>
+      </w:r>
+      <w:r>
         <w:t>.</w:t>
       </w:r>
     </w:p>
@@ -6163,7 +6125,11 @@
         <w:t>.csv</w:t>
       </w:r>
       <w:r>
-        <w:t xml:space="preserve">. Esta elección técnica facilita la interoperabilidad con el entorno R y agiliza la estructuración de los objetos de datos necesarios. Como medida de control de calidad, la información obtenida se contrasta sistemáticamente con los archivos </w:t>
+        <w:t xml:space="preserve">. Esta elección técnica facilita la interoperabilidad con el entorno R y agiliza la </w:t>
+      </w:r>
+      <w:r>
+        <w:lastRenderedPageBreak/>
+        <w:t xml:space="preserve">estructuración de los objetos de datos necesarios. Como medida de control de calidad, la información obtenida se contrasta sistemáticamente con los archivos </w:t>
       </w:r>
       <w:r>
         <w:rPr>
@@ -6205,23 +6171,14 @@
       <w:r>
         <w:t xml:space="preserve"> (TCGA). A tal efecto, se accedió a la plataforma oficial </w:t>
       </w:r>
-      <w:hyperlink r:id="rId17" w:history="1">
+      <w:hyperlink r:id="rId18" w:history="1">
         <w:r>
           <w:rPr>
             <w:rStyle w:val="Hipervnculo"/>
             <w:i/>
             <w:iCs/>
           </w:rPr>
-          <w:t xml:space="preserve">Genomics Data </w:t>
-        </w:r>
-        <w:r>
-          <w:rPr>
-            <w:rStyle w:val="Hipervnculo"/>
-            <w:i/>
-            <w:iCs/>
-          </w:rPr>
-          <w:lastRenderedPageBreak/>
-          <w:t>Commons</w:t>
+          <w:t>Genomics Data Commons</w:t>
         </w:r>
         <w:r>
           <w:rPr>
@@ -6466,7 +6423,11 @@
         <w:t>). Este documento centraliza tanto los identificadores únicos (UUID) como las sumas de verificación (MD5) de las muestras seleccionadas, garantizando así una descarga automatizada y libre de errores de integridad</w:t>
       </w:r>
       <w:r>
-        <w:t xml:space="preserve">. Finalmente, haciendo uso de este manifiesto, se ejecutó la descarga de las matrices de conteo desde la terminal del sistema operativo mediante la herramienta de línea de comandos </w:t>
+        <w:t xml:space="preserve">. Finalmente, haciendo uso de este manifiesto, </w:t>
+      </w:r>
+      <w:r>
+        <w:lastRenderedPageBreak/>
+        <w:t xml:space="preserve">se ejecutó la descarga de las matrices de conteo desde la terminal del sistema operativo mediante la herramienta de línea de comandos </w:t>
       </w:r>
       <w:r>
         <w:rPr>
@@ -6521,12 +6482,11 @@
       <w:pPr>
         <w:pStyle w:val="Ttulo3"/>
       </w:pPr>
-      <w:bookmarkStart w:id="20" w:name="_Toc229999183"/>
-      <w:r>
-        <w:lastRenderedPageBreak/>
+      <w:bookmarkStart w:id="21" w:name="_Toc230635977"/>
+      <w:r>
         <w:t>Descripción de la cohorte</w:t>
       </w:r>
-      <w:bookmarkEnd w:id="20"/>
+      <w:bookmarkEnd w:id="21"/>
     </w:p>
     <w:p>
       <w:r>
@@ -6550,45 +6510,31 @@
         <w:t>).</w:t>
       </w:r>
       <w:r>
-        <w:t xml:space="preserve"> Destacar que, d</w:t>
-      </w:r>
-      <w:r>
-        <w:t>ada la naturaleza heterogénea de</w:t>
-      </w:r>
-      <w:r>
-        <w:t xml:space="preserve">l </w:t>
-      </w:r>
-      <w:r>
-        <w:t>conjunto global, las muestras no se agruparon en una única matriz, sino que se mantuvieron divididas en sus respectivos datasets para su análisis independiente</w:t>
-      </w:r>
-      <w:r>
-        <w:t>.</w:t>
-      </w:r>
-    </w:p>
-    <w:p>
-      <w:r>
-        <w:t xml:space="preserve">Desde el punto de vista del diseño experimental, la cohorte presenta una estructura mixta. Los datasets procedentes de GEO aportan un entorno controlado de </w:t>
-      </w:r>
-      <w:r>
-        <w:t>diseño pareado</w:t>
-      </w:r>
-      <w:r>
-        <w:t xml:space="preserve"> (tejido tumoral y </w:t>
-      </w:r>
-      <w:r>
-        <w:t xml:space="preserve">normal </w:t>
-      </w:r>
-      <w:r>
-        <w:t xml:space="preserve">adyacente del mismo paciente), idóneo para mitigar la variabilidad interindividual. Por su parte, la cohorte de TCGA-COAD introduce un diseño no pareado de gran dimensionalidad. </w:t>
-      </w:r>
-      <w:r>
-        <w:t xml:space="preserve">Por último, la coexistencia de distintos genomas de referencia (hg19 y hg38) representa una variable técnica crítica. Esta disparidad exige una fase de unificación previa para asegurar la validez tanto de las representaciones gráficas como de los análisis funcionales </w:t>
-      </w:r>
-      <w:r>
-        <w:t>posteriores</w:t>
-      </w:r>
-      <w:r>
-        <w:t>.</w:t>
+        <w:t xml:space="preserve"> </w:t>
+      </w:r>
+      <w:r>
+        <w:t>Cabe recalcar que, dadas las particularidades y el origen de cada estudio, las muestras no se agruparon en una única matriz en las fases iniciales, sino que se mantuvieron divididas en sus respectivos conjuntos de datos para la ejecución de un flujo de trabajo independiente.</w:t>
+      </w:r>
+    </w:p>
+    <w:p>
+      <w:commentRangeStart w:id="22"/>
+      <w:r>
+        <w:t>Desde el punto de vista del diseño experimental, la cohorte presenta una estructura mixta. Los datasets procedentes de GEO aportan un entorno controlado de diseño pareado (tejido tumoral y normal adyacente del mismo paciente), idóneo para mitigar la variabilidad interindividual. Por su parte, la cohorte de TCGA-COAD introduce un diseño no pareado de gran dimensionalidad.</w:t>
+      </w:r>
+      <w:r>
+        <w:t xml:space="preserve"> Asimismo</w:t>
+      </w:r>
+      <w:r>
+        <w:t>, contar con una cohorte genómicamente unificada de partida aporta un gran valor metodológico. El hecho de que todos los conjuntos de datos compartan el ensamblaje de referencia GRCh38 (hg38) elimina una fuente crítica de variabilidad técnica inter-estudio. Esta homogeneidad estructural garantiza la robustez y validez de las representaciones gráficas y de los análisis funcionales de la fase final de integración.</w:t>
+      </w:r>
+      <w:commentRangeEnd w:id="22"/>
+      <w:r>
+        <w:rPr>
+          <w:rStyle w:val="Refdecomentario"/>
+          <w:sz w:val="24"/>
+          <w:szCs w:val="24"/>
+        </w:rPr>
+        <w:commentReference w:id="22"/>
       </w:r>
     </w:p>
     <w:p>
@@ -6596,29 +6542,26 @@
         <w:pStyle w:val="TtuloTDC"/>
         <w:spacing w:after="0"/>
       </w:pPr>
-      <w:bookmarkStart w:id="21" w:name="_Toc229999212"/>
-      <w:bookmarkStart w:id="22" w:name="Tabla_datasets"/>
+      <w:bookmarkStart w:id="23" w:name="_Toc229999212"/>
+      <w:bookmarkStart w:id="24" w:name="Tabla_datasets"/>
       <w:r>
         <w:t>Tabla 1. Resumen de los datasets de RNA-seq integrados y características del diseño experimental.</w:t>
       </w:r>
-      <w:bookmarkEnd w:id="21"/>
+      <w:bookmarkEnd w:id="23"/>
     </w:p>
     <w:tbl>
       <w:tblPr>
         <w:tblStyle w:val="Tablaconcuadrcula7concolores"/>
-        <w:tblW w:w="0" w:type="auto"/>
-        <w:tblInd w:w="-5" w:type="dxa"/>
-        <w:tblLayout w:type="fixed"/>
+        <w:tblW w:w="5000" w:type="pct"/>
         <w:tblLook w:val="04A0" w:firstRow="1" w:lastRow="0" w:firstColumn="1" w:lastColumn="0" w:noHBand="0" w:noVBand="1"/>
       </w:tblPr>
       <w:tblGrid>
-        <w:gridCol w:w="1332"/>
-        <w:gridCol w:w="1152"/>
-        <w:gridCol w:w="1444"/>
-        <w:gridCol w:w="1119"/>
-        <w:gridCol w:w="1621"/>
-        <w:gridCol w:w="1126"/>
-        <w:gridCol w:w="1282"/>
+        <w:gridCol w:w="1550"/>
+        <w:gridCol w:w="1145"/>
+        <w:gridCol w:w="1275"/>
+        <w:gridCol w:w="1275"/>
+        <w:gridCol w:w="2518"/>
+        <w:gridCol w:w="1308"/>
       </w:tblGrid>
       <w:tr>
         <w:trPr>
@@ -6628,10 +6571,10 @@
         <w:tc>
           <w:tcPr>
             <w:cnfStyle w:val="001000000100" w:firstRow="0" w:lastRow="0" w:firstColumn="1" w:lastColumn="0" w:oddVBand="0" w:evenVBand="0" w:oddHBand="0" w:evenHBand="0" w:firstRowFirstColumn="1" w:firstRowLastColumn="0" w:lastRowFirstColumn="0" w:lastRowLastColumn="0"/>
-            <w:tcW w:w="1332" w:type="dxa"/>
+            <w:tcW w:w="854" w:type="pct"/>
             <w:vAlign w:val="center"/>
           </w:tcPr>
-          <w:bookmarkEnd w:id="22"/>
+          <w:bookmarkEnd w:id="24"/>
           <w:p>
             <w:pPr>
               <w:jc w:val="center"/>
@@ -6651,13 +6594,14 @@
                 <w:iCs w:val="0"/>
                 <w:color w:val="auto"/>
               </w:rPr>
+              <w:lastRenderedPageBreak/>
               <w:t>ID Dataset</w:t>
             </w:r>
           </w:p>
         </w:tc>
         <w:tc>
           <w:tcPr>
-            <w:tcW w:w="1152" w:type="dxa"/>
+            <w:tcW w:w="631" w:type="pct"/>
             <w:vAlign w:val="center"/>
           </w:tcPr>
           <w:p>
@@ -6682,7 +6626,7 @@
         </w:tc>
         <w:tc>
           <w:tcPr>
-            <w:tcW w:w="1444" w:type="dxa"/>
+            <w:tcW w:w="703" w:type="pct"/>
             <w:vAlign w:val="center"/>
           </w:tcPr>
           <w:p>
@@ -6707,7 +6651,7 @@
         </w:tc>
         <w:tc>
           <w:tcPr>
-            <w:tcW w:w="1119" w:type="dxa"/>
+            <w:tcW w:w="703" w:type="pct"/>
             <w:vAlign w:val="center"/>
           </w:tcPr>
           <w:p>
@@ -6732,7 +6676,7 @@
         </w:tc>
         <w:tc>
           <w:tcPr>
-            <w:tcW w:w="1621" w:type="dxa"/>
+            <w:tcW w:w="1388" w:type="pct"/>
             <w:vAlign w:val="center"/>
           </w:tcPr>
           <w:p>
@@ -6757,7 +6701,7 @@
         </w:tc>
         <w:tc>
           <w:tcPr>
-            <w:tcW w:w="1126" w:type="dxa"/>
+            <w:tcW w:w="721" w:type="pct"/>
             <w:vAlign w:val="center"/>
           </w:tcPr>
           <w:p>
@@ -6780,31 +6724,6 @@
             </w:r>
           </w:p>
         </w:tc>
-        <w:tc>
-          <w:tcPr>
-            <w:tcW w:w="1282" w:type="dxa"/>
-            <w:vAlign w:val="center"/>
-          </w:tcPr>
-          <w:p>
-            <w:pPr>
-              <w:jc w:val="center"/>
-              <w:cnfStyle w:val="100000000000" w:firstRow="1" w:lastRow="0" w:firstColumn="0" w:lastColumn="0" w:oddVBand="0" w:evenVBand="0" w:oddHBand="0" w:evenHBand="0" w:firstRowFirstColumn="0" w:firstRowLastColumn="0" w:lastRowFirstColumn="0" w:lastRowLastColumn="0"/>
-              <w:rPr>
-                <w:rFonts w:cstheme="minorHAnsi"/>
-                <w:color w:val="auto"/>
-              </w:rPr>
-            </w:pPr>
-            <w:r>
-              <w:rPr>
-                <w:rFonts w:cstheme="minorHAnsi"/>
-                <w:b w:val="0"/>
-                <w:bCs w:val="0"/>
-                <w:color w:val="auto"/>
-              </w:rPr>
-              <w:t>Versión del Genoma</w:t>
-            </w:r>
-          </w:p>
-        </w:tc>
       </w:tr>
       <w:tr>
         <w:trPr>
@@ -6813,7 +6732,7 @@
         <w:tc>
           <w:tcPr>
             <w:cnfStyle w:val="001000000000" w:firstRow="0" w:lastRow="0" w:firstColumn="1" w:lastColumn="0" w:oddVBand="0" w:evenVBand="0" w:oddHBand="0" w:evenHBand="0" w:firstRowFirstColumn="0" w:firstRowLastColumn="0" w:lastRowFirstColumn="0" w:lastRowLastColumn="0"/>
-            <w:tcW w:w="1332" w:type="dxa"/>
+            <w:tcW w:w="854" w:type="pct"/>
             <w:vAlign w:val="center"/>
           </w:tcPr>
           <w:p>
@@ -6834,7 +6753,7 @@
         </w:tc>
         <w:tc>
           <w:tcPr>
-            <w:tcW w:w="1152" w:type="dxa"/>
+            <w:tcW w:w="631" w:type="pct"/>
             <w:vAlign w:val="center"/>
           </w:tcPr>
           <w:p>
@@ -6856,7 +6775,7 @@
         </w:tc>
         <w:tc>
           <w:tcPr>
-            <w:tcW w:w="1444" w:type="dxa"/>
+            <w:tcW w:w="703" w:type="pct"/>
             <w:vAlign w:val="center"/>
           </w:tcPr>
           <w:p>
@@ -6878,7 +6797,7 @@
         </w:tc>
         <w:tc>
           <w:tcPr>
-            <w:tcW w:w="1119" w:type="dxa"/>
+            <w:tcW w:w="703" w:type="pct"/>
             <w:vAlign w:val="center"/>
           </w:tcPr>
           <w:p>
@@ -6900,7 +6819,7 @@
         </w:tc>
         <w:tc>
           <w:tcPr>
-            <w:tcW w:w="1621" w:type="dxa"/>
+            <w:tcW w:w="1388" w:type="pct"/>
             <w:vAlign w:val="center"/>
           </w:tcPr>
           <w:p>
@@ -6922,7 +6841,7 @@
         </w:tc>
         <w:tc>
           <w:tcPr>
-            <w:tcW w:w="1126" w:type="dxa"/>
+            <w:tcW w:w="721" w:type="pct"/>
             <w:vAlign w:val="center"/>
           </w:tcPr>
           <w:p>
@@ -6942,34 +6861,12 @@
             </w:r>
           </w:p>
         </w:tc>
-        <w:tc>
-          <w:tcPr>
-            <w:tcW w:w="1282" w:type="dxa"/>
-            <w:vAlign w:val="center"/>
-          </w:tcPr>
-          <w:p>
-            <w:pPr>
-              <w:jc w:val="center"/>
-              <w:cnfStyle w:val="000000100000" w:firstRow="0" w:lastRow="0" w:firstColumn="0" w:lastColumn="0" w:oddVBand="0" w:evenVBand="0" w:oddHBand="1" w:evenHBand="0" w:firstRowFirstColumn="0" w:firstRowLastColumn="0" w:lastRowFirstColumn="0" w:lastRowLastColumn="0"/>
-              <w:rPr>
-                <w:rFonts w:cstheme="minorHAnsi"/>
-              </w:rPr>
-            </w:pPr>
-            <w:r>
-              <w:rPr>
-                <w:rFonts w:cstheme="minorHAnsi"/>
-                <w:color w:val="000000"/>
-              </w:rPr>
-              <w:t>hg19 (GRCh37)</w:t>
-            </w:r>
-          </w:p>
-        </w:tc>
       </w:tr>
       <w:tr>
         <w:tc>
           <w:tcPr>
             <w:cnfStyle w:val="001000000000" w:firstRow="0" w:lastRow="0" w:firstColumn="1" w:lastColumn="0" w:oddVBand="0" w:evenVBand="0" w:oddHBand="0" w:evenHBand="0" w:firstRowFirstColumn="0" w:firstRowLastColumn="0" w:lastRowFirstColumn="0" w:lastRowLastColumn="0"/>
-            <w:tcW w:w="1332" w:type="dxa"/>
+            <w:tcW w:w="854" w:type="pct"/>
             <w:vAlign w:val="center"/>
           </w:tcPr>
           <w:p>
@@ -6990,7 +6887,7 @@
         </w:tc>
         <w:tc>
           <w:tcPr>
-            <w:tcW w:w="1152" w:type="dxa"/>
+            <w:tcW w:w="631" w:type="pct"/>
             <w:vAlign w:val="center"/>
           </w:tcPr>
           <w:p>
@@ -7012,7 +6909,7 @@
         </w:tc>
         <w:tc>
           <w:tcPr>
-            <w:tcW w:w="1444" w:type="dxa"/>
+            <w:tcW w:w="703" w:type="pct"/>
             <w:vAlign w:val="center"/>
           </w:tcPr>
           <w:p>
@@ -7034,7 +6931,7 @@
         </w:tc>
         <w:tc>
           <w:tcPr>
-            <w:tcW w:w="1119" w:type="dxa"/>
+            <w:tcW w:w="703" w:type="pct"/>
             <w:vAlign w:val="center"/>
           </w:tcPr>
           <w:p>
@@ -7056,7 +6953,7 @@
         </w:tc>
         <w:tc>
           <w:tcPr>
-            <w:tcW w:w="1621" w:type="dxa"/>
+            <w:tcW w:w="1388" w:type="pct"/>
             <w:vAlign w:val="center"/>
           </w:tcPr>
           <w:p>
@@ -7078,7 +6975,7 @@
         </w:tc>
         <w:tc>
           <w:tcPr>
-            <w:tcW w:w="1126" w:type="dxa"/>
+            <w:tcW w:w="721" w:type="pct"/>
             <w:vAlign w:val="center"/>
           </w:tcPr>
           <w:p>
@@ -7098,28 +6995,6 @@
             </w:r>
           </w:p>
         </w:tc>
-        <w:tc>
-          <w:tcPr>
-            <w:tcW w:w="1282" w:type="dxa"/>
-            <w:vAlign w:val="center"/>
-          </w:tcPr>
-          <w:p>
-            <w:pPr>
-              <w:jc w:val="center"/>
-              <w:cnfStyle w:val="000000000000" w:firstRow="0" w:lastRow="0" w:firstColumn="0" w:lastColumn="0" w:oddVBand="0" w:evenVBand="0" w:oddHBand="0" w:evenHBand="0" w:firstRowFirstColumn="0" w:firstRowLastColumn="0" w:lastRowFirstColumn="0" w:lastRowLastColumn="0"/>
-              <w:rPr>
-                <w:rFonts w:cstheme="minorHAnsi"/>
-              </w:rPr>
-            </w:pPr>
-            <w:r>
-              <w:rPr>
-                <w:rFonts w:cstheme="minorHAnsi"/>
-                <w:color w:val="000000"/>
-              </w:rPr>
-              <w:t>hg38 (GRCh38)</w:t>
-            </w:r>
-          </w:p>
-        </w:tc>
       </w:tr>
       <w:tr>
         <w:trPr>
@@ -7128,7 +7003,7 @@
         <w:tc>
           <w:tcPr>
             <w:cnfStyle w:val="001000000000" w:firstRow="0" w:lastRow="0" w:firstColumn="1" w:lastColumn="0" w:oddVBand="0" w:evenVBand="0" w:oddHBand="0" w:evenHBand="0" w:firstRowFirstColumn="0" w:firstRowLastColumn="0" w:lastRowFirstColumn="0" w:lastRowLastColumn="0"/>
-            <w:tcW w:w="1332" w:type="dxa"/>
+            <w:tcW w:w="854" w:type="pct"/>
             <w:vAlign w:val="center"/>
           </w:tcPr>
           <w:p>
@@ -7143,14 +7018,13 @@
                 <w:rFonts w:cstheme="minorHAnsi"/>
                 <w:color w:val="000000"/>
               </w:rPr>
-              <w:lastRenderedPageBreak/>
               <w:t>GSE142279</w:t>
             </w:r>
           </w:p>
         </w:tc>
         <w:tc>
           <w:tcPr>
-            <w:tcW w:w="1152" w:type="dxa"/>
+            <w:tcW w:w="631" w:type="pct"/>
             <w:vAlign w:val="center"/>
           </w:tcPr>
           <w:p>
@@ -7172,7 +7046,7 @@
         </w:tc>
         <w:tc>
           <w:tcPr>
-            <w:tcW w:w="1444" w:type="dxa"/>
+            <w:tcW w:w="703" w:type="pct"/>
             <w:vAlign w:val="center"/>
           </w:tcPr>
           <w:p>
@@ -7194,7 +7068,7 @@
         </w:tc>
         <w:tc>
           <w:tcPr>
-            <w:tcW w:w="1119" w:type="dxa"/>
+            <w:tcW w:w="703" w:type="pct"/>
             <w:vAlign w:val="center"/>
           </w:tcPr>
           <w:p>
@@ -7216,7 +7090,7 @@
         </w:tc>
         <w:tc>
           <w:tcPr>
-            <w:tcW w:w="1621" w:type="dxa"/>
+            <w:tcW w:w="1388" w:type="pct"/>
             <w:vAlign w:val="center"/>
           </w:tcPr>
           <w:p>
@@ -7238,7 +7112,7 @@
         </w:tc>
         <w:tc>
           <w:tcPr>
-            <w:tcW w:w="1126" w:type="dxa"/>
+            <w:tcW w:w="721" w:type="pct"/>
             <w:vAlign w:val="center"/>
           </w:tcPr>
           <w:p>
@@ -7258,34 +7132,12 @@
             </w:r>
           </w:p>
         </w:tc>
-        <w:tc>
-          <w:tcPr>
-            <w:tcW w:w="1282" w:type="dxa"/>
-            <w:vAlign w:val="center"/>
-          </w:tcPr>
-          <w:p>
-            <w:pPr>
-              <w:jc w:val="center"/>
-              <w:cnfStyle w:val="000000100000" w:firstRow="0" w:lastRow="0" w:firstColumn="0" w:lastColumn="0" w:oddVBand="0" w:evenVBand="0" w:oddHBand="1" w:evenHBand="0" w:firstRowFirstColumn="0" w:firstRowLastColumn="0" w:lastRowFirstColumn="0" w:lastRowLastColumn="0"/>
-              <w:rPr>
-                <w:rFonts w:cstheme="minorHAnsi"/>
-              </w:rPr>
-            </w:pPr>
-            <w:r>
-              <w:rPr>
-                <w:rFonts w:cstheme="minorHAnsi"/>
-                <w:color w:val="000000"/>
-              </w:rPr>
-              <w:t>hg38 (GRCh38)</w:t>
-            </w:r>
-          </w:p>
-        </w:tc>
       </w:tr>
       <w:tr>
         <w:tc>
           <w:tcPr>
             <w:cnfStyle w:val="001000000000" w:firstRow="0" w:lastRow="0" w:firstColumn="1" w:lastColumn="0" w:oddVBand="0" w:evenVBand="0" w:oddHBand="0" w:evenHBand="0" w:firstRowFirstColumn="0" w:firstRowLastColumn="0" w:lastRowFirstColumn="0" w:lastRowLastColumn="0"/>
-            <w:tcW w:w="1332" w:type="dxa"/>
+            <w:tcW w:w="854" w:type="pct"/>
             <w:vAlign w:val="center"/>
           </w:tcPr>
           <w:p>
@@ -7306,7 +7158,7 @@
         </w:tc>
         <w:tc>
           <w:tcPr>
-            <w:tcW w:w="1152" w:type="dxa"/>
+            <w:tcW w:w="631" w:type="pct"/>
             <w:vAlign w:val="center"/>
           </w:tcPr>
           <w:p>
@@ -7328,7 +7180,7 @@
         </w:tc>
         <w:tc>
           <w:tcPr>
-            <w:tcW w:w="1444" w:type="dxa"/>
+            <w:tcW w:w="703" w:type="pct"/>
             <w:vAlign w:val="center"/>
           </w:tcPr>
           <w:p>
@@ -7350,7 +7202,7 @@
         </w:tc>
         <w:tc>
           <w:tcPr>
-            <w:tcW w:w="1119" w:type="dxa"/>
+            <w:tcW w:w="703" w:type="pct"/>
             <w:vAlign w:val="center"/>
           </w:tcPr>
           <w:p>
@@ -7372,7 +7224,7 @@
         </w:tc>
         <w:tc>
           <w:tcPr>
-            <w:tcW w:w="1621" w:type="dxa"/>
+            <w:tcW w:w="1388" w:type="pct"/>
             <w:vAlign w:val="center"/>
           </w:tcPr>
           <w:p>
@@ -7394,7 +7246,7 @@
         </w:tc>
         <w:tc>
           <w:tcPr>
-            <w:tcW w:w="1126" w:type="dxa"/>
+            <w:tcW w:w="721" w:type="pct"/>
             <w:vAlign w:val="center"/>
           </w:tcPr>
           <w:p>
@@ -7414,28 +7266,6 @@
             </w:r>
           </w:p>
         </w:tc>
-        <w:tc>
-          <w:tcPr>
-            <w:tcW w:w="1282" w:type="dxa"/>
-            <w:vAlign w:val="center"/>
-          </w:tcPr>
-          <w:p>
-            <w:pPr>
-              <w:jc w:val="center"/>
-              <w:cnfStyle w:val="000000000000" w:firstRow="0" w:lastRow="0" w:firstColumn="0" w:lastColumn="0" w:oddVBand="0" w:evenVBand="0" w:oddHBand="0" w:evenHBand="0" w:firstRowFirstColumn="0" w:firstRowLastColumn="0" w:lastRowFirstColumn="0" w:lastRowLastColumn="0"/>
-              <w:rPr>
-                <w:rFonts w:cstheme="minorHAnsi"/>
-              </w:rPr>
-            </w:pPr>
-            <w:r>
-              <w:rPr>
-                <w:rFonts w:cstheme="minorHAnsi"/>
-                <w:color w:val="000000"/>
-              </w:rPr>
-              <w:t>hg19 (GRCh37)</w:t>
-            </w:r>
-          </w:p>
-        </w:tc>
       </w:tr>
       <w:tr>
         <w:trPr>
@@ -7444,7 +7274,7 @@
         <w:tc>
           <w:tcPr>
             <w:cnfStyle w:val="001000000000" w:firstRow="0" w:lastRow="0" w:firstColumn="1" w:lastColumn="0" w:oddVBand="0" w:evenVBand="0" w:oddHBand="0" w:evenHBand="0" w:firstRowFirstColumn="0" w:firstRowLastColumn="0" w:lastRowFirstColumn="0" w:lastRowLastColumn="0"/>
-            <w:tcW w:w="1332" w:type="dxa"/>
+            <w:tcW w:w="854" w:type="pct"/>
             <w:vAlign w:val="center"/>
           </w:tcPr>
           <w:p>
@@ -7465,7 +7295,7 @@
         </w:tc>
         <w:tc>
           <w:tcPr>
-            <w:tcW w:w="1152" w:type="dxa"/>
+            <w:tcW w:w="631" w:type="pct"/>
             <w:vAlign w:val="center"/>
           </w:tcPr>
           <w:p>
@@ -7487,7 +7317,7 @@
         </w:tc>
         <w:tc>
           <w:tcPr>
-            <w:tcW w:w="1444" w:type="dxa"/>
+            <w:tcW w:w="703" w:type="pct"/>
             <w:vAlign w:val="center"/>
           </w:tcPr>
           <w:p>
@@ -7509,7 +7339,7 @@
         </w:tc>
         <w:tc>
           <w:tcPr>
-            <w:tcW w:w="1119" w:type="dxa"/>
+            <w:tcW w:w="703" w:type="pct"/>
             <w:vAlign w:val="center"/>
           </w:tcPr>
           <w:p>
@@ -7531,7 +7361,7 @@
         </w:tc>
         <w:tc>
           <w:tcPr>
-            <w:tcW w:w="1621" w:type="dxa"/>
+            <w:tcW w:w="1388" w:type="pct"/>
             <w:vAlign w:val="center"/>
           </w:tcPr>
           <w:p>
@@ -7553,7 +7383,7 @@
         </w:tc>
         <w:tc>
           <w:tcPr>
-            <w:tcW w:w="1126" w:type="dxa"/>
+            <w:tcW w:w="721" w:type="pct"/>
             <w:vAlign w:val="center"/>
           </w:tcPr>
           <w:p>
@@ -7573,34 +7403,12 @@
             </w:r>
           </w:p>
         </w:tc>
-        <w:tc>
-          <w:tcPr>
-            <w:tcW w:w="1282" w:type="dxa"/>
-            <w:vAlign w:val="center"/>
-          </w:tcPr>
-          <w:p>
-            <w:pPr>
-              <w:jc w:val="center"/>
-              <w:cnfStyle w:val="000000100000" w:firstRow="0" w:lastRow="0" w:firstColumn="0" w:lastColumn="0" w:oddVBand="0" w:evenVBand="0" w:oddHBand="1" w:evenHBand="0" w:firstRowFirstColumn="0" w:firstRowLastColumn="0" w:lastRowFirstColumn="0" w:lastRowLastColumn="0"/>
-              <w:rPr>
-                <w:rFonts w:cstheme="minorHAnsi"/>
-              </w:rPr>
-            </w:pPr>
-            <w:r>
-              <w:rPr>
-                <w:rFonts w:cstheme="minorHAnsi"/>
-                <w:color w:val="000000"/>
-              </w:rPr>
-              <w:t>hg38 (GRCh38)</w:t>
-            </w:r>
-          </w:p>
-        </w:tc>
       </w:tr>
       <w:tr>
         <w:tc>
           <w:tcPr>
             <w:cnfStyle w:val="001000000000" w:firstRow="0" w:lastRow="0" w:firstColumn="1" w:lastColumn="0" w:oddVBand="0" w:evenVBand="0" w:oddHBand="0" w:evenHBand="0" w:firstRowFirstColumn="0" w:firstRowLastColumn="0" w:lastRowFirstColumn="0" w:lastRowLastColumn="0"/>
-            <w:tcW w:w="1332" w:type="dxa"/>
+            <w:tcW w:w="854" w:type="pct"/>
             <w:vAlign w:val="center"/>
           </w:tcPr>
           <w:p>
@@ -7621,7 +7429,7 @@
         </w:tc>
         <w:tc>
           <w:tcPr>
-            <w:tcW w:w="1152" w:type="dxa"/>
+            <w:tcW w:w="631" w:type="pct"/>
             <w:vAlign w:val="center"/>
           </w:tcPr>
           <w:p>
@@ -7643,7 +7451,7 @@
         </w:tc>
         <w:tc>
           <w:tcPr>
-            <w:tcW w:w="1444" w:type="dxa"/>
+            <w:tcW w:w="703" w:type="pct"/>
             <w:vAlign w:val="center"/>
           </w:tcPr>
           <w:p>
@@ -7664,7 +7472,7 @@
         </w:tc>
         <w:tc>
           <w:tcPr>
-            <w:tcW w:w="1119" w:type="dxa"/>
+            <w:tcW w:w="703" w:type="pct"/>
             <w:vAlign w:val="center"/>
           </w:tcPr>
           <w:p>
@@ -7685,7 +7493,7 @@
         </w:tc>
         <w:tc>
           <w:tcPr>
-            <w:tcW w:w="1621" w:type="dxa"/>
+            <w:tcW w:w="1388" w:type="pct"/>
             <w:vAlign w:val="center"/>
           </w:tcPr>
           <w:p>
@@ -7701,13 +7509,13 @@
                 <w:rFonts w:cstheme="minorHAnsi"/>
                 <w:color w:val="000000"/>
               </w:rPr>
-              <w:t>10 (Eliminación duplicados)</w:t>
+              <w:t>10 (Eliminación de duplicados)</w:t>
             </w:r>
           </w:p>
         </w:tc>
         <w:tc>
           <w:tcPr>
-            <w:tcW w:w="1126" w:type="dxa"/>
+            <w:tcW w:w="721" w:type="pct"/>
             <w:vAlign w:val="center"/>
           </w:tcPr>
           <w:p>
@@ -7727,28 +7535,6 @@
             </w:r>
           </w:p>
         </w:tc>
-        <w:tc>
-          <w:tcPr>
-            <w:tcW w:w="1282" w:type="dxa"/>
-            <w:vAlign w:val="center"/>
-          </w:tcPr>
-          <w:p>
-            <w:pPr>
-              <w:jc w:val="center"/>
-              <w:cnfStyle w:val="000000000000" w:firstRow="0" w:lastRow="0" w:firstColumn="0" w:lastColumn="0" w:oddVBand="0" w:evenVBand="0" w:oddHBand="0" w:evenHBand="0" w:firstRowFirstColumn="0" w:firstRowLastColumn="0" w:lastRowFirstColumn="0" w:lastRowLastColumn="0"/>
-              <w:rPr>
-                <w:rFonts w:cstheme="minorHAnsi"/>
-              </w:rPr>
-            </w:pPr>
-            <w:r>
-              <w:rPr>
-                <w:rFonts w:cstheme="minorHAnsi"/>
-                <w:color w:val="000000"/>
-              </w:rPr>
-              <w:t>hg38 (GRCh38)</w:t>
-            </w:r>
-          </w:p>
-        </w:tc>
       </w:tr>
     </w:tbl>
     <w:p>
@@ -7759,23 +7545,23 @@
           <w:caps w:val="0"/>
         </w:rPr>
       </w:pPr>
-      <w:bookmarkStart w:id="23" w:name="_Toc229999184"/>
+      <w:bookmarkStart w:id="25" w:name="_Toc230635978"/>
       <w:r>
         <w:rPr>
           <w:caps w:val="0"/>
         </w:rPr>
         <w:t>Análisis</w:t>
       </w:r>
-      <w:bookmarkEnd w:id="23"/>
       <w:r>
         <w:rPr>
           <w:caps w:val="0"/>
         </w:rPr>
         <w:t xml:space="preserve"> Exploratorio Inicial y Control de Calidad de los Conteos Crudos</w:t>
       </w:r>
-    </w:p>
-    <w:p>
-      <w:commentRangeStart w:id="24"/>
+      <w:bookmarkEnd w:id="25"/>
+    </w:p>
+    <w:p>
+      <w:commentRangeStart w:id="26"/>
       <w:r>
         <w:t xml:space="preserve">Con el propósito de </w:t>
       </w:r>
@@ -7822,14 +7608,14 @@
       <w:r>
         <w:t>.</w:t>
       </w:r>
-      <w:commentRangeEnd w:id="24"/>
+      <w:commentRangeEnd w:id="26"/>
       <w:r>
         <w:rPr>
           <w:rStyle w:val="Refdecomentario"/>
           <w:sz w:val="24"/>
           <w:szCs w:val="24"/>
         </w:rPr>
-        <w:commentReference w:id="24"/>
+        <w:commentReference w:id="26"/>
       </w:r>
     </w:p>
     <w:p>
@@ -7878,11 +7664,7 @@
         <w:t>coldata</w:t>
       </w:r>
       <w:r>
-        <w:t xml:space="preserve">, un elemento indispensable </w:t>
-      </w:r>
-      <w:r>
-        <w:lastRenderedPageBreak/>
-        <w:t xml:space="preserve">para el posterior análisis de expresión diferencial con el paquete </w:t>
+        <w:t xml:space="preserve">, un elemento indispensable para el posterior análisis de expresión diferencial con el paquete </w:t>
       </w:r>
       <w:r>
         <w:rPr>
@@ -7892,7 +7674,11 @@
         <w:t>DESeq2</w:t>
       </w:r>
       <w:r>
-        <w:t>. Este dataframe consolida la información esencial extraída de los metadatos originales, incluyendo la condición biológica (Tejido Tumoral frente a Tejido Normal) y el identificador del paciente de origen. Como medidas de control de calidad y consistencia bioinformática, se estableció el tejido normal como el nivel de referencia basal (</w:t>
+        <w:t xml:space="preserve">. Este dataframe </w:t>
+      </w:r>
+      <w:r>
+        <w:lastRenderedPageBreak/>
+        <w:t>consolida la información esencial extraída de los metadatos originales, incluyendo la condición biológica (Tejido Tumoral frente a Tejido Normal) y el identificador del paciente de origen. Como medidas de control de calidad y consistencia bioinformática, se estableció el tejido normal como el nivel de referencia basal (</w:t>
       </w:r>
       <w:r>
         <w:rPr>
@@ -8184,7 +7970,6 @@
     </w:p>
     <w:p>
       <w:r>
-        <w:lastRenderedPageBreak/>
         <w:t xml:space="preserve">Finalmente, se realizó un Análisis de Componentes Principales (PCA) mediante la función </w:t>
       </w:r>
       <w:r>
@@ -8195,7 +7980,11 @@
         <w:t>prcomp</w:t>
       </w:r>
       <w:r>
-        <w:t xml:space="preserve"> con el propósito de examinar el patrón de agrupación de las muestras en función de la similitud de sus perfiles transcriptómicos (Normal frente a Tumor). Para su ejecución, este análisis exploratorio se restringió</w:t>
+        <w:t xml:space="preserve"> con el propósito de examinar el patrón de agrupación de las muestras en función de </w:t>
+      </w:r>
+      <w:r>
+        <w:lastRenderedPageBreak/>
+        <w:t>la similitud de sus perfiles transcriptómicos (Normal frente a Tumor). Para su ejecución, este análisis exploratorio se restringió</w:t>
       </w:r>
       <w:r>
         <w:t xml:space="preserve"> </w:t>
@@ -8271,12 +8060,22 @@
           <w:caps w:val="0"/>
         </w:rPr>
       </w:pPr>
+      <w:bookmarkStart w:id="27" w:name="_Toc230635979"/>
       <w:r>
         <w:rPr>
           <w:caps w:val="0"/>
         </w:rPr>
-        <w:t>Modelado Estadístico y Normalización Transcriptómica mediante DESeq2</w:t>
-      </w:r>
+        <w:t xml:space="preserve">Modelado Estadístico y Normalización Transcriptómica mediante </w:t>
+      </w:r>
+      <w:r>
+        <w:rPr>
+          <w:i/>
+          <w:iCs w:val="0"/>
+          <w:caps w:val="0"/>
+        </w:rPr>
+        <w:t>DESeq2</w:t>
+      </w:r>
+      <w:bookmarkEnd w:id="27"/>
     </w:p>
     <w:p>
       <w:r>
@@ -8419,20 +8218,20 @@
         <w:t xml:space="preserve"> biológica</w:t>
       </w:r>
       <w:r>
-        <w:t xml:space="preserve"> del tumor. Por el </w:t>
+        <w:t xml:space="preserve"> del tumor. Por el contrario, para la cohorte de TCGA-COAD se utilizó un modelo simple dada la ausencia de un diseño pareado en su estructura de origen. Cabe destacar que </w:t>
+      </w:r>
+      <w:r>
+        <w:t>los efectos</w:t>
+      </w:r>
+      <w:r>
+        <w:t xml:space="preserve"> lote </w:t>
+      </w:r>
+      <w:r>
+        <w:t xml:space="preserve">de carácter </w:t>
       </w:r>
       <w:r>
         <w:lastRenderedPageBreak/>
-        <w:t xml:space="preserve">contrario, para la cohorte de TCGA-COAD se utilizó un modelo simple dada la ausencia de un diseño pareado en su estructura de origen. Cabe destacar que </w:t>
-      </w:r>
-      <w:r>
-        <w:t>los efectos</w:t>
-      </w:r>
-      <w:r>
-        <w:t xml:space="preserve"> lote </w:t>
-      </w:r>
-      <w:r>
-        <w:t xml:space="preserve">de carácter intra-estudio —como las tandas de secuenciación, el operador o las fechas de preparación de las librerías— </w:t>
+        <w:t xml:space="preserve">intra-estudio —como las tandas de secuenciación, el operador o las fechas de preparación de las librerías— </w:t>
       </w:r>
       <w:r>
         <w:t>no fue</w:t>
@@ -8698,14 +8497,7 @@
         <w:rPr>
           <w:color w:val="000000" w:themeColor="text1"/>
         </w:rPr>
-        <w:t xml:space="preserve">) empírico Bayesiano para mitigar de forma robusta las desviaciones técnicas en experimentos de pequeña escala. Por el contrario, para los datasets con más de 20 muestras se optó por la </w:t>
-      </w:r>
-      <w:r>
-        <w:rPr>
-          <w:color w:val="000000" w:themeColor="text1"/>
-        </w:rPr>
-        <w:lastRenderedPageBreak/>
-        <w:t>transformación para la estabilización de la varianza (</w:t>
+        <w:t>) empírico Bayesiano para mitigar de forma robusta las desviaciones técnicas en experimentos de pequeña escala. Por el contrario, para los datasets con más de 20 muestras se optó por la transformación para la estabilización de la varianza (</w:t>
       </w:r>
       <w:r>
         <w:rPr>
@@ -8719,7 +8511,14 @@
         <w:rPr>
           <w:color w:val="000000" w:themeColor="text1"/>
         </w:rPr>
-        <w:t xml:space="preserve">). Esta función es computacionalmente más eficiente para un mayor volumen de datos, evitando el elevado coste de procesamiento de </w:t>
+        <w:t xml:space="preserve">). Esta función es computacionalmente </w:t>
+      </w:r>
+      <w:r>
+        <w:rPr>
+          <w:color w:val="000000" w:themeColor="text1"/>
+        </w:rPr>
+        <w:lastRenderedPageBreak/>
+        <w:t xml:space="preserve">más eficiente para un mayor volumen de datos, evitando el elevado coste de procesamiento de </w:t>
       </w:r>
       <w:r>
         <w:rPr>
@@ -8844,65 +8643,33 @@
           <w:caps w:val="0"/>
         </w:rPr>
       </w:pPr>
-      <w:commentRangeStart w:id="25"/>
+      <w:bookmarkStart w:id="28" w:name="_Toc230635980"/>
       <w:r>
         <w:rPr>
           <w:caps w:val="0"/>
         </w:rPr>
-        <w:t xml:space="preserve">Control de </w:t>
-      </w:r>
-      <w:r>
-        <w:rPr>
+        <w:t xml:space="preserve">Control de falsos positivos, contracción del </w:t>
+      </w:r>
+      <w:r>
+        <w:rPr>
+          <w:iCs w:val="0"/>
           <w:caps w:val="0"/>
         </w:rPr>
-        <w:t>F</w:t>
+        <w:t>LFC</w:t>
       </w:r>
       <w:r>
         <w:rPr>
           <w:caps w:val="0"/>
         </w:rPr>
-        <w:t xml:space="preserve">alsos </w:t>
+        <w:t xml:space="preserve"> y filtrado de </w:t>
       </w:r>
       <w:r>
         <w:rPr>
           <w:caps w:val="0"/>
         </w:rPr>
-        <w:t>P</w:t>
-      </w:r>
-      <w:r>
-        <w:rPr>
-          <w:caps w:val="0"/>
-        </w:rPr>
-        <w:t xml:space="preserve">ositivos, LFC-shrinkage y </w:t>
-      </w:r>
-      <w:r>
-        <w:rPr>
-          <w:caps w:val="0"/>
-        </w:rPr>
-        <w:t>A</w:t>
-      </w:r>
-      <w:r>
-        <w:rPr>
-          <w:caps w:val="0"/>
-        </w:rPr>
-        <w:t>notación</w:t>
-      </w:r>
-      <w:r>
-        <w:rPr>
-          <w:caps w:val="0"/>
-        </w:rPr>
-        <w:t xml:space="preserve"> Molecular</w:t>
-      </w:r>
-      <w:commentRangeEnd w:id="25"/>
-      <w:r>
-        <w:rPr>
-          <w:rStyle w:val="Refdecomentario"/>
-          <w:caps w:val="0"/>
-          <w:sz w:val="28"/>
-          <w:szCs w:val="28"/>
-        </w:rPr>
-        <w:commentReference w:id="25"/>
-      </w:r>
+        <w:t>DEGs</w:t>
+      </w:r>
+      <w:bookmarkEnd w:id="28"/>
     </w:p>
     <w:p>
       <w:pPr>
@@ -8932,7 +8699,25 @@
         <w:rPr>
           <w:color w:val="000000" w:themeColor="text1"/>
         </w:rPr>
-        <w:t xml:space="preserve"> aplicar métodos de corrección estadística que garanticen la reproducibilidad de los hallazgos. Este apartado detalla los criterios de significación implementados, la incorporación de algoritmos de contracción (</w:t>
+        <w:t xml:space="preserve"> aplicar métodos de corrección estadística que garanticen la reproducibilidad de los hallazgos. </w:t>
+      </w:r>
+      <w:r>
+        <w:rPr>
+          <w:color w:val="000000" w:themeColor="text1"/>
+        </w:rPr>
+        <w:t xml:space="preserve">Este apartado detalla los criterios de </w:t>
+      </w:r>
+      <w:r>
+        <w:rPr>
+          <w:color w:val="000000" w:themeColor="text1"/>
+        </w:rPr>
+        <w:t>significancia</w:t>
+      </w:r>
+      <w:r>
+        <w:rPr>
+          <w:color w:val="000000" w:themeColor="text1"/>
+        </w:rPr>
+        <w:t xml:space="preserve"> implementados, la incorporación de algoritmos de contracción (</w:t>
       </w:r>
       <w:r>
         <w:rPr>
@@ -8946,31 +8731,7 @@
         <w:rPr>
           <w:color w:val="000000" w:themeColor="text1"/>
         </w:rPr>
-        <w:t xml:space="preserve">) para mitigar el sesgo en genes con baja representatividad, y el procedimiento de </w:t>
-      </w:r>
-      <w:r>
-        <w:rPr>
-          <w:color w:val="000000" w:themeColor="text1"/>
-        </w:rPr>
-        <w:t>mapeo</w:t>
-      </w:r>
-      <w:r>
-        <w:rPr>
-          <w:color w:val="000000" w:themeColor="text1"/>
-        </w:rPr>
-        <w:t xml:space="preserve"> de identificadores para la</w:t>
-      </w:r>
-      <w:r>
-        <w:rPr>
-          <w:color w:val="000000" w:themeColor="text1"/>
-        </w:rPr>
-        <w:t xml:space="preserve">s representaciones gráficas y posterior </w:t>
-      </w:r>
-      <w:r>
-        <w:rPr>
-          <w:color w:val="000000" w:themeColor="text1"/>
-        </w:rPr>
-        <w:t>interpretación biológica.</w:t>
+        <w:t>) para mitigar el sesgo en genes con baja representatividad, y los criterios de selección para las representaciones gráficas subsiguientes.</w:t>
       </w:r>
     </w:p>
     <w:p>
@@ -9138,7 +8899,7 @@
         <w:rPr>
           <w:color w:val="000000" w:themeColor="text1"/>
         </w:rPr>
-        <w:t>), se impuso de forma estricta un filtro de relevancia biológica pre-test (</w:t>
+        <w:t>), se impuso un filtro de relevancia biológica pre-test (</w:t>
       </w:r>
       <m:oMath>
         <m:sSub>
@@ -9233,59 +8994,1406 @@
         <w:rPr>
           <w:color w:val="000000" w:themeColor="text1"/>
         </w:rPr>
-        <w:t xml:space="preserve"> veces (en valor absoluto) en los niveles de expresión entre el tejido tumoral y el control sano. Esta aproximación matemática modifica el test de Wald para evaluar una hipótesis nula de </w:t>
+        <w:t xml:space="preserve"> veces (en valor absoluto) en los niveles de expresión entre el tejido tumoral y el control sano. Esta aproximación matemática modifica el test de Wald para evaluar una hipótesis nula de intervalo, lo que resulta en una lista de genes candidatos significativamente más conservadora</w:t>
       </w:r>
       <w:r>
         <w:rPr>
           <w:color w:val="000000" w:themeColor="text1"/>
         </w:rPr>
+        <w:t xml:space="preserve"> y robusta</w:t>
+      </w:r>
+      <w:r>
+        <w:rPr>
+          <w:color w:val="000000" w:themeColor="text1"/>
+        </w:rPr>
+        <w:t>.</w:t>
+      </w:r>
+    </w:p>
+    <w:p>
+      <w:r>
         <w:lastRenderedPageBreak/>
-        <w:t>intervalo, lo que resulta en una lista de genes candidatos significativamente más conservadora</w:t>
-      </w:r>
-      <w:r>
-        <w:rPr>
+        <w:t xml:space="preserve">No obstante, en los experimentos de RNA-seq, los genes con conteos muy bajos o una variabilidad técnica elevada tienden a presentar estimaciones de </w:t>
+      </w:r>
+      <w:r>
+        <w:rPr>
+          <w:i/>
+          <w:iCs/>
+        </w:rPr>
+        <w:t>Log-Fold Change</w:t>
+      </w:r>
+      <w:r>
+        <w:t xml:space="preserve"> (LFC) artificialmente infladas. Para corregir este sesgo y reducir la tasa de falsos positivos, el objeto de resultados generado fue introducido en la función </w:t>
+      </w:r>
+      <w:r>
+        <w:rPr>
+          <w:i/>
+          <w:iCs/>
+        </w:rPr>
+        <w:t>lfcShrink()</w:t>
+      </w:r>
+      <w:r>
+        <w:t>:</w:t>
+      </w:r>
+    </w:p>
+    <w:p>
+      <w:pPr>
+        <w:jc w:val="center"/>
+        <w:rPr>
+          <w:sz w:val="22"/>
+          <w:szCs w:val="22"/>
+        </w:rPr>
+      </w:pPr>
+      <w:r>
+        <w:rPr>
+          <w:rFonts w:ascii="Consolas" w:hAnsi="Consolas"/>
           <w:color w:val="000000" w:themeColor="text1"/>
-        </w:rPr>
-        <w:t xml:space="preserve"> y</w:t>
-      </w:r>
-      <w:r>
-        <w:rPr>
+          <w:sz w:val="20"/>
+          <w:szCs w:val="20"/>
+        </w:rPr>
+        <w:t>resLFC &lt;- lfcShrink(dds, coef="</w:t>
+      </w:r>
+      <w:r>
+        <w:rPr>
+          <w:rFonts w:ascii="Consolas" w:hAnsi="Consolas"/>
           <w:color w:val="000000" w:themeColor="text1"/>
-        </w:rPr>
-        <w:t xml:space="preserve"> robusta</w:t>
-      </w:r>
-      <w:r>
-        <w:rPr>
+          <w:sz w:val="20"/>
+          <w:szCs w:val="20"/>
+        </w:rPr>
+        <w:t>Condition_Tumor_vs_Normal</w:t>
+      </w:r>
+      <w:r>
+        <w:rPr>
+          <w:rFonts w:ascii="Consolas" w:hAnsi="Consolas"/>
           <w:color w:val="000000" w:themeColor="text1"/>
-        </w:rPr>
+          <w:sz w:val="20"/>
+          <w:szCs w:val="20"/>
+        </w:rPr>
+        <w:t>", type="apeglm", res=re</w:t>
+      </w:r>
+      <w:r>
+        <w:rPr>
+          <w:rFonts w:ascii="Consolas" w:hAnsi="Consolas"/>
+          <w:color w:val="000000" w:themeColor="text1"/>
+          <w:sz w:val="20"/>
+          <w:szCs w:val="20"/>
+        </w:rPr>
+        <w:t>s)</w:t>
+      </w:r>
+    </w:p>
+    <w:p>
+      <w:r>
+        <w:t xml:space="preserve">La ejecución de este algoritmo requirió la especificación de tres parámetros fundamentales. En primer lugar, el argumento </w:t>
+      </w:r>
+      <w:r>
+        <w:rPr>
+          <w:i/>
+          <w:iCs/>
+        </w:rPr>
+        <w:t>coef</w:t>
+      </w:r>
+      <w:r>
+        <w:t xml:space="preserve"> define el contraste biológico de interés que se desea evaluar (Tejido Tumoral frente a Tejido Normal</w:t>
+      </w:r>
+      <w:r>
+        <w:t>).</w:t>
+      </w:r>
+      <w:r>
+        <w:t xml:space="preserve"> Es necesario destacar que la nomenclatura exacta de este coeficiente varía en función de las etiquetas del diseño factorial de cada conjunto de datos, siendo identificado previamente mediante </w:t>
+      </w:r>
+      <w:r>
+        <w:t xml:space="preserve">la función </w:t>
+      </w:r>
+      <w:r>
+        <w:rPr>
+          <w:i/>
+          <w:iCs/>
+        </w:rPr>
+        <w:t>resultsNames(dds)</w:t>
+      </w:r>
+      <w:r>
         <w:t>.</w:t>
       </w:r>
     </w:p>
     <w:p>
-      <w:pPr>
+      <w:r>
+        <w:t xml:space="preserve">En segundo lugar, se seleccionó el parámetro </w:t>
+      </w:r>
+      <w:r>
+        <w:rPr>
+          <w:i/>
+          <w:iCs/>
+        </w:rPr>
+        <w:t>type = "apeglm"</w:t>
+      </w:r>
+      <w:r>
+        <w:rPr>
+          <w:i/>
+          <w:iCs/>
+        </w:rPr>
+        <w:t xml:space="preserve"> </w:t>
+      </w:r>
+      <w:r>
+        <w:rPr>
+          <w:i/>
+          <w:iCs/>
+        </w:rPr>
+        <w:fldChar w:fldCharType="begin"/>
+      </w:r>
+      <w:r>
+        <w:rPr>
+          <w:i/>
+          <w:iCs/>
+        </w:rPr>
+        <w:instrText xml:space="preserve"> ADDIN ZOTERO_ITEM CSL_CITATION {"citationID":"V2YypPVC","properties":{"unsorted":false,"formattedCitation":"(5)","plainCitation":"(5)","noteIndex":0},"citationItems":[{"id":6,"uris":["http://zotero.org/users/local/sechomLT/items/9DJ274IW"],"itemData":{"id":6,"type":"article-journal","abstract":"AbstractMotivation. In RNA-seq differential expression analysis, investigators aim to detect those genes with changes in expression level across conditions","language":"en","source":"academic.oup.com","title":"Heavy-tailed prior distributions for sequence count data: removing the noise and preserving large differences","title-short":"Heavy-tailed prior distributions for sequence count data","URL":"https://dx.doi.org/10.1093/bioinformatics/bty895","author":[{"family":"Zhu","given":"Anqi"},{"family":"Ibrahim","given":"Joseph G."},{"family":"Love","given":"Michael I."}],"accessed":{"date-parts":[["2026",4,20]]}}}],"schema":"https://github.com/citation-style-language/schema/raw/master/csl-citation.json"} </w:instrText>
+      </w:r>
+      <w:r>
+        <w:rPr>
+          <w:i/>
+          <w:iCs/>
+        </w:rPr>
+        <w:fldChar w:fldCharType="separate"/>
+      </w:r>
+      <w:r>
+        <w:rPr>
+          <w:rFonts w:ascii="Calibri" w:hAnsi="Calibri" w:cs="Calibri"/>
+        </w:rPr>
+        <w:t>(5)</w:t>
+      </w:r>
+      <w:r>
+        <w:rPr>
+          <w:i/>
+          <w:iCs/>
+        </w:rPr>
+        <w:fldChar w:fldCharType="end"/>
+      </w:r>
+      <w:r>
+        <w:t>.</w:t>
+      </w:r>
+      <w:r>
+        <w:t xml:space="preserve"> </w:t>
+      </w:r>
+      <w:r>
+        <w:t>Este argumento implementa el método de Estimación Posterior Aproximada para Modelos Lineales Generalizados, el cual utiliza una distribución a priori t de Student para modelar los verdaderos cambios de expresión</w:t>
+      </w:r>
+      <w:r>
+        <w:t xml:space="preserve">. </w:t>
+      </w:r>
+      <w:r>
+        <w:t>A diferencia de los algoritmos tradicionales, esta aproximación estadística es capaz de identificar y contraer de manera muy estricta los falsos positivos causados por el ruido técnico en genes de baja expresión. Al mismo tiempo, el estimador discrimina con precisión las señales biológicas potentes, preservando intactas las magnitudes de los cambios en aquellos genes con diferencias de expresión verdaderamente masivas.</w:t>
+      </w:r>
+    </w:p>
+    <w:p>
+      <w:r>
+        <w:t xml:space="preserve">Por último, se incorporó explícitamente el argumento </w:t>
+      </w:r>
+      <w:r>
+        <w:rPr>
+          <w:i/>
+          <w:iCs/>
+        </w:rPr>
+        <w:t>res = res</w:t>
+      </w:r>
+      <w:r>
+        <w:t xml:space="preserve">. Esta configuración es de vital importancia en este flujo de trabajo, ya que </w:t>
+      </w:r>
+      <w:r>
+        <w:t>indica</w:t>
+      </w:r>
+      <w:r>
+        <w:t xml:space="preserve"> a </w:t>
+      </w:r>
+      <w:r>
+        <w:rPr>
+          <w:i/>
+          <w:iCs/>
+        </w:rPr>
+        <w:t>lfcShrink()</w:t>
+      </w:r>
+      <w:r>
+        <w:t xml:space="preserve"> </w:t>
+      </w:r>
+      <w:r>
+        <w:t>que debe</w:t>
+      </w:r>
+      <w:r>
+        <w:t xml:space="preserve"> heredar los </w:t>
+      </w:r>
+      <w:r>
+        <w:t>p-valores</w:t>
+      </w:r>
+      <w:r>
+        <w:t xml:space="preserve"> (</w:t>
+      </w:r>
+      <w:r>
+        <w:rPr>
+          <w:i/>
+          <w:iCs/>
+        </w:rPr>
+        <w:t>pvalue</w:t>
+      </w:r>
+      <w:r>
+        <w:t>)</w:t>
+      </w:r>
+      <w:r>
+        <w:t xml:space="preserve"> y los </w:t>
+      </w:r>
+      <w:r>
+        <w:t>p-valores</w:t>
+      </w:r>
+      <w:r>
+        <w:t xml:space="preserve"> ajustados</w:t>
+      </w:r>
+      <w:r>
+        <w:t xml:space="preserve"> (</w:t>
+      </w:r>
+      <w:r>
+        <w:rPr>
+          <w:i/>
+          <w:iCs/>
+        </w:rPr>
+        <w:t>padj</w:t>
+      </w:r>
+      <w:r>
+        <w:t>)</w:t>
+      </w:r>
+      <w:r>
+        <w:t xml:space="preserve"> calculados bajo la hipótesis de intervalo previa (</w:t>
+      </w:r>
+      <w:r>
+        <w:rPr>
+          <w:i/>
+          <w:iCs/>
+        </w:rPr>
+        <w:t>lfcThreshold = 0.585</w:t>
+      </w:r>
+      <w:r>
+        <w:t>). De este modo, el método recalcula y estabiliza únicamente las magnitudes de los LFC y sus errores estándar sin alterar la potencia estadística del test de Wald original.</w:t>
+      </w:r>
+    </w:p>
+    <w:p>
+      <w:r>
+        <w:t xml:space="preserve">La matriz de resultados obtenida tras </w:t>
+      </w:r>
+      <w:r>
+        <w:t>el encogimiento</w:t>
+      </w:r>
+      <w:r>
+        <w:t xml:space="preserve"> de los cambios de expresión se empleó, en primera instancia, para la visualización global del experimento mediante diagramas de dispersión MA (</w:t>
+      </w:r>
+      <w:r>
+        <w:rPr>
+          <w:i/>
+          <w:iCs/>
+        </w:rPr>
+        <w:t>MA-plots</w:t>
+      </w:r>
+      <w:r>
+        <w:t>) y gráficos de volcán (</w:t>
+      </w:r>
+      <w:r>
+        <w:rPr>
+          <w:i/>
+          <w:iCs/>
+        </w:rPr>
+        <w:t>volcano plots</w:t>
+      </w:r>
+      <w:r>
+        <w:t xml:space="preserve">). El primero se utilizó para examinar la relación entre la abundancia de los transcritos y la magnitud del cambio, mientras que el segundo permitió identificar visualmente aquellos genes con una relevancia estadística y biológica sobresaliente. </w:t>
+      </w:r>
+      <w:r>
+        <w:t xml:space="preserve">Posteriormente, y tras incorporar la correspondiente anotación molecular detallada en el siguiente apartado, los transcritos </w:t>
+      </w:r>
+      <w:r>
+        <w:t xml:space="preserve">se ordenaron de forma </w:t>
+      </w:r>
+      <w:r>
+        <w:lastRenderedPageBreak/>
+        <w:t>descendente según su significación estadística mediante el valor de</w:t>
+      </w:r>
+      <w:r>
+        <w:t>l</w:t>
+      </w:r>
+      <w:r>
+        <w:t xml:space="preserve"> p-</w:t>
+      </w:r>
+      <w:r>
+        <w:t xml:space="preserve">valor </w:t>
+      </w:r>
+      <w:r>
+        <w:t>ajustado. Sobre este conjunto, se aplicó un filtro estricto para aislar los DEGs. Para ello, se exigió una tasa de falso descubrimiento corregida menor al 5% (</w:t>
+      </w:r>
+      <m:oMath>
+        <m:r>
+          <w:rPr>
+            <w:rFonts w:ascii="Cambria Math" w:hAnsi="Cambria Math"/>
+          </w:rPr>
+          <m:t>padj &lt; 0.05</m:t>
+        </m:r>
+      </m:oMath>
+      <w:r>
+        <w:t xml:space="preserve">), la exclusión de valores ausentes y una magnitud de cambio superior a </w:t>
+      </w:r>
+      <m:oMath>
+        <m:r>
+          <w:rPr>
+            <w:rFonts w:ascii="Cambria Math" w:hAnsi="Cambria Math"/>
+          </w:rPr>
+          <m:t>1.5</m:t>
+        </m:r>
+      </m:oMath>
+      <w:r>
+        <w:t xml:space="preserve"> veces en valor absoluto (</w:t>
+      </w:r>
+      <m:oMath>
+        <m:sSub>
+          <m:sSubPr>
+            <m:ctrlPr>
+              <w:rPr>
+                <w:rFonts w:ascii="Cambria Math" w:hAnsi="Cambria Math"/>
+                <w:i/>
+                <w:color w:val="000000" w:themeColor="text1"/>
+              </w:rPr>
+            </m:ctrlPr>
+          </m:sSubPr>
+          <m:e>
+            <m:r>
+              <w:rPr>
+                <w:rFonts w:ascii="Cambria Math" w:hAnsi="Cambria Math"/>
+                <w:color w:val="000000" w:themeColor="text1"/>
+              </w:rPr>
+              <m:t>|log</m:t>
+            </m:r>
+          </m:e>
+          <m:sub>
+            <m:r>
+              <w:rPr>
+                <w:rFonts w:ascii="Cambria Math" w:hAnsi="Cambria Math"/>
+                <w:color w:val="000000" w:themeColor="text1"/>
+              </w:rPr>
+              <m:t>2</m:t>
+            </m:r>
+          </m:sub>
+        </m:sSub>
+        <m:r>
+          <w:rPr>
+            <w:rFonts w:ascii="Cambria Math" w:hAnsi="Cambria Math"/>
+            <w:color w:val="000000" w:themeColor="text1"/>
+          </w:rPr>
+          <m:t>FC|&gt;0.585</m:t>
+        </m:r>
+      </m:oMath>
+      <w:r>
+        <w:t>).</w:t>
+      </w:r>
+    </w:p>
+    <w:p>
+      <w:r>
+        <w:t>A partir de este listado depurado, se extrajeron dos subconjuntos específicos. El primero, compuesto por los 20 genes más significativos (Top 20), se destinó a la generación de mapas de calor (</w:t>
+      </w:r>
+      <w:r>
+        <w:rPr>
+          <w:i/>
+          <w:iCs/>
+        </w:rPr>
+        <w:t>heatmaps</w:t>
+      </w:r>
+      <w:r>
+        <w:t>) y diagramas de caja (</w:t>
+      </w:r>
+      <w:r>
+        <w:rPr>
+          <w:i/>
+          <w:iCs/>
+        </w:rPr>
+        <w:t>boxplots</w:t>
+      </w:r>
+      <w:r>
+        <w:t>) comparativos de los niveles de expresión por condición. El segundo bloque, conformado por los 1500 genes principales (Top 1500), se empleó para ejecutar un nuevo</w:t>
+      </w:r>
+      <w:r>
+        <w:t xml:space="preserve"> PCA</w:t>
+      </w:r>
+      <w:r>
+        <w:t xml:space="preserve">. A diferencia de la aproximación exploratoria inicial del estudio, esta segunda </w:t>
+      </w:r>
+      <w:r>
+        <w:t>representación</w:t>
+      </w:r>
+      <w:r>
+        <w:t xml:space="preserve"> buscaba evaluar si la restricción exclusiva a la señal biológica más robusta lograba una separación y delimitación mucho más clara de los grupos </w:t>
+      </w:r>
+      <w:r>
+        <w:t>de interés</w:t>
+      </w:r>
+      <w:r>
+        <w:t>. Finalmente, la tabla completa con los DEGs filtrados se exportó en formato CSV como archivo de salida definitivo para las fases de integración</w:t>
+      </w:r>
+      <w:r>
+        <w:t xml:space="preserve"> e interpretación</w:t>
+      </w:r>
+      <w:r>
+        <w:t>.</w:t>
+      </w:r>
+    </w:p>
+    <w:p>
+      <w:pPr>
+        <w:pStyle w:val="Ttulo2"/>
+        <w:rPr>
+          <w:caps w:val="0"/>
+        </w:rPr>
+      </w:pPr>
+      <w:bookmarkStart w:id="29" w:name="_Toc230635981"/>
+      <w:r>
+        <w:rPr>
+          <w:caps w:val="0"/>
+        </w:rPr>
+        <w:t xml:space="preserve">Anotación </w:t>
+      </w:r>
+      <w:r>
+        <w:rPr>
+          <w:caps w:val="0"/>
+        </w:rPr>
+        <w:t>M</w:t>
+      </w:r>
+      <w:r>
+        <w:rPr>
+          <w:caps w:val="0"/>
+        </w:rPr>
+        <w:t xml:space="preserve">olecular y </w:t>
+      </w:r>
+      <w:r>
+        <w:rPr>
+          <w:caps w:val="0"/>
+        </w:rPr>
+        <w:t>M</w:t>
+      </w:r>
+      <w:r>
+        <w:rPr>
+          <w:caps w:val="0"/>
+        </w:rPr>
+        <w:t xml:space="preserve">apeo de </w:t>
+      </w:r>
+      <w:r>
+        <w:rPr>
+          <w:caps w:val="0"/>
+        </w:rPr>
+        <w:t>I</w:t>
+      </w:r>
+      <w:r>
+        <w:rPr>
+          <w:caps w:val="0"/>
+        </w:rPr>
+        <w:t xml:space="preserve">dentificadores </w:t>
+      </w:r>
+      <w:r>
+        <w:rPr>
+          <w:caps w:val="0"/>
+        </w:rPr>
+        <w:t>F</w:t>
+      </w:r>
+      <w:r>
+        <w:rPr>
+          <w:caps w:val="0"/>
+        </w:rPr>
+        <w:t>uncionales</w:t>
+      </w:r>
+      <w:bookmarkEnd w:id="29"/>
+    </w:p>
+    <w:p>
+      <w:r>
+        <w:t>D</w:t>
+      </w:r>
+      <w:r>
+        <w:t xml:space="preserve">espués de la obtención de las </w:t>
+      </w:r>
+      <w:r>
+        <w:t>tablas de resultados de expresión diferencial optimizadas</w:t>
+      </w:r>
+      <w:r>
+        <w:t xml:space="preserve"> </w:t>
+      </w:r>
+      <w:r>
+        <w:t>mediante la contracción de los cambios de expresión (</w:t>
+      </w:r>
+      <w:r>
+        <w:rPr>
+          <w:i/>
+          <w:iCs/>
+        </w:rPr>
+        <w:t>LFC-shrinkage</w:t>
+      </w:r>
+      <w:r>
+        <w:t xml:space="preserve">), y de forma previa al ordenamiento y filtrado por significación estadística descrito en el apartado anterior, se llevó a cabo </w:t>
+      </w:r>
+      <w:r>
+        <w:t>la</w:t>
+      </w:r>
+      <w:r>
+        <w:t xml:space="preserve"> fase de anotación molecular. Este paso es </w:t>
+      </w:r>
+      <w:r>
+        <w:t>esencial</w:t>
+      </w:r>
+      <w:r>
+        <w:t xml:space="preserve"> </w:t>
+      </w:r>
+      <w:r>
+        <w:t xml:space="preserve">puesto </w:t>
+      </w:r>
+      <w:r>
+        <w:t>que las matrices de conteos originales proceden de diferentes plataformas de secuenciación y flujos de preprocesamiento, lo que introduce una marcada heterogeneidad en la nomenclatura de los genes. Con el propósito de garantizar la interoperabilidad de los datos, se diseñó una estrategia unificada de mapeo para transformar los identificadores de origen en dos nomenclaturas estándar: los símbolos oficiales de</w:t>
+      </w:r>
+      <w:r>
+        <w:t>l</w:t>
+      </w:r>
+      <w:r>
+        <w:t xml:space="preserve"> </w:t>
+      </w:r>
+      <w:hyperlink r:id="rId19" w:history="1">
+        <w:r>
+          <w:rPr>
+            <w:rStyle w:val="Hipervnculo"/>
+            <w:i/>
+            <w:iCs/>
+          </w:rPr>
+          <w:t>HUGO Gene Nomenclature Committee</w:t>
+        </w:r>
+      </w:hyperlink>
+      <w:r>
+        <w:t xml:space="preserve"> (</w:t>
+      </w:r>
+      <w:r>
+        <w:rPr>
+          <w:i/>
+          <w:iCs/>
+        </w:rPr>
+        <w:t>HGNC Gene Symbol</w:t>
+      </w:r>
+      <w:r>
+        <w:t xml:space="preserve">), indispensables para la interpretación biomédica y la visualización gráfica, y los códigos numéricos </w:t>
+      </w:r>
+      <w:r>
+        <w:rPr>
+          <w:i/>
+          <w:iCs/>
+        </w:rPr>
+        <w:t>Entrez ID</w:t>
+      </w:r>
+      <w:r>
+        <w:t xml:space="preserve"> de</w:t>
+      </w:r>
+      <w:r>
+        <w:t>l</w:t>
+      </w:r>
+      <w:r>
+        <w:t xml:space="preserve"> NCBI, </w:t>
+      </w:r>
+      <w:r>
+        <w:t>necesarios</w:t>
+      </w:r>
+      <w:r>
+        <w:t xml:space="preserve"> para los análisis de enriquecimiento funcional subsiguientes.</w:t>
+      </w:r>
+    </w:p>
+    <w:p>
+      <w:r>
+        <w:t xml:space="preserve">Debido a la </w:t>
+      </w:r>
+      <w:r>
+        <w:t xml:space="preserve">diversa </w:t>
+      </w:r>
+      <w:r>
+        <w:t>naturaleza de los datos de entrada, el procedimiento de anotación se adaptó de forma específica a tres bloques metodológicos:</w:t>
+      </w:r>
+    </w:p>
+    <w:p>
+      <w:pPr>
+        <w:numPr>
+          <w:ilvl w:val="0"/>
+          <w:numId w:val="35"/>
+        </w:numPr>
+      </w:pPr>
+      <w:r>
+        <w:rPr>
+          <w:b/>
+          <w:bCs/>
+        </w:rPr>
+        <w:t>Cohortes del pipeline estandarizado del NCBI (GSE50760, GSE92914, GSE104836, GSE142279 y GSE156451):</w:t>
+      </w:r>
+      <w:r>
+        <w:t xml:space="preserve"> Al haber sido preprocesados por la infraestructura de</w:t>
+      </w:r>
+      <w:r>
+        <w:t>l</w:t>
+      </w:r>
+      <w:r>
+        <w:t xml:space="preserve"> NCB</w:t>
+      </w:r>
+      <w:r>
+        <w:t>I</w:t>
+      </w:r>
+      <w:r>
+        <w:t xml:space="preserve">, </w:t>
+      </w:r>
+      <w:r>
+        <w:lastRenderedPageBreak/>
+        <w:t xml:space="preserve">estos conjuntos de datos empleaban de forma nativa identificadores </w:t>
+      </w:r>
+      <w:r>
+        <w:rPr>
+          <w:i/>
+          <w:iCs/>
+        </w:rPr>
+        <w:t>Entrez ID</w:t>
+      </w:r>
+      <w:r>
+        <w:t xml:space="preserve"> como nombres de fila. </w:t>
+      </w:r>
+      <w:r>
+        <w:t>Para obtener los símbolos oficiales de los genes (</w:t>
+      </w:r>
+      <w:r>
+        <w:rPr>
+          <w:i/>
+          <w:iCs/>
+        </w:rPr>
+        <w:t>Gene Symbols</w:t>
+      </w:r>
+      <w:r>
+        <w:t xml:space="preserve">), se utilizó la </w:t>
+      </w:r>
+      <w:r>
+        <w:t>librería</w:t>
+      </w:r>
+      <w:r>
+        <w:t xml:space="preserve"> </w:t>
+      </w:r>
+      <w:r>
+        <w:rPr>
+          <w:i/>
+          <w:iCs/>
+        </w:rPr>
+        <w:t>AnnotationHub</w:t>
+      </w:r>
+      <w:r>
+        <w:t xml:space="preserve"> con el fin de consultar la base de datos de anotación humana</w:t>
+      </w:r>
+      <w:r>
+        <w:t xml:space="preserve"> </w:t>
+      </w:r>
+      <w:r>
+        <w:t xml:space="preserve">mediante </w:t>
+      </w:r>
+      <w:r>
+        <w:t>el registro específico AH121953</w:t>
+      </w:r>
+      <w:r>
+        <w:t xml:space="preserve">. A través de este proceso se tradujeron las nomenclaturas y, en aquellos casos donde un identificador presentaba </w:t>
+      </w:r>
+      <w:r>
+        <w:t xml:space="preserve">varias </w:t>
+      </w:r>
+      <w:r>
+        <w:t>correspondencia</w:t>
+      </w:r>
+      <w:r>
+        <w:t>s</w:t>
+      </w:r>
+      <w:r>
+        <w:t>, se conservó únicamente el primer elemento registrado. Esto permitió obtener una conversión limpia y uniforme para todos los genes de estas matrices</w:t>
+      </w:r>
+      <w:r>
+        <w:t>.</w:t>
+      </w:r>
+    </w:p>
+    <w:p>
+      <w:pPr>
+        <w:numPr>
+          <w:ilvl w:val="0"/>
+          <w:numId w:val="35"/>
+        </w:numPr>
+      </w:pPr>
+      <w:r>
+        <w:rPr>
+          <w:b/>
+          <w:bCs/>
+        </w:rPr>
+        <w:t>Cohorte de secuenciación independiente (GSE164541):</w:t>
+      </w:r>
+      <w:r>
+        <w:t xml:space="preserve"> </w:t>
+      </w:r>
+      <w:r>
+        <w:t>Su</w:t>
+      </w:r>
+      <w:r>
+        <w:t xml:space="preserve"> </w:t>
+      </w:r>
+      <w:r>
+        <w:t xml:space="preserve">anotación </w:t>
+      </w:r>
+      <w:r>
+        <w:t xml:space="preserve">requirió una aproximación </w:t>
+      </w:r>
+      <w:r>
+        <w:t>diferente</w:t>
+      </w:r>
+      <w:r>
+        <w:t xml:space="preserve"> </w:t>
+      </w:r>
+      <w:r>
+        <w:t>ya que su matriz de conteos se obtuvo a partir de los datos suplementarios del estudio original, indexada mediante identificadores de Ensembl</w:t>
+      </w:r>
+      <w:r>
+        <w:t xml:space="preserve">. </w:t>
+      </w:r>
+      <w:r>
+        <w:t>A diferencia de los códigos de la NCBI, la nomenclatura de Ensembl varía notablemente según la versión de la base de datos debido a las constantes actualizaciones del genoma. Para evitar la pérdida de información por estas discrepancias, se utilizó</w:t>
+      </w:r>
+      <w:r>
+        <w:t xml:space="preserve"> </w:t>
+      </w:r>
+      <w:r>
+        <w:rPr>
+          <w:i/>
+          <w:iCs/>
+        </w:rPr>
+        <w:t>AnnotationHub</w:t>
+      </w:r>
+      <w:r>
+        <w:t xml:space="preserve"> para consultar la base de datos genómica de Ensembl (</w:t>
+      </w:r>
+      <w:r>
+        <w:rPr>
+          <w:i/>
+          <w:iCs/>
+        </w:rPr>
+        <w:t>EnsDb</w:t>
+      </w:r>
+      <w:r>
+        <w:t>) en su versión 103</w:t>
+      </w:r>
+      <w:r>
+        <w:t xml:space="preserve"> (registro </w:t>
+      </w:r>
+      <w:r>
+        <w:t>AH89426</w:t>
+      </w:r>
+      <w:r>
+        <w:t>)</w:t>
+      </w:r>
+      <w:r>
+        <w:t>, que es la contemporánea a</w:t>
+      </w:r>
+      <w:r>
+        <w:t xml:space="preserve"> dicho </w:t>
+      </w:r>
+      <w:r>
+        <w:t xml:space="preserve">estudio. A partir de este recurso, se realizó la conversión de cada código Ensembl para obtener tanto su </w:t>
+      </w:r>
+      <w:r>
+        <w:rPr>
+          <w:i/>
+          <w:iCs/>
+        </w:rPr>
+        <w:t>Entrez ID</w:t>
+      </w:r>
+      <w:r>
+        <w:t xml:space="preserve"> como su </w:t>
+      </w:r>
+      <w:r>
+        <w:rPr>
+          <w:i/>
+          <w:iCs/>
+        </w:rPr>
+        <w:t>Gene Symbol</w:t>
+      </w:r>
+      <w:r>
+        <w:t>, asegurando así la total compatibilidad de la serie.</w:t>
+      </w:r>
+    </w:p>
+    <w:p>
+      <w:pPr>
+        <w:numPr>
+          <w:ilvl w:val="0"/>
+          <w:numId w:val="35"/>
+        </w:numPr>
+      </w:pPr>
+      <w:r>
+        <w:rPr>
+          <w:b/>
+          <w:bCs/>
+        </w:rPr>
+        <w:t>Cohorte de validación masiva (TCGA-COAD):</w:t>
+      </w:r>
+      <w:r>
+        <w:t xml:space="preserve"> </w:t>
+      </w:r>
+      <w:r>
+        <w:t xml:space="preserve">Los datos de esta cohorte, procedentes del portal </w:t>
+      </w:r>
+      <w:r>
+        <w:t xml:space="preserve">de </w:t>
+      </w:r>
+      <w:r>
+        <w:t xml:space="preserve">GDC, están armonizados bajo la anotación GENCODE v36 sobre el ensamblaje de referencia GRCh38. Aunque los archivos individuales de origen contenían tanto códigos de Ensembl como sus nombres comunes, la matriz unificada de conteos se construyó priorizando la integridad estructural de los identificadores de Ensembl. Para la fase de anotación, los </w:t>
+      </w:r>
+      <w:r>
+        <w:rPr>
+          <w:i/>
+          <w:iCs/>
+        </w:rPr>
+        <w:t>Gene Symbols</w:t>
+      </w:r>
+      <w:r>
+        <w:t xml:space="preserve"> se recuperaron directamente a partir de las matrices de conteo originales de uno de los archivos individuales, lo que garantizó la traducción de la totalidad de los transcritos. De forma paralela, para obtener los códigos </w:t>
+      </w:r>
+      <w:r>
+        <w:rPr>
+          <w:i/>
+          <w:iCs/>
+        </w:rPr>
+        <w:t>Entrez ID</w:t>
+      </w:r>
+      <w:r>
+        <w:t xml:space="preserve"> sin introducir sesgos por el desfase entre bases de datos, se utilizó </w:t>
+      </w:r>
+      <w:r>
+        <w:rPr>
+          <w:i/>
+          <w:iCs/>
+        </w:rPr>
+        <w:t>AnnotationHub</w:t>
+      </w:r>
+      <w:r>
+        <w:t xml:space="preserve"> para consultar la versión 103 de la base de datos genómica de Ensembl (</w:t>
+      </w:r>
+      <w:r>
+        <w:rPr>
+          <w:i/>
+          <w:iCs/>
+        </w:rPr>
+        <w:t>EnsDb</w:t>
+      </w:r>
+      <w:r>
+        <w:t>), la cual presenta una equivalencia exacta con GENCODE v36</w:t>
+      </w:r>
+      <w:r>
+        <w:t>.</w:t>
+      </w:r>
+    </w:p>
+    <w:p>
+      <w:pPr>
+        <w:rPr>
+          <w:rFonts w:ascii="Times New Roman" w:hAnsi="Times New Roman"/>
+        </w:rPr>
+      </w:pPr>
+      <w:r>
+        <w:t xml:space="preserve">Una vez finalizada la anotación de todos los genes en las matrices </w:t>
+      </w:r>
+      <w:r>
+        <w:rPr>
+          <w:i/>
+          <w:iCs/>
+        </w:rPr>
+        <w:t>resLFC</w:t>
+      </w:r>
+      <w:r>
+        <w:t xml:space="preserve"> independientes, se logró unificar la estructura de todas las cohortes del estudio. Al añadir las columnas de </w:t>
+      </w:r>
+      <w:r>
+        <w:rPr>
+          <w:i/>
+          <w:iCs/>
+        </w:rPr>
+        <w:t xml:space="preserve">Gene </w:t>
+      </w:r>
+      <w:r>
+        <w:rPr>
+          <w:i/>
+          <w:iCs/>
+        </w:rPr>
+        <w:lastRenderedPageBreak/>
+        <w:t>Symbol</w:t>
+      </w:r>
+      <w:r>
+        <w:t xml:space="preserve"> y </w:t>
+      </w:r>
+      <w:r>
+        <w:rPr>
+          <w:i/>
+          <w:iCs/>
+        </w:rPr>
+        <w:t>Entrez ID</w:t>
+      </w:r>
+      <w:r>
+        <w:t xml:space="preserve">, se eliminaron por completo las diferencias de nomenclatura derivadas de las bases de datos de origen. </w:t>
+      </w:r>
+      <w:r>
+        <w:t xml:space="preserve">Esta armonización dejó las tablas completamente listas para su ordenación y filtrado definitivo, asegurando que tanto los archivos </w:t>
+      </w:r>
+      <w:r>
+        <w:rPr>
+          <w:i/>
+          <w:iCs/>
+        </w:rPr>
+        <w:t>.csv</w:t>
+      </w:r>
+      <w:r>
+        <w:t xml:space="preserve"> de salida como los análisis visuales contaran con identificadores oficiales y estandarizados.</w:t>
+      </w:r>
+    </w:p>
+    <w:p>
+      <w:pPr>
+        <w:pStyle w:val="Ttulo2"/>
+        <w:rPr>
+          <w:caps w:val="0"/>
+        </w:rPr>
+      </w:pPr>
+      <w:bookmarkStart w:id="30" w:name="_Toc230635982"/>
+      <w:r>
+        <w:rPr>
+          <w:caps w:val="0"/>
+        </w:rPr>
+        <w:t>Identificación de Firmas Consenso y Análisis de Enriquecimiento Funcional</w:t>
+      </w:r>
+      <w:bookmarkEnd w:id="30"/>
+    </w:p>
+    <w:p>
+      <w:r>
+        <w:t xml:space="preserve">Para identificar firmas moleculares robustas y consistentes a partir de las diferentes cohortes, se diseñó una estrategia de integración basada en la intersección de los DEGs obtenidos en </w:t>
+      </w:r>
+      <w:r>
+        <w:t>los análisis</w:t>
+      </w:r>
+      <w:r>
+        <w:t xml:space="preserve"> independientes. </w:t>
+      </w:r>
+      <w:r>
+        <w:t xml:space="preserve">En primer lugar, se procesaron las tablas de resultados de cada cohorte para extraer los códigos </w:t>
+      </w:r>
+      <w:r>
+        <w:rPr>
+          <w:i/>
+          <w:iCs/>
+        </w:rPr>
+        <w:t>Entrez ID</w:t>
+      </w:r>
+      <w:r>
+        <w:t xml:space="preserve"> de los genes significativos. Estos identificadores se clasificaron según la dirección de su cambio, separando así los transcritos sobreexpresados </w:t>
+      </w:r>
+      <w:r>
+        <w:t>(</w:t>
+      </w:r>
+      <m:oMath>
+        <m:sSub>
+          <m:sSubPr>
+            <m:ctrlPr>
+              <w:rPr>
+                <w:rFonts w:ascii="Cambria Math" w:hAnsi="Cambria Math"/>
+                <w:i/>
+                <w:color w:val="000000" w:themeColor="text1"/>
+              </w:rPr>
+            </m:ctrlPr>
+          </m:sSubPr>
+          <m:e>
+            <m:r>
+              <w:rPr>
+                <w:rFonts w:ascii="Cambria Math" w:hAnsi="Cambria Math"/>
+                <w:color w:val="000000" w:themeColor="text1"/>
+              </w:rPr>
+              <m:t>log</m:t>
+            </m:r>
+          </m:e>
+          <m:sub>
+            <m:r>
+              <w:rPr>
+                <w:rFonts w:ascii="Cambria Math" w:hAnsi="Cambria Math"/>
+                <w:color w:val="000000" w:themeColor="text1"/>
+              </w:rPr>
+              <m:t>2</m:t>
+            </m:r>
+          </m:sub>
+        </m:sSub>
+        <m:r>
+          <w:rPr>
+            <w:rFonts w:ascii="Cambria Math" w:hAnsi="Cambria Math"/>
+            <w:color w:val="000000" w:themeColor="text1"/>
+          </w:rPr>
+          <m:t>FC&gt;0</m:t>
+        </m:r>
+      </m:oMath>
+      <w:r>
         <w:rPr>
           <w:color w:val="000000" w:themeColor="text1"/>
         </w:rPr>
-      </w:pPr>
-      <w:r>
-        <w:rPr>
-          <w:color w:val="000000" w:themeColor="text1"/>
-        </w:rPr>
-        <w:t>ESTE APARTADO CONTINUARÁ</w:t>
-      </w:r>
-    </w:p>
-    <w:p>
-      <w:pPr>
-        <w:pStyle w:val="Ttulo2"/>
-        <w:rPr>
-          <w:caps w:val="0"/>
-        </w:rPr>
-      </w:pPr>
-      <w:r>
-        <w:rPr>
-          <w:caps w:val="0"/>
-        </w:rPr>
-        <w:t>Identificación de Firmas Consenso y Análisis de Enriquecimiento Funcional</w:t>
+        <w:t>)</w:t>
+      </w:r>
+      <w:r>
+        <w:t xml:space="preserve"> de los subexpresados (</w:t>
+      </w:r>
+      <m:oMath>
+        <m:sSub>
+          <m:sSubPr>
+            <m:ctrlPr>
+              <w:rPr>
+                <w:rFonts w:ascii="Cambria Math" w:hAnsi="Cambria Math"/>
+                <w:i/>
+                <w:color w:val="000000" w:themeColor="text1"/>
+              </w:rPr>
+            </m:ctrlPr>
+          </m:sSubPr>
+          <m:e>
+            <m:r>
+              <w:rPr>
+                <w:rFonts w:ascii="Cambria Math" w:hAnsi="Cambria Math"/>
+                <w:color w:val="000000" w:themeColor="text1"/>
+              </w:rPr>
+              <m:t>log</m:t>
+            </m:r>
+          </m:e>
+          <m:sub>
+            <m:r>
+              <w:rPr>
+                <w:rFonts w:ascii="Cambria Math" w:hAnsi="Cambria Math"/>
+                <w:color w:val="000000" w:themeColor="text1"/>
+              </w:rPr>
+              <m:t>2</m:t>
+            </m:r>
+          </m:sub>
+        </m:sSub>
+        <m:r>
+          <w:rPr>
+            <w:rFonts w:ascii="Cambria Math" w:hAnsi="Cambria Math"/>
+            <w:color w:val="000000" w:themeColor="text1"/>
+          </w:rPr>
+          <m:t>FC&lt;0</m:t>
+        </m:r>
+      </m:oMath>
+      <w:r>
+        <w:t>)</w:t>
+      </w:r>
+      <w:r>
+        <w:t>. A continuación, se aplicó un filtro de intersección estricto para definir las firmas consenso de este proyecto. Este procedimiento permitió aislar un núcleo común de 155 genes activados (</w:t>
+      </w:r>
+      <w:r>
+        <w:rPr>
+          <w:i/>
+          <w:iCs/>
+        </w:rPr>
+        <w:t>UP</w:t>
+      </w:r>
+      <w:r>
+        <w:t>) y 170 genes reprimidos (</w:t>
+      </w:r>
+      <w:r>
+        <w:rPr>
+          <w:i/>
+          <w:iCs/>
+        </w:rPr>
+        <w:t>DOWN</w:t>
+      </w:r>
+      <w:r>
+        <w:t>) en la totalidad de las series estudiadas.</w:t>
+      </w:r>
+    </w:p>
+    <w:p>
+      <w:r>
+        <w:t xml:space="preserve">Para evaluar el solapamiento y la concordancia de los genes entre las distintas cohortes, se utilizaron dos </w:t>
+      </w:r>
+      <w:r>
+        <w:t>representaciones</w:t>
+      </w:r>
+      <w:r>
+        <w:t xml:space="preserve"> gráficas complementarias. Por un lado, se generaron diagramas </w:t>
+      </w:r>
+      <w:r>
+        <w:rPr>
+          <w:i/>
+          <w:iCs/>
+        </w:rPr>
+        <w:t>UpSet</w:t>
+      </w:r>
+      <w:r>
+        <w:t xml:space="preserve"> mediante la librería </w:t>
+      </w:r>
+      <w:r>
+        <w:rPr>
+          <w:i/>
+          <w:iCs/>
+        </w:rPr>
+        <w:t>UpSetR</w:t>
+      </w:r>
+      <w:r>
+        <w:t xml:space="preserve">, lo que permitió analizar con claridad las interacciones simultáneas entre todas las series. Por otro lado, se emplearon diagramas de Venn personalizados con el paquete </w:t>
+      </w:r>
+      <w:r>
+        <w:rPr>
+          <w:i/>
+          <w:iCs/>
+        </w:rPr>
+        <w:t>ggVennDiagram</w:t>
+      </w:r>
+      <w:r>
+        <w:t xml:space="preserve"> para facilitar una interpretación más visual e intuitiva de las coincidencias detectadas.</w:t>
+      </w:r>
+    </w:p>
+    <w:p>
+      <w:r>
+        <w:t xml:space="preserve">Para la ejecución de los análisis funcionales, se seleccionó el conjunto de genes del </w:t>
+      </w:r>
+      <w:r>
+        <w:rPr>
+          <w:i/>
+          <w:iCs/>
+        </w:rPr>
+        <w:t>dataset</w:t>
+      </w:r>
+      <w:r>
+        <w:t xml:space="preserve"> GSE104836 como el universo de referencia (</w:t>
+      </w:r>
+      <w:r>
+        <w:rPr>
+          <w:i/>
+          <w:iCs/>
+        </w:rPr>
+        <w:t>background</w:t>
+      </w:r>
+      <w:r>
+        <w:t xml:space="preserve">). Esta cohorte en concreto mantenía un total de 23309 genes aptos tras el filtro de baja expresión, lo que garantizó un fondo estadístico amplio y altamente representativo de la transcriptómica colorrectal. Asimismo, una ventaja metodológica clave de esta serie es que proporcionaba los identificadores </w:t>
+      </w:r>
+      <w:r>
+        <w:rPr>
+          <w:i/>
+          <w:iCs/>
+        </w:rPr>
+        <w:t>Entrez ID</w:t>
+      </w:r>
+      <w:r>
+        <w:t xml:space="preserve"> de forma nativa. Al evitar traducciones de nomenclatura externas entre bases de datos, se eliminó cualquier riesgo de pérdida de información por valores ausentes o sesgos de correspondencia, asegurando la máxima fiabilidad en los </w:t>
+      </w:r>
+      <w:r>
+        <w:t>análisis funcionales</w:t>
+      </w:r>
+      <w:r>
+        <w:t xml:space="preserve"> posteriores.</w:t>
+      </w:r>
+    </w:p>
+    <w:p>
+      <w:r>
+        <w:t xml:space="preserve">El análisis de </w:t>
+      </w:r>
+      <w:r>
+        <w:t>enriquecimiento</w:t>
+      </w:r>
+      <w:r>
+        <w:t xml:space="preserve"> funcional de las firmas consenso se estructuró en dos niveles utilizando la librería especializada </w:t>
+      </w:r>
+      <w:r>
+        <w:rPr>
+          <w:i/>
+          <w:iCs/>
+        </w:rPr>
+        <w:t>clusterProfiler</w:t>
+      </w:r>
+      <w:r>
+        <w:t xml:space="preserve">. </w:t>
+      </w:r>
+      <w:r>
+        <w:t xml:space="preserve">El primer nivel consistió en un análisis de </w:t>
+      </w:r>
+      <w:r>
+        <w:lastRenderedPageBreak/>
+        <w:t xml:space="preserve">enriquecimiento de Ontología Génica (GO, </w:t>
+      </w:r>
+      <w:r>
+        <w:rPr>
+          <w:i/>
+          <w:iCs/>
+        </w:rPr>
+        <w:t>Gene Ontology</w:t>
+      </w:r>
+      <w:r>
+        <w:t xml:space="preserve">), abarcando simultáneamente las categorías de Procesos Biológicos (BP), Componentes Celulares (CC) y Funciones Moleculares (MF) mediante la función </w:t>
+      </w:r>
+      <w:r>
+        <w:rPr>
+          <w:i/>
+          <w:iCs/>
+        </w:rPr>
+        <w:t>enrichGO()</w:t>
+      </w:r>
+      <w:r>
+        <w:t>. El segundo nivel evaluó el enriquecimiento de rutas metabólicas y de señalización de la base de datos KEGG (</w:t>
+      </w:r>
+      <w:r>
+        <w:rPr>
+          <w:i/>
+          <w:iCs/>
+        </w:rPr>
+        <w:t>Kyoto Encyclopedia of Genes and Genomes</w:t>
+      </w:r>
+      <w:r>
+        <w:t xml:space="preserve">) a través de la función </w:t>
+      </w:r>
+      <w:r>
+        <w:rPr>
+          <w:i/>
+          <w:iCs/>
+        </w:rPr>
+        <w:t>enrichKEGG()</w:t>
+      </w:r>
+      <w:r>
+        <w:t xml:space="preserve">. En ambas aproximaciones, </w:t>
+      </w:r>
+      <w:r>
+        <w:t xml:space="preserve">se configuraron las bases de datos para </w:t>
+      </w:r>
+      <w:r>
+        <w:rPr>
+          <w:i/>
+          <w:iCs/>
+        </w:rPr>
+        <w:t xml:space="preserve">Homo </w:t>
+      </w:r>
+      <w:r>
+        <w:rPr>
+          <w:i/>
+          <w:iCs/>
+        </w:rPr>
+        <w:t>s</w:t>
+      </w:r>
+      <w:r>
+        <w:rPr>
+          <w:i/>
+          <w:iCs/>
+        </w:rPr>
+        <w:t>apiens</w:t>
+      </w:r>
+      <w:r>
+        <w:t xml:space="preserve"> y se activó </w:t>
+      </w:r>
+      <w:r>
+        <w:t>la traducción automática a símbolos de genes oficiales para optimizar la posterior interpretación de los perfiles resultantes</w:t>
+      </w:r>
+      <w:r>
+        <w:t xml:space="preserve">. </w:t>
+      </w:r>
+      <w:r>
+        <w:t>Asimismo</w:t>
+      </w:r>
+      <w:r>
+        <w:t xml:space="preserve">, </w:t>
+      </w:r>
+      <w:r>
+        <w:t>la significación estadística se controló mediante el método de Benjamini-Hochberg, estableciendo umbrales estrictos de corte tanto para el p</w:t>
+      </w:r>
+      <w:r>
+        <w:t>-valor</w:t>
+      </w:r>
+      <w:r>
+        <w:t xml:space="preserve"> corregido como para el </w:t>
+      </w:r>
+      <w:r>
+        <w:t>q-valor</w:t>
+      </w:r>
+      <w:r>
+        <w:t xml:space="preserve"> (</w:t>
+      </w:r>
+      <m:oMath>
+        <m:r>
+          <w:rPr>
+            <w:rFonts w:ascii="Cambria Math" w:hAnsi="Cambria Math"/>
+          </w:rPr>
+          <m:t>padj&lt;0.05</m:t>
+        </m:r>
+      </m:oMath>
+      <w:r>
+        <w:t xml:space="preserve"> </w:t>
+      </w:r>
+      <w:r>
+        <w:t xml:space="preserve">y </w:t>
+      </w:r>
+      <m:oMath>
+        <m:r>
+          <w:rPr>
+            <w:rFonts w:ascii="Cambria Math" w:hAnsi="Cambria Math"/>
+          </w:rPr>
+          <m:t>q&lt;0.05</m:t>
+        </m:r>
+      </m:oMath>
+      <w:r>
+        <w:t xml:space="preserve">). </w:t>
+      </w:r>
+      <w:r>
+        <w:t>Este doble filtro es una práctica muy recomendable en estudios ómicos, ya que restringe tanto el error individual de los términos como la proporción global de falsos positivos, garantizando la solidez biológica de los resultados.</w:t>
+      </w:r>
+    </w:p>
+    <w:p>
+      <w:r>
+        <w:t>A continuación</w:t>
+      </w:r>
+      <w:r>
+        <w:t xml:space="preserve">, para desentrañar la complejidad de los términos enriquecidos, se recurrió a herramientas de visualización de redes funcionales mediante el paquete </w:t>
+      </w:r>
+      <w:r>
+        <w:rPr>
+          <w:i/>
+          <w:iCs/>
+        </w:rPr>
+        <w:t>enrichplot</w:t>
+      </w:r>
+      <w:r>
+        <w:t>. Se generaron gráficos de red gen-concepto (</w:t>
+      </w:r>
+      <w:r>
+        <w:rPr>
+          <w:i/>
+          <w:iCs/>
+        </w:rPr>
+        <w:t>cnetplot</w:t>
+      </w:r>
+      <w:r>
+        <w:t xml:space="preserve">), que conectan las cinco funciones biológicas más significativas directamente con los genes integrantes de la firma. </w:t>
+      </w:r>
+      <w:r>
+        <w:t>También se construyeron mapas de enriquecimiento (</w:t>
+      </w:r>
+      <w:r>
+        <w:rPr>
+          <w:i/>
+          <w:iCs/>
+        </w:rPr>
+        <w:t>emapplot</w:t>
+      </w:r>
+      <w:r>
+        <w:t xml:space="preserve">) tras calcular la similitud entre términos con la función </w:t>
+      </w:r>
+      <w:r>
+        <w:rPr>
+          <w:i/>
+          <w:iCs/>
+        </w:rPr>
+        <w:t>pairwise_termsim()</w:t>
+      </w:r>
+      <w:r>
+        <w:t xml:space="preserve">, lo que permitió agrupar de forma clara las rutas biológicas redundantes. </w:t>
+      </w:r>
+      <w:r>
+        <w:t xml:space="preserve">Finalmente, tanto las listas de genes consenso como las tablas de resultados se exportaron en formato </w:t>
+      </w:r>
+      <w:r>
+        <w:rPr>
+          <w:i/>
+          <w:iCs/>
+        </w:rPr>
+        <w:t>.csv</w:t>
+      </w:r>
+      <w:r>
+        <w:t>, quedando consolidadas para la fase de interpretación y discusión biológica</w:t>
+      </w:r>
+      <w:r>
+        <w:t>.</w:t>
       </w:r>
     </w:p>
     <w:p>
@@ -9293,46 +10401,13 @@
         <w:spacing w:before="0" w:after="0" w:line="240" w:lineRule="auto"/>
         <w:jc w:val="left"/>
         <w:rPr>
-          <w:noProof/>
-        </w:rPr>
-      </w:pPr>
-      <w:r>
-        <w:rPr>
-          <w:noProof/>
-        </w:rPr>
-        <w:t>BLABLABLABAL</w:t>
-      </w:r>
-    </w:p>
-    <w:p>
-      <w:pPr>
-        <w:spacing w:before="0" w:after="0" w:line="240" w:lineRule="auto"/>
-        <w:jc w:val="left"/>
-        <w:rPr>
-          <w:noProof/>
-        </w:rPr>
-      </w:pPr>
-    </w:p>
-    <w:p>
-      <w:pPr>
-        <w:spacing w:before="0" w:after="0" w:line="240" w:lineRule="auto"/>
-        <w:jc w:val="left"/>
-        <w:rPr>
-          <w:noProof/>
-        </w:rPr>
-      </w:pPr>
-    </w:p>
-    <w:p>
-      <w:pPr>
-        <w:spacing w:before="0" w:after="0" w:line="240" w:lineRule="auto"/>
-        <w:jc w:val="left"/>
-      </w:pPr>
-      <w:r>
-        <w:rPr>
-          <w:noProof/>
-        </w:rPr>
-        <w:t>TENGO PENSADO HACER UN DIAGRAMA SIMPLICANDO EL FLUJO DE TRABAJO EXPUESTO EN LA METODOLOGÍA</w:t>
-      </w:r>
-      <w:r>
+          <w:color w:val="833C0B" w:themeColor="accent2" w:themeShade="80"/>
+        </w:rPr>
+      </w:pPr>
+      <w:r>
+        <w:rPr>
+          <w:color w:val="833C0B" w:themeColor="accent2" w:themeShade="80"/>
+        </w:rPr>
         <w:br w:type="page"/>
       </w:r>
     </w:p>
@@ -9340,7 +10415,7 @@
       <w:pPr>
         <w:pStyle w:val="Ttulo1"/>
       </w:pPr>
-      <w:bookmarkStart w:id="26" w:name="_Toc229999189"/>
+      <w:bookmarkStart w:id="31" w:name="_Toc230635983"/>
       <w:r>
         <w:rPr>
           <w:caps w:val="0"/>
@@ -9348,30 +10423,30 @@
         <w:lastRenderedPageBreak/>
         <w:t>Resultados</w:t>
       </w:r>
-      <w:bookmarkEnd w:id="26"/>
+      <w:bookmarkEnd w:id="31"/>
     </w:p>
     <w:p>
       <w:pPr>
         <w:pStyle w:val="Ttulo2"/>
       </w:pPr>
-      <w:bookmarkStart w:id="27" w:name="_Toc229999190"/>
+      <w:bookmarkStart w:id="32" w:name="_Toc230635984"/>
       <w:r>
         <w:rPr>
           <w:caps w:val="0"/>
         </w:rPr>
         <w:t>Identificación de Genes Diferencialmente Expresados</w:t>
       </w:r>
-      <w:bookmarkEnd w:id="27"/>
+      <w:bookmarkEnd w:id="32"/>
     </w:p>
     <w:p>
       <w:pPr>
         <w:pStyle w:val="Ttulo3"/>
       </w:pPr>
-      <w:bookmarkStart w:id="28" w:name="_Toc229999191"/>
+      <w:bookmarkStart w:id="33" w:name="_Toc230635985"/>
       <w:r>
         <w:t>“Título 3” del menú de estilos</w:t>
       </w:r>
-      <w:bookmarkEnd w:id="28"/>
+      <w:bookmarkEnd w:id="33"/>
     </w:p>
     <w:p>
       <w:pPr>
@@ -9386,48 +10461,48 @@
       <w:pPr>
         <w:pStyle w:val="Ttulo2"/>
       </w:pPr>
-      <w:bookmarkStart w:id="29" w:name="_Toc229999192"/>
+      <w:bookmarkStart w:id="34" w:name="_Toc230635986"/>
       <w:r>
         <w:rPr>
           <w:caps w:val="0"/>
         </w:rPr>
         <w:t>Validación en Datasets Independientes</w:t>
       </w:r>
-      <w:bookmarkEnd w:id="29"/>
+      <w:bookmarkEnd w:id="34"/>
     </w:p>
     <w:p>
       <w:pPr>
         <w:pStyle w:val="Ttulo3"/>
       </w:pPr>
-      <w:bookmarkStart w:id="30" w:name="_Toc229999193"/>
+      <w:bookmarkStart w:id="35" w:name="_Toc230635987"/>
       <w:r>
         <w:t>“Título 3” del menú de estilos</w:t>
       </w:r>
-      <w:bookmarkEnd w:id="30"/>
+      <w:bookmarkEnd w:id="35"/>
     </w:p>
     <w:p/>
     <w:p>
       <w:pPr>
         <w:pStyle w:val="Ttulo2"/>
       </w:pPr>
-      <w:bookmarkStart w:id="31" w:name="_Toc229999194"/>
+      <w:bookmarkStart w:id="36" w:name="_Toc230635988"/>
       <w:r>
         <w:rPr>
           <w:caps w:val="0"/>
         </w:rPr>
         <w:t>Análisis de Enriquecimiento Funcional</w:t>
       </w:r>
-      <w:bookmarkEnd w:id="31"/>
+      <w:bookmarkEnd w:id="36"/>
     </w:p>
     <w:p>
       <w:pPr>
         <w:pStyle w:val="Ttulo3"/>
       </w:pPr>
-      <w:bookmarkStart w:id="32" w:name="_Toc229999195"/>
+      <w:bookmarkStart w:id="37" w:name="_Toc230635989"/>
       <w:r>
         <w:t>“Título 3” del menú de estilos</w:t>
       </w:r>
-      <w:bookmarkEnd w:id="32"/>
+      <w:bookmarkEnd w:id="37"/>
     </w:p>
     <w:p>
       <w:pPr>
@@ -9448,24 +10523,24 @@
       <w:pPr>
         <w:pStyle w:val="Ttulo2"/>
       </w:pPr>
-      <w:bookmarkStart w:id="33" w:name="_Toc229999196"/>
+      <w:bookmarkStart w:id="38" w:name="_Toc230635990"/>
       <w:r>
         <w:rPr>
           <w:caps w:val="0"/>
         </w:rPr>
         <w:t>Análisis de Metadatos y Variables Clínicas</w:t>
       </w:r>
-      <w:bookmarkEnd w:id="33"/>
+      <w:bookmarkEnd w:id="38"/>
     </w:p>
     <w:p>
       <w:pPr>
         <w:pStyle w:val="Ttulo3"/>
       </w:pPr>
-      <w:bookmarkStart w:id="34" w:name="_Toc229999197"/>
+      <w:bookmarkStart w:id="39" w:name="_Toc230635991"/>
       <w:r>
         <w:t>“Título 3” del menú de estilos</w:t>
       </w:r>
-      <w:bookmarkEnd w:id="34"/>
+      <w:bookmarkEnd w:id="39"/>
     </w:p>
     <w:p>
       <w:pPr>
@@ -9506,7 +10581,7 @@
       <w:pPr>
         <w:pStyle w:val="Ttulo1"/>
       </w:pPr>
-      <w:bookmarkStart w:id="35" w:name="_Toc229999198"/>
+      <w:bookmarkStart w:id="40" w:name="_Toc230635992"/>
       <w:r>
         <w:rPr>
           <w:caps w:val="0"/>
@@ -9514,30 +10589,30 @@
         <w:lastRenderedPageBreak/>
         <w:t>Discusión</w:t>
       </w:r>
-      <w:bookmarkEnd w:id="35"/>
+      <w:bookmarkEnd w:id="40"/>
     </w:p>
     <w:p>
       <w:pPr>
         <w:pStyle w:val="Ttulo2"/>
       </w:pPr>
-      <w:bookmarkStart w:id="36" w:name="_Toc229999199"/>
+      <w:bookmarkStart w:id="41" w:name="_Toc230635993"/>
       <w:r>
         <w:rPr>
           <w:caps w:val="0"/>
         </w:rPr>
         <w:t>Interpretación de los biomarcadores identificados</w:t>
       </w:r>
-      <w:bookmarkEnd w:id="36"/>
+      <w:bookmarkEnd w:id="41"/>
     </w:p>
     <w:p>
       <w:pPr>
         <w:pStyle w:val="Ttulo3"/>
       </w:pPr>
-      <w:bookmarkStart w:id="37" w:name="_Toc229999200"/>
+      <w:bookmarkStart w:id="42" w:name="_Toc230635994"/>
       <w:r>
         <w:t>“Título 3” del menú de estilos</w:t>
       </w:r>
-      <w:bookmarkEnd w:id="37"/>
+      <w:bookmarkEnd w:id="42"/>
     </w:p>
     <w:p>
       <w:pPr>
@@ -9552,48 +10627,48 @@
       <w:pPr>
         <w:pStyle w:val="Ttulo2"/>
       </w:pPr>
-      <w:bookmarkStart w:id="38" w:name="_Toc229999201"/>
+      <w:bookmarkStart w:id="43" w:name="_Toc230635995"/>
       <w:r>
         <w:rPr>
           <w:caps w:val="0"/>
         </w:rPr>
         <w:t>Análisis del enriquecimiento funcional en el contexto clínico</w:t>
       </w:r>
-      <w:bookmarkEnd w:id="38"/>
+      <w:bookmarkEnd w:id="43"/>
     </w:p>
     <w:p>
       <w:pPr>
         <w:pStyle w:val="Ttulo3"/>
       </w:pPr>
-      <w:bookmarkStart w:id="39" w:name="_Toc229999202"/>
+      <w:bookmarkStart w:id="44" w:name="_Toc230635996"/>
       <w:r>
         <w:t>“Título 3” del menú de estilos</w:t>
       </w:r>
-      <w:bookmarkEnd w:id="39"/>
+      <w:bookmarkEnd w:id="44"/>
     </w:p>
     <w:p/>
     <w:p>
       <w:pPr>
         <w:pStyle w:val="Ttulo2"/>
       </w:pPr>
-      <w:bookmarkStart w:id="40" w:name="_Toc229999203"/>
+      <w:bookmarkStart w:id="45" w:name="_Toc230635997"/>
       <w:r>
         <w:rPr>
           <w:caps w:val="0"/>
         </w:rPr>
         <w:t>Comparación con estudios previos y meta-análisis existentes</w:t>
       </w:r>
-      <w:bookmarkEnd w:id="40"/>
+      <w:bookmarkEnd w:id="45"/>
     </w:p>
     <w:p>
       <w:pPr>
         <w:pStyle w:val="Ttulo3"/>
       </w:pPr>
-      <w:bookmarkStart w:id="41" w:name="_Toc229999204"/>
+      <w:bookmarkStart w:id="46" w:name="_Toc230635998"/>
       <w:r>
         <w:t>“Título 3” del menú de estilos</w:t>
       </w:r>
-      <w:bookmarkEnd w:id="41"/>
+      <w:bookmarkEnd w:id="46"/>
     </w:p>
     <w:p>
       <w:pPr>
@@ -9622,7 +10697,7 @@
       <w:pPr>
         <w:pStyle w:val="Ttulo1"/>
       </w:pPr>
-      <w:bookmarkStart w:id="42" w:name="_Toc229999205"/>
+      <w:bookmarkStart w:id="47" w:name="_Toc230635999"/>
       <w:r>
         <w:rPr>
           <w:caps w:val="0"/>
@@ -9630,30 +10705,30 @@
         <w:lastRenderedPageBreak/>
         <w:t>Conclusiones</w:t>
       </w:r>
-      <w:bookmarkEnd w:id="42"/>
+      <w:bookmarkEnd w:id="47"/>
     </w:p>
     <w:p>
       <w:pPr>
         <w:pStyle w:val="Ttulo2"/>
       </w:pPr>
-      <w:bookmarkStart w:id="43" w:name="_Toc229999206"/>
+      <w:bookmarkStart w:id="48" w:name="_Toc230636000"/>
       <w:r>
         <w:rPr>
           <w:caps w:val="0"/>
         </w:rPr>
         <w:t>Conclusiones respecto a los objetivos planteados</w:t>
       </w:r>
-      <w:bookmarkEnd w:id="43"/>
+      <w:bookmarkEnd w:id="48"/>
     </w:p>
     <w:p>
       <w:pPr>
         <w:pStyle w:val="Ttulo3"/>
       </w:pPr>
-      <w:bookmarkStart w:id="44" w:name="_Toc229999207"/>
+      <w:bookmarkStart w:id="49" w:name="_Toc230636001"/>
       <w:r>
         <w:t>“Título 3” del menú de estilos</w:t>
       </w:r>
-      <w:bookmarkEnd w:id="44"/>
+      <w:bookmarkEnd w:id="49"/>
     </w:p>
     <w:p>
       <w:pPr>
@@ -9668,24 +10743,24 @@
       <w:pPr>
         <w:pStyle w:val="Ttulo2"/>
       </w:pPr>
-      <w:bookmarkStart w:id="45" w:name="_Toc229999208"/>
+      <w:bookmarkStart w:id="50" w:name="_Toc230636002"/>
       <w:r>
         <w:rPr>
           <w:caps w:val="0"/>
         </w:rPr>
         <w:t>Líneas de investigación futuras</w:t>
       </w:r>
-      <w:bookmarkEnd w:id="45"/>
+      <w:bookmarkEnd w:id="50"/>
     </w:p>
     <w:p>
       <w:pPr>
         <w:pStyle w:val="Ttulo3"/>
       </w:pPr>
-      <w:bookmarkStart w:id="46" w:name="_Toc229999209"/>
+      <w:bookmarkStart w:id="51" w:name="_Toc230636003"/>
       <w:r>
         <w:t>“Título 3” del menú de estilos</w:t>
       </w:r>
-      <w:bookmarkEnd w:id="46"/>
+      <w:bookmarkEnd w:id="51"/>
     </w:p>
     <w:p/>
     <w:p>
@@ -9701,12 +10776,12 @@
       <w:pPr>
         <w:pStyle w:val="Ttulo1sinnumerar"/>
       </w:pPr>
-      <w:bookmarkStart w:id="47" w:name="_Toc229999210"/>
+      <w:bookmarkStart w:id="52" w:name="_Toc230636004"/>
       <w:r>
         <w:lastRenderedPageBreak/>
         <w:t>Referencias bibliográficas</w:t>
       </w:r>
-      <w:bookmarkEnd w:id="47"/>
+      <w:bookmarkEnd w:id="52"/>
     </w:p>
     <w:p>
       <w:pPr>
@@ -9767,16 +10842,43 @@
     </w:p>
     <w:p>
       <w:pPr>
+        <w:pStyle w:val="Bibliografa"/>
+      </w:pPr>
+      <w:r>
+        <w:t>5.</w:t>
+      </w:r>
+      <w:r>
+        <w:tab/>
+        <w:t>Zhu A, Ibrahim JG, Love MI. Heavy-tailed prior distributions for sequence count data: removing the noise and preserving large differences [Internet]. [citado 20 de abril de 2026]. Disponible en: https://dx.doi.org/10.1093/bioinformatics/bty895</w:t>
+      </w:r>
+    </w:p>
+    <w:p>
+      <w:pPr>
         <w:spacing w:before="0" w:after="0" w:line="240" w:lineRule="auto"/>
         <w:jc w:val="left"/>
       </w:pPr>
       <w:r>
         <w:fldChar w:fldCharType="end"/>
       </w:r>
-    </w:p>
+      <w:r>
+        <w:br w:type="page"/>
+      </w:r>
+    </w:p>
+    <w:p>
+      <w:pPr>
+        <w:pStyle w:val="Anexo"/>
+      </w:pPr>
+      <w:bookmarkStart w:id="53" w:name="_Toc230636005"/>
+      <w:r>
+        <w:lastRenderedPageBreak/>
+        <w:t>Encuestas realizadas</w:t>
+      </w:r>
+      <w:bookmarkEnd w:id="53"/>
+    </w:p>
+    <w:p/>
     <w:sectPr>
-      <w:headerReference w:type="default" r:id="rId18"/>
-      <w:footerReference w:type="default" r:id="rId19"/>
+      <w:headerReference w:type="default" r:id="rId20"/>
+      <w:footerReference w:type="default" r:id="rId21"/>
       <w:pgSz w:w="11906" w:h="16838"/>
       <w:pgMar w:top="1418" w:right="1134" w:bottom="1418" w:left="1701" w:header="709" w:footer="709" w:gutter="0"/>
       <w:cols w:space="708"/>
@@ -9840,7 +10942,7 @@
       </w:r>
     </w:p>
   </w:comment>
-  <w:comment w:id="3" w:author="veronica cabeza de vaca tocino" w:date="2026-05-20T11:46:00Z" w:initials="Vc">
+  <w:comment w:id="15" w:author="veronica cabeza de vaca tocino" w:date="2026-05-25T21:10:00Z" w:initials="Vc">
     <w:p>
       <w:pPr>
         <w:pStyle w:val="Textocomentario"/>
@@ -9853,7 +10955,7 @@
         <w:annotationRef/>
       </w:r>
       <w:r>
-        <w:t>Todos estos títulos acaban siendo muy largos para la cabezera de las paginas (dos lineas)</w:t>
+        <w:t>Antes comenzar con este apartado tengo pensado crear un diagrama del flujo de trabajo, que pegaré en esta misma página</w:t>
       </w:r>
     </w:p>
   </w:comment>
@@ -9890,23 +10992,7 @@
       </w:r>
     </w:p>
   </w:comment>
-  <w:comment w:id="19" w:author="Victor Jesus Fernandez Ramirez" w:date="2026-05-11T19:40:00Z" w:initials="VF">
-    <w:p>
-      <w:pPr>
-        <w:pStyle w:val="Textocomentario"/>
-      </w:pPr>
-      <w:r>
-        <w:rPr>
-          <w:rStyle w:val="Refdecomentario"/>
-        </w:rPr>
-        <w:annotationRef/>
-      </w:r>
-      <w:r>
-        <w:t>Se podría incluir un diagrama del pipeline</w:t>
-      </w:r>
-    </w:p>
-  </w:comment>
-  <w:comment w:id="24" w:author="veronica cabeza de vaca tocino" w:date="2026-05-19T20:57:00Z" w:initials="Vc">
+  <w:comment w:id="19" w:author="veronica cabeza de vaca tocino" w:date="2026-05-20T20:28:00Z" w:initials="Vc">
     <w:p>
       <w:pPr>
         <w:pStyle w:val="Textocomentario"/>
@@ -9919,11 +11005,27 @@
         <w:annotationRef/>
       </w:r>
       <w:r>
-        <w:t>Este párrafo lo redacté una vez iba ya por el punto 3.4, porque me di cuenta que no había matizado bien esta interpretación y podía dar lugar a confusión para el tribunal. ¿Qué opinas?</w:t>
+        <w:t xml:space="preserve">CAMBIO! </w:t>
       </w:r>
     </w:p>
   </w:comment>
-  <w:comment w:id="25" w:author="veronica cabeza de vaca tocino" w:date="2026-05-18T18:00:00Z" w:initials="Vc">
+  <w:comment w:id="20" w:author="Victor Jesus Fernandez Ramirez" w:date="2026-05-11T19:40:00Z" w:initials="VF">
+    <w:p>
+      <w:pPr>
+        <w:pStyle w:val="Textocomentario"/>
+      </w:pPr>
+      <w:r>
+        <w:rPr>
+          <w:rStyle w:val="Refdecomentario"/>
+        </w:rPr>
+        <w:annotationRef/>
+      </w:r>
+      <w:r>
+        <w:t>Se podría incluir un diagrama del pipeline</w:t>
+      </w:r>
+    </w:p>
+  </w:comment>
+  <w:comment w:id="22" w:author="veronica cabeza de vaca tocino" w:date="2026-05-20T21:14:00Z" w:initials="Vc">
     <w:p>
       <w:pPr>
         <w:pStyle w:val="Textocomentario"/>
@@ -9936,16 +11038,24 @@
         <w:annotationRef/>
       </w:r>
       <w:r>
-        <w:t>No sé si ‘</w:t>
-      </w:r>
-      <w:r>
-        <w:rPr>
-          <w:color w:val="0098CD"/>
-        </w:rPr>
-        <w:t>Control de falsos positivos, encogimiento de fold-change y anotación funcional de genes consenso</w:t>
-      </w:r>
-      <w:r>
-        <w:t>’ quedaría mejor (serían dos líneas)</w:t>
+        <w:t>CAMBIO!</w:t>
+      </w:r>
+    </w:p>
+  </w:comment>
+  <w:comment w:id="26" w:author="veronica cabeza de vaca tocino" w:date="2026-05-19T20:57:00Z" w:initials="Vc">
+    <w:p>
+      <w:pPr>
+        <w:pStyle w:val="Textocomentario"/>
+        <w:jc w:val="left"/>
+      </w:pPr>
+      <w:r>
+        <w:rPr>
+          <w:rStyle w:val="Refdecomentario"/>
+        </w:rPr>
+        <w:annotationRef/>
+      </w:r>
+      <w:r>
+        <w:t>Este párrafo lo redacté una vez iba ya por el punto 3.4, porque me di cuenta que no había matizado bien esta interpretación y podía dar lugar a confusión para el tribunal. ¿Qué opinas?</w:t>
       </w:r>
     </w:p>
   </w:comment>
@@ -9957,12 +11067,13 @@
   <w15:commentEx w15:paraId="116342CE" w15:done="0"/>
   <w15:commentEx w15:paraId="24171F81" w15:paraIdParent="116342CE" w15:done="0"/>
   <w15:commentEx w15:paraId="613F9BFF" w15:paraIdParent="116342CE" w15:done="0"/>
-  <w15:commentEx w15:paraId="3D9CD634" w15:paraIdParent="116342CE" w15:done="0"/>
+  <w15:commentEx w15:paraId="562598EB" w15:done="0"/>
   <w15:commentEx w15:paraId="429507C3" w15:done="0"/>
   <w15:commentEx w15:paraId="09A1CA05" w15:done="1"/>
+  <w15:commentEx w15:paraId="3B8F66D7" w15:done="0"/>
   <w15:commentEx w15:paraId="0ECCC147" w15:done="0"/>
+  <w15:commentEx w15:paraId="0D58F341" w15:done="0"/>
   <w15:commentEx w15:paraId="3393FBA3" w15:done="0"/>
-  <w15:commentEx w15:paraId="58A714A9" w15:done="0"/>
 </w15:commentsEx>
 </file>
 
@@ -9971,7 +11082,7 @@
   <w16cex:commentExtensible w16cex:durableId="3AD032CD" w16cex:dateUtc="2026-05-12T11:23:00Z"/>
   <w16cex:commentExtensible w16cex:durableId="5622F632" w16cex:dateUtc="2026-05-12T11:24:00Z"/>
   <w16cex:commentExtensible w16cex:durableId="1E2109CA" w16cex:dateUtc="2026-05-12T11:29:00Z"/>
-  <w16cex:commentExtensible w16cex:durableId="5C2AD89C" w16cex:dateUtc="2026-05-20T09:46:00Z"/>
+  <w16cex:commentExtensible w16cex:durableId="521BD069" w16cex:dateUtc="2026-05-25T19:10:00Z"/>
   <w16cex:commentExtensible w16cex:durableId="7631E1CE" w16cex:dateUtc="2026-05-12T11:35:00Z"/>
   <w16cex:commentExtensible w16cex:durableId="7D4CF9D7" w16cex:dateUtc="2026-05-11T17:40:00Z">
     <w16cex:extLst>
@@ -9986,9 +11097,10 @@
       </w16:ext>
     </w16cex:extLst>
   </w16cex:commentExtensible>
+  <w16cex:commentExtensible w16cex:durableId="071BB67D" w16cex:dateUtc="2026-05-20T18:28:00Z"/>
   <w16cex:commentExtensible w16cex:durableId="1A4F3662" w16cex:dateUtc="2026-05-11T17:40:00Z"/>
+  <w16cex:commentExtensible w16cex:durableId="6394EE90" w16cex:dateUtc="2026-05-20T19:14:00Z"/>
   <w16cex:commentExtensible w16cex:durableId="5969C403" w16cex:dateUtc="2026-05-19T18:57:00Z"/>
-  <w16cex:commentExtensible w16cex:durableId="4B82BF31" w16cex:dateUtc="2026-05-18T16:00:00Z"/>
 </w16cex:commentsExtensible>
 </file>
 
@@ -9997,12 +11109,13 @@
   <w16cid:commentId w16cid:paraId="116342CE" w16cid:durableId="3AD032CD"/>
   <w16cid:commentId w16cid:paraId="24171F81" w16cid:durableId="5622F632"/>
   <w16cid:commentId w16cid:paraId="613F9BFF" w16cid:durableId="1E2109CA"/>
-  <w16cid:commentId w16cid:paraId="3D9CD634" w16cid:durableId="5C2AD89C"/>
+  <w16cid:commentId w16cid:paraId="562598EB" w16cid:durableId="521BD069"/>
   <w16cid:commentId w16cid:paraId="429507C3" w16cid:durableId="7631E1CE"/>
   <w16cid:commentId w16cid:paraId="09A1CA05" w16cid:durableId="7D4CF9D7"/>
+  <w16cid:commentId w16cid:paraId="3B8F66D7" w16cid:durableId="071BB67D"/>
   <w16cid:commentId w16cid:paraId="0ECCC147" w16cid:durableId="1A4F3662"/>
+  <w16cid:commentId w16cid:paraId="0D58F341" w16cid:durableId="6394EE90"/>
   <w16cid:commentId w16cid:paraId="3393FBA3" w16cid:durableId="5969C403"/>
-  <w16cid:commentId w16cid:paraId="58A714A9" w16cid:durableId="4B82BF31"/>
 </w16cid:commentsIds>
 </file>
 
@@ -13413,7 +14526,7 @@
       <w:lvlText w:val="%1.%2.%3."/>
       <w:lvlJc w:val="left"/>
       <w:pPr>
-        <w:ind w:left="1224" w:hanging="504"/>
+        <w:ind w:left="504" w:hanging="504"/>
       </w:pPr>
     </w:lvl>
     <w:lvl w:ilvl="3">
@@ -13473,6 +14586,155 @@
     </w:lvl>
   </w:abstractNum>
   <w:abstractNum w:abstractNumId="26" w15:restartNumberingAfterBreak="0">
+    <w:nsid w:val="6F880094"/>
+    <w:multiLevelType w:val="multilevel"/>
+    <w:tmpl w:val="B066B48C"/>
+    <w:lvl w:ilvl="0">
+      <w:start w:val="1"/>
+      <w:numFmt w:val="bullet"/>
+      <w:lvlText w:val=""/>
+      <w:lvlJc w:val="left"/>
+      <w:pPr>
+        <w:tabs>
+          <w:tab w:val="num" w:pos="720"/>
+        </w:tabs>
+        <w:ind w:left="720" w:hanging="360"/>
+      </w:pPr>
+      <w:rPr>
+        <w:rFonts w:ascii="Symbol" w:hAnsi="Symbol" w:hint="default"/>
+        <w:sz w:val="20"/>
+      </w:rPr>
+    </w:lvl>
+    <w:lvl w:ilvl="1" w:tentative="1">
+      <w:start w:val="1"/>
+      <w:numFmt w:val="bullet"/>
+      <w:lvlText w:val="o"/>
+      <w:lvlJc w:val="left"/>
+      <w:pPr>
+        <w:tabs>
+          <w:tab w:val="num" w:pos="1440"/>
+        </w:tabs>
+        <w:ind w:left="1440" w:hanging="360"/>
+      </w:pPr>
+      <w:rPr>
+        <w:rFonts w:ascii="Courier New" w:hAnsi="Courier New" w:hint="default"/>
+        <w:sz w:val="20"/>
+      </w:rPr>
+    </w:lvl>
+    <w:lvl w:ilvl="2" w:tentative="1">
+      <w:start w:val="1"/>
+      <w:numFmt w:val="bullet"/>
+      <w:lvlText w:val=""/>
+      <w:lvlJc w:val="left"/>
+      <w:pPr>
+        <w:tabs>
+          <w:tab w:val="num" w:pos="2160"/>
+        </w:tabs>
+        <w:ind w:left="2160" w:hanging="360"/>
+      </w:pPr>
+      <w:rPr>
+        <w:rFonts w:ascii="Wingdings" w:hAnsi="Wingdings" w:hint="default"/>
+        <w:sz w:val="20"/>
+      </w:rPr>
+    </w:lvl>
+    <w:lvl w:ilvl="3" w:tentative="1">
+      <w:start w:val="1"/>
+      <w:numFmt w:val="bullet"/>
+      <w:lvlText w:val=""/>
+      <w:lvlJc w:val="left"/>
+      <w:pPr>
+        <w:tabs>
+          <w:tab w:val="num" w:pos="2880"/>
+        </w:tabs>
+        <w:ind w:left="2880" w:hanging="360"/>
+      </w:pPr>
+      <w:rPr>
+        <w:rFonts w:ascii="Wingdings" w:hAnsi="Wingdings" w:hint="default"/>
+        <w:sz w:val="20"/>
+      </w:rPr>
+    </w:lvl>
+    <w:lvl w:ilvl="4" w:tentative="1">
+      <w:start w:val="1"/>
+      <w:numFmt w:val="bullet"/>
+      <w:lvlText w:val=""/>
+      <w:lvlJc w:val="left"/>
+      <w:pPr>
+        <w:tabs>
+          <w:tab w:val="num" w:pos="3600"/>
+        </w:tabs>
+        <w:ind w:left="3600" w:hanging="360"/>
+      </w:pPr>
+      <w:rPr>
+        <w:rFonts w:ascii="Wingdings" w:hAnsi="Wingdings" w:hint="default"/>
+        <w:sz w:val="20"/>
+      </w:rPr>
+    </w:lvl>
+    <w:lvl w:ilvl="5" w:tentative="1">
+      <w:start w:val="1"/>
+      <w:numFmt w:val="bullet"/>
+      <w:lvlText w:val=""/>
+      <w:lvlJc w:val="left"/>
+      <w:pPr>
+        <w:tabs>
+          <w:tab w:val="num" w:pos="4320"/>
+        </w:tabs>
+        <w:ind w:left="4320" w:hanging="360"/>
+      </w:pPr>
+      <w:rPr>
+        <w:rFonts w:ascii="Wingdings" w:hAnsi="Wingdings" w:hint="default"/>
+        <w:sz w:val="20"/>
+      </w:rPr>
+    </w:lvl>
+    <w:lvl w:ilvl="6" w:tentative="1">
+      <w:start w:val="1"/>
+      <w:numFmt w:val="bullet"/>
+      <w:lvlText w:val=""/>
+      <w:lvlJc w:val="left"/>
+      <w:pPr>
+        <w:tabs>
+          <w:tab w:val="num" w:pos="5040"/>
+        </w:tabs>
+        <w:ind w:left="5040" w:hanging="360"/>
+      </w:pPr>
+      <w:rPr>
+        <w:rFonts w:ascii="Wingdings" w:hAnsi="Wingdings" w:hint="default"/>
+        <w:sz w:val="20"/>
+      </w:rPr>
+    </w:lvl>
+    <w:lvl w:ilvl="7" w:tentative="1">
+      <w:start w:val="1"/>
+      <w:numFmt w:val="bullet"/>
+      <w:lvlText w:val=""/>
+      <w:lvlJc w:val="left"/>
+      <w:pPr>
+        <w:tabs>
+          <w:tab w:val="num" w:pos="5760"/>
+        </w:tabs>
+        <w:ind w:left="5760" w:hanging="360"/>
+      </w:pPr>
+      <w:rPr>
+        <w:rFonts w:ascii="Wingdings" w:hAnsi="Wingdings" w:hint="default"/>
+        <w:sz w:val="20"/>
+      </w:rPr>
+    </w:lvl>
+    <w:lvl w:ilvl="8" w:tentative="1">
+      <w:start w:val="1"/>
+      <w:numFmt w:val="bullet"/>
+      <w:lvlText w:val=""/>
+      <w:lvlJc w:val="left"/>
+      <w:pPr>
+        <w:tabs>
+          <w:tab w:val="num" w:pos="6480"/>
+        </w:tabs>
+        <w:ind w:left="6480" w:hanging="360"/>
+      </w:pPr>
+      <w:rPr>
+        <w:rFonts w:ascii="Wingdings" w:hAnsi="Wingdings" w:hint="default"/>
+        <w:sz w:val="20"/>
+      </w:rPr>
+    </w:lvl>
+  </w:abstractNum>
+  <w:abstractNum w:abstractNumId="27" w15:restartNumberingAfterBreak="0">
     <w:nsid w:val="70A83327"/>
     <w:multiLevelType w:val="multilevel"/>
     <w:tmpl w:val="4EDA5076"/>
@@ -13621,7 +14883,7 @@
       </w:rPr>
     </w:lvl>
   </w:abstractNum>
-  <w:abstractNum w:abstractNumId="27" w15:restartNumberingAfterBreak="0">
+  <w:abstractNum w:abstractNumId="28" w15:restartNumberingAfterBreak="0">
     <w:nsid w:val="70C44F39"/>
     <w:multiLevelType w:val="multilevel"/>
     <w:tmpl w:val="1F4865BE"/>
@@ -13770,7 +15032,7 @@
       </w:rPr>
     </w:lvl>
   </w:abstractNum>
-  <w:abstractNum w:abstractNumId="28" w15:restartNumberingAfterBreak="0">
+  <w:abstractNum w:abstractNumId="29" w15:restartNumberingAfterBreak="0">
     <w:nsid w:val="710A561B"/>
     <w:multiLevelType w:val="hybridMultilevel"/>
     <w:tmpl w:val="8BF47FF8"/>
@@ -13883,7 +15145,7 @@
       </w:rPr>
     </w:lvl>
   </w:abstractNum>
-  <w:abstractNum w:abstractNumId="29" w15:restartNumberingAfterBreak="0">
+  <w:abstractNum w:abstractNumId="30" w15:restartNumberingAfterBreak="0">
     <w:nsid w:val="728813E9"/>
     <w:multiLevelType w:val="multilevel"/>
     <w:tmpl w:val="F32A1352"/>
@@ -14032,7 +15294,156 @@
       </w:rPr>
     </w:lvl>
   </w:abstractNum>
-  <w:abstractNum w:abstractNumId="30" w15:restartNumberingAfterBreak="0">
+  <w:abstractNum w:abstractNumId="31" w15:restartNumberingAfterBreak="0">
+    <w:nsid w:val="74C56F43"/>
+    <w:multiLevelType w:val="multilevel"/>
+    <w:tmpl w:val="7DEEA312"/>
+    <w:lvl w:ilvl="0">
+      <w:start w:val="1"/>
+      <w:numFmt w:val="bullet"/>
+      <w:lvlText w:val=""/>
+      <w:lvlJc w:val="left"/>
+      <w:pPr>
+        <w:tabs>
+          <w:tab w:val="num" w:pos="720"/>
+        </w:tabs>
+        <w:ind w:left="720" w:hanging="360"/>
+      </w:pPr>
+      <w:rPr>
+        <w:rFonts w:ascii="Symbol" w:hAnsi="Symbol" w:hint="default"/>
+        <w:sz w:val="20"/>
+      </w:rPr>
+    </w:lvl>
+    <w:lvl w:ilvl="1" w:tentative="1">
+      <w:start w:val="1"/>
+      <w:numFmt w:val="bullet"/>
+      <w:lvlText w:val="o"/>
+      <w:lvlJc w:val="left"/>
+      <w:pPr>
+        <w:tabs>
+          <w:tab w:val="num" w:pos="1440"/>
+        </w:tabs>
+        <w:ind w:left="1440" w:hanging="360"/>
+      </w:pPr>
+      <w:rPr>
+        <w:rFonts w:ascii="Courier New" w:hAnsi="Courier New" w:hint="default"/>
+        <w:sz w:val="20"/>
+      </w:rPr>
+    </w:lvl>
+    <w:lvl w:ilvl="2" w:tentative="1">
+      <w:start w:val="1"/>
+      <w:numFmt w:val="bullet"/>
+      <w:lvlText w:val=""/>
+      <w:lvlJc w:val="left"/>
+      <w:pPr>
+        <w:tabs>
+          <w:tab w:val="num" w:pos="2160"/>
+        </w:tabs>
+        <w:ind w:left="2160" w:hanging="360"/>
+      </w:pPr>
+      <w:rPr>
+        <w:rFonts w:ascii="Wingdings" w:hAnsi="Wingdings" w:hint="default"/>
+        <w:sz w:val="20"/>
+      </w:rPr>
+    </w:lvl>
+    <w:lvl w:ilvl="3" w:tentative="1">
+      <w:start w:val="1"/>
+      <w:numFmt w:val="bullet"/>
+      <w:lvlText w:val=""/>
+      <w:lvlJc w:val="left"/>
+      <w:pPr>
+        <w:tabs>
+          <w:tab w:val="num" w:pos="2880"/>
+        </w:tabs>
+        <w:ind w:left="2880" w:hanging="360"/>
+      </w:pPr>
+      <w:rPr>
+        <w:rFonts w:ascii="Wingdings" w:hAnsi="Wingdings" w:hint="default"/>
+        <w:sz w:val="20"/>
+      </w:rPr>
+    </w:lvl>
+    <w:lvl w:ilvl="4" w:tentative="1">
+      <w:start w:val="1"/>
+      <w:numFmt w:val="bullet"/>
+      <w:lvlText w:val=""/>
+      <w:lvlJc w:val="left"/>
+      <w:pPr>
+        <w:tabs>
+          <w:tab w:val="num" w:pos="3600"/>
+        </w:tabs>
+        <w:ind w:left="3600" w:hanging="360"/>
+      </w:pPr>
+      <w:rPr>
+        <w:rFonts w:ascii="Wingdings" w:hAnsi="Wingdings" w:hint="default"/>
+        <w:sz w:val="20"/>
+      </w:rPr>
+    </w:lvl>
+    <w:lvl w:ilvl="5" w:tentative="1">
+      <w:start w:val="1"/>
+      <w:numFmt w:val="bullet"/>
+      <w:lvlText w:val=""/>
+      <w:lvlJc w:val="left"/>
+      <w:pPr>
+        <w:tabs>
+          <w:tab w:val="num" w:pos="4320"/>
+        </w:tabs>
+        <w:ind w:left="4320" w:hanging="360"/>
+      </w:pPr>
+      <w:rPr>
+        <w:rFonts w:ascii="Wingdings" w:hAnsi="Wingdings" w:hint="default"/>
+        <w:sz w:val="20"/>
+      </w:rPr>
+    </w:lvl>
+    <w:lvl w:ilvl="6" w:tentative="1">
+      <w:start w:val="1"/>
+      <w:numFmt w:val="bullet"/>
+      <w:lvlText w:val=""/>
+      <w:lvlJc w:val="left"/>
+      <w:pPr>
+        <w:tabs>
+          <w:tab w:val="num" w:pos="5040"/>
+        </w:tabs>
+        <w:ind w:left="5040" w:hanging="360"/>
+      </w:pPr>
+      <w:rPr>
+        <w:rFonts w:ascii="Wingdings" w:hAnsi="Wingdings" w:hint="default"/>
+        <w:sz w:val="20"/>
+      </w:rPr>
+    </w:lvl>
+    <w:lvl w:ilvl="7" w:tentative="1">
+      <w:start w:val="1"/>
+      <w:numFmt w:val="bullet"/>
+      <w:lvlText w:val=""/>
+      <w:lvlJc w:val="left"/>
+      <w:pPr>
+        <w:tabs>
+          <w:tab w:val="num" w:pos="5760"/>
+        </w:tabs>
+        <w:ind w:left="5760" w:hanging="360"/>
+      </w:pPr>
+      <w:rPr>
+        <w:rFonts w:ascii="Wingdings" w:hAnsi="Wingdings" w:hint="default"/>
+        <w:sz w:val="20"/>
+      </w:rPr>
+    </w:lvl>
+    <w:lvl w:ilvl="8" w:tentative="1">
+      <w:start w:val="1"/>
+      <w:numFmt w:val="bullet"/>
+      <w:lvlText w:val=""/>
+      <w:lvlJc w:val="left"/>
+      <w:pPr>
+        <w:tabs>
+          <w:tab w:val="num" w:pos="6480"/>
+        </w:tabs>
+        <w:ind w:left="6480" w:hanging="360"/>
+      </w:pPr>
+      <w:rPr>
+        <w:rFonts w:ascii="Wingdings" w:hAnsi="Wingdings" w:hint="default"/>
+        <w:sz w:val="20"/>
+      </w:rPr>
+    </w:lvl>
+  </w:abstractNum>
+  <w:abstractNum w:abstractNumId="32" w15:restartNumberingAfterBreak="0">
     <w:nsid w:val="74DB3D7F"/>
     <w:multiLevelType w:val="hybridMultilevel"/>
     <w:tmpl w:val="F390865A"/>
@@ -14145,7 +15556,7 @@
       </w:rPr>
     </w:lvl>
   </w:abstractNum>
-  <w:abstractNum w:abstractNumId="31" w15:restartNumberingAfterBreak="0">
+  <w:abstractNum w:abstractNumId="33" w15:restartNumberingAfterBreak="0">
     <w:nsid w:val="77641533"/>
     <w:multiLevelType w:val="multilevel"/>
     <w:tmpl w:val="010C7678"/>
@@ -14294,7 +15705,7 @@
       </w:rPr>
     </w:lvl>
   </w:abstractNum>
-  <w:abstractNum w:abstractNumId="32" w15:restartNumberingAfterBreak="0">
+  <w:abstractNum w:abstractNumId="34" w15:restartNumberingAfterBreak="0">
     <w:nsid w:val="78430497"/>
     <w:multiLevelType w:val="multilevel"/>
     <w:tmpl w:val="669C0DCA"/>
@@ -14443,7 +15854,7 @@
       </w:rPr>
     </w:lvl>
   </w:abstractNum>
-  <w:abstractNum w:abstractNumId="33" w15:restartNumberingAfterBreak="0">
+  <w:abstractNum w:abstractNumId="35" w15:restartNumberingAfterBreak="0">
     <w:nsid w:val="78C57C3D"/>
     <w:multiLevelType w:val="multilevel"/>
     <w:tmpl w:val="F0C2D886"/>
@@ -14608,7 +16019,7 @@
     <w:abstractNumId w:val="1"/>
   </w:num>
   <w:num w:numId="6" w16cid:durableId="526870379">
-    <w:abstractNumId w:val="32"/>
+    <w:abstractNumId w:val="34"/>
   </w:num>
   <w:num w:numId="7" w16cid:durableId="1632860722">
     <w:abstractNumId w:val="16"/>
@@ -14629,13 +16040,13 @@
     <w:abstractNumId w:val="3"/>
   </w:num>
   <w:num w:numId="13" w16cid:durableId="456341554">
-    <w:abstractNumId w:val="26"/>
+    <w:abstractNumId w:val="27"/>
   </w:num>
   <w:num w:numId="14" w16cid:durableId="1751808608">
     <w:abstractNumId w:val="11"/>
   </w:num>
   <w:num w:numId="15" w16cid:durableId="1194340499">
-    <w:abstractNumId w:val="27"/>
+    <w:abstractNumId w:val="28"/>
   </w:num>
   <w:num w:numId="16" w16cid:durableId="777069553">
     <w:abstractNumId w:val="5"/>
@@ -14644,7 +16055,7 @@
     <w:abstractNumId w:val="2"/>
   </w:num>
   <w:num w:numId="18" w16cid:durableId="213809226">
-    <w:abstractNumId w:val="28"/>
+    <w:abstractNumId w:val="29"/>
   </w:num>
   <w:num w:numId="19" w16cid:durableId="1249120169">
     <w:abstractNumId w:val="24"/>
@@ -14653,7 +16064,7 @@
     <w:abstractNumId w:val="23"/>
   </w:num>
   <w:num w:numId="21" w16cid:durableId="1036125878">
-    <w:abstractNumId w:val="31"/>
+    <w:abstractNumId w:val="33"/>
   </w:num>
   <w:num w:numId="22" w16cid:durableId="372774716">
     <w:abstractNumId w:val="9"/>
@@ -14677,7 +16088,7 @@
     <w:abstractNumId w:val="17"/>
   </w:num>
   <w:num w:numId="29" w16cid:durableId="304356405">
-    <w:abstractNumId w:val="33"/>
+    <w:abstractNumId w:val="35"/>
   </w:num>
   <w:num w:numId="30" w16cid:durableId="1438864211">
     <w:abstractNumId w:val="19"/>
@@ -14686,13 +16097,19 @@
     <w:abstractNumId w:val="8"/>
   </w:num>
   <w:num w:numId="32" w16cid:durableId="292298816">
-    <w:abstractNumId w:val="30"/>
+    <w:abstractNumId w:val="32"/>
   </w:num>
   <w:num w:numId="33" w16cid:durableId="1099911986">
-    <w:abstractNumId w:val="29"/>
+    <w:abstractNumId w:val="30"/>
   </w:num>
   <w:num w:numId="34" w16cid:durableId="239096198">
     <w:abstractNumId w:val="18"/>
+  </w:num>
+  <w:num w:numId="35" w16cid:durableId="1096949127">
+    <w:abstractNumId w:val="31"/>
+  </w:num>
+  <w:num w:numId="36" w16cid:durableId="120347455">
+    <w:abstractNumId w:val="26"/>
   </w:num>
   <w:numIdMacAtCleanup w:val="25"/>
 </w:numbering>
@@ -16652,6 +18069,10 @@
 </file>
 
 <file path=customXml/item1.xml><?xml version="1.0" encoding="utf-8"?>
+<b:Sources xmlns:b="http://schemas.openxmlformats.org/officeDocument/2006/bibliography" xmlns="http://schemas.openxmlformats.org/officeDocument/2006/bibliography" SelectedStyle="\APASixthEditionOfficeOnline.xsl" StyleName="APA" Version="6"/>
+</file>
+
+<file path=customXml/item2.xml><?xml version="1.0" encoding="utf-8"?>
 <?mso-contentType ?>
 <FormTemplates xmlns="http://schemas.microsoft.com/sharepoint/v3/contenttype/forms">
   <Display>DocumentLibraryForm</Display>
@@ -16660,7 +18081,7 @@
 </FormTemplates>
 </file>
 
-<file path=customXml/item2.xml><?xml version="1.0" encoding="utf-8"?>
+<file path=customXml/item3.xml><?xml version="1.0" encoding="utf-8"?>
 <ct:contentTypeSchema xmlns:ct="http://schemas.microsoft.com/office/2006/metadata/contentType" xmlns:ma="http://schemas.microsoft.com/office/2006/metadata/properties/metaAttributes" ct:_="" ma:_="" ma:contentTypeName="Documento" ma:contentTypeID="0x010100DF3D7C797EA12745A270EF30E38719B9" ma:contentTypeVersion="19" ma:contentTypeDescription="Crear nuevo documento." ma:contentTypeScope="" ma:versionID="227b02526234ef39b0b78895a9d90cf5">
   <xsd:schema xmlns:xsd="http://www.w3.org/2001/XMLSchema" xmlns:xs="http://www.w3.org/2001/XMLSchema" xmlns:p="http://schemas.microsoft.com/office/2006/metadata/properties" xmlns:ns2="0a70e875-3d35-4be2-921f-7117c31bab9b" xmlns:ns3="27c1adeb-3674-457c-b08c-8a73f31b6e23" targetNamespace="http://schemas.microsoft.com/office/2006/metadata/properties" ma:root="true" ma:fieldsID="3c939c8607e2f594db8bbb23634dd059" ns2:_="" ns3:_="">
     <xsd:import namespace="0a70e875-3d35-4be2-921f-7117c31bab9b"/>
@@ -16921,11 +18342,15 @@
 </ct:contentTypeSchema>
 </file>
 
-<file path=customXml/item3.xml><?xml version="1.0" encoding="utf-8"?>
-<b:Sources xmlns:b="http://schemas.openxmlformats.org/officeDocument/2006/bibliography" xmlns="http://schemas.openxmlformats.org/officeDocument/2006/bibliography" SelectedStyle="\APASixthEditionOfficeOnline.xsl" StyleName="APA" Version="6"/>
+<file path=customXml/itemProps1.xml><?xml version="1.0" encoding="utf-8"?>
+<ds:datastoreItem xmlns:ds="http://schemas.openxmlformats.org/officeDocument/2006/customXml" ds:itemID="{E35E88E2-9BCD-476E-93C8-34C638B1B6E4}">
+  <ds:schemaRefs>
+    <ds:schemaRef ds:uri="http://schemas.openxmlformats.org/officeDocument/2006/bibliography"/>
+  </ds:schemaRefs>
+</ds:datastoreItem>
 </file>
 
-<file path=customXml/itemProps1.xml><?xml version="1.0" encoding="utf-8"?>
+<file path=customXml/itemProps2.xml><?xml version="1.0" encoding="utf-8"?>
 <ds:datastoreItem xmlns:ds="http://schemas.openxmlformats.org/officeDocument/2006/customXml" ds:itemID="{57DC6A7E-A6FE-4629-9326-EE8561E00944}">
   <ds:schemaRefs>
     <ds:schemaRef ds:uri="http://schemas.microsoft.com/sharepoint/v3/contenttype/forms"/>
@@ -16933,7 +18358,7 @@
 </ds:datastoreItem>
 </file>
 
-<file path=customXml/itemProps2.xml><?xml version="1.0" encoding="utf-8"?>
+<file path=customXml/itemProps3.xml><?xml version="1.0" encoding="utf-8"?>
 <ds:datastoreItem xmlns:ds="http://schemas.openxmlformats.org/officeDocument/2006/customXml" ds:itemID="{B98086A6-6904-47FD-B45B-B04574B1D107}">
   <ds:schemaRefs>
     <ds:schemaRef ds:uri="http://schemas.microsoft.com/office/2006/metadata/contentType"/>
@@ -16950,12 +18375,4 @@
     <ds:schemaRef ds:uri="http://schemas.microsoft.com/internal/obd"/>
   </ds:schemaRefs>
 </ds:datastoreItem>
-</file>
-
-<file path=customXml/itemProps3.xml><?xml version="1.0" encoding="utf-8"?>
-<ds:datastoreItem xmlns:ds="http://schemas.openxmlformats.org/officeDocument/2006/customXml" ds:itemID="{E35E88E2-9BCD-476E-93C8-34C638B1B6E4}">
-  <ds:schemaRefs>
-    <ds:schemaRef ds:uri="http://schemas.openxmlformats.org/officeDocument/2006/bibliography"/>
-  </ds:schemaRefs>
-</ds:datastoreItem>
 </file>
--- a/3º Entrega/TFM (tercera entrega).docx
+++ b/3º Entrega/TFM (tercera entrega).docx
@@ -23,7 +23,7 @@
           <w:lang w:eastAsia="es-ES"/>
         </w:rPr>
         <w:drawing>
-          <wp:inline distT="0" distB="0" distL="0" distR="0" wp14:anchorId="402EFF8F" wp14:editId="4FEEC8CB">
+          <wp:inline distT="0" distB="0" distL="0" distR="0" wp14:anchorId="402EFF8F" wp14:editId="247AFE0D">
             <wp:extent cx="3815723" cy="1038225"/>
             <wp:effectExtent l="0" t="0" r="0" b="0"/>
             <wp:docPr id="5126" name="Picture 1"/>
@@ -780,7 +780,7 @@
         </w:rPr>
         <w:fldChar w:fldCharType="separate"/>
       </w:r>
-      <w:hyperlink w:anchor="_Toc230635965" w:history="1">
+      <w:hyperlink w:anchor="_Toc230781678" w:history="1">
         <w:r>
           <w:rPr>
             <w:rStyle w:val="Hipervnculo"/>
@@ -823,7 +823,7 @@
             <w:noProof/>
             <w:webHidden/>
           </w:rPr>
-          <w:instrText xml:space="preserve"> PAGEREF _Toc230635965 \h </w:instrText>
+          <w:instrText xml:space="preserve"> PAGEREF _Toc230781678 \h </w:instrText>
         </w:r>
         <w:r>
           <w:rPr>
@@ -868,7 +868,7 @@
           <w14:ligatures w14:val="standardContextual"/>
         </w:rPr>
       </w:pPr>
-      <w:hyperlink w:anchor="_Toc230635966" w:history="1">
+      <w:hyperlink w:anchor="_Toc230781679" w:history="1">
         <w:r>
           <w:rPr>
             <w:rStyle w:val="Hipervnculo"/>
@@ -911,7 +911,7 @@
             <w:noProof/>
             <w:webHidden/>
           </w:rPr>
-          <w:instrText xml:space="preserve"> PAGEREF _Toc230635966 \h </w:instrText>
+          <w:instrText xml:space="preserve"> PAGEREF _Toc230781679 \h </w:instrText>
         </w:r>
         <w:r>
           <w:rPr>
@@ -956,7 +956,7 @@
           <w14:ligatures w14:val="standardContextual"/>
         </w:rPr>
       </w:pPr>
-      <w:hyperlink w:anchor="_Toc230635967" w:history="1">
+      <w:hyperlink w:anchor="_Toc230781680" w:history="1">
         <w:r>
           <w:rPr>
             <w:rStyle w:val="Hipervnculo"/>
@@ -999,7 +999,7 @@
             <w:noProof/>
             <w:webHidden/>
           </w:rPr>
-          <w:instrText xml:space="preserve"> PAGEREF _Toc230635967 \h </w:instrText>
+          <w:instrText xml:space="preserve"> PAGEREF _Toc230781680 \h </w:instrText>
         </w:r>
         <w:r>
           <w:rPr>
@@ -1044,7 +1044,7 @@
           <w14:ligatures w14:val="standardContextual"/>
         </w:rPr>
       </w:pPr>
-      <w:hyperlink w:anchor="_Toc230635968" w:history="1">
+      <w:hyperlink w:anchor="_Toc230781681" w:history="1">
         <w:r>
           <w:rPr>
             <w:rStyle w:val="Hipervnculo"/>
@@ -1087,7 +1087,7 @@
             <w:noProof/>
             <w:webHidden/>
           </w:rPr>
-          <w:instrText xml:space="preserve"> PAGEREF _Toc230635968 \h </w:instrText>
+          <w:instrText xml:space="preserve"> PAGEREF _Toc230781681 \h </w:instrText>
         </w:r>
         <w:r>
           <w:rPr>
@@ -1132,7 +1132,7 @@
           <w14:ligatures w14:val="standardContextual"/>
         </w:rPr>
       </w:pPr>
-      <w:hyperlink w:anchor="_Toc230635969" w:history="1">
+      <w:hyperlink w:anchor="_Toc230781682" w:history="1">
         <w:r>
           <w:rPr>
             <w:rStyle w:val="Hipervnculo"/>
@@ -1175,7 +1175,7 @@
             <w:noProof/>
             <w:webHidden/>
           </w:rPr>
-          <w:instrText xml:space="preserve"> PAGEREF _Toc230635969 \h </w:instrText>
+          <w:instrText xml:space="preserve"> PAGEREF _Toc230781682 \h </w:instrText>
         </w:r>
         <w:r>
           <w:rPr>
@@ -1220,7 +1220,7 @@
           <w14:ligatures w14:val="standardContextual"/>
         </w:rPr>
       </w:pPr>
-      <w:hyperlink w:anchor="_Toc230635970" w:history="1">
+      <w:hyperlink w:anchor="_Toc230781683" w:history="1">
         <w:r>
           <w:rPr>
             <w:rStyle w:val="Hipervnculo"/>
@@ -1263,7 +1263,7 @@
             <w:noProof/>
             <w:webHidden/>
           </w:rPr>
-          <w:instrText xml:space="preserve"> PAGEREF _Toc230635970 \h </w:instrText>
+          <w:instrText xml:space="preserve"> PAGEREF _Toc230781683 \h </w:instrText>
         </w:r>
         <w:r>
           <w:rPr>
@@ -1308,7 +1308,7 @@
           <w14:ligatures w14:val="standardContextual"/>
         </w:rPr>
       </w:pPr>
-      <w:hyperlink w:anchor="_Toc230635971" w:history="1">
+      <w:hyperlink w:anchor="_Toc230781684" w:history="1">
         <w:r>
           <w:rPr>
             <w:rStyle w:val="Hipervnculo"/>
@@ -1351,7 +1351,7 @@
             <w:noProof/>
             <w:webHidden/>
           </w:rPr>
-          <w:instrText xml:space="preserve"> PAGEREF _Toc230635971 \h </w:instrText>
+          <w:instrText xml:space="preserve"> PAGEREF _Toc230781684 \h </w:instrText>
         </w:r>
         <w:r>
           <w:rPr>
@@ -1396,7 +1396,7 @@
           <w14:ligatures w14:val="standardContextual"/>
         </w:rPr>
       </w:pPr>
-      <w:hyperlink w:anchor="_Toc230635972" w:history="1">
+      <w:hyperlink w:anchor="_Toc230781685" w:history="1">
         <w:r>
           <w:rPr>
             <w:rStyle w:val="Hipervnculo"/>
@@ -1439,7 +1439,7 @@
             <w:noProof/>
             <w:webHidden/>
           </w:rPr>
-          <w:instrText xml:space="preserve"> PAGEREF _Toc230635972 \h </w:instrText>
+          <w:instrText xml:space="preserve"> PAGEREF _Toc230781685 \h </w:instrText>
         </w:r>
         <w:r>
           <w:rPr>
@@ -1484,7 +1484,7 @@
           <w14:ligatures w14:val="standardContextual"/>
         </w:rPr>
       </w:pPr>
-      <w:hyperlink w:anchor="_Toc230635973" w:history="1">
+      <w:hyperlink w:anchor="_Toc230781686" w:history="1">
         <w:r>
           <w:rPr>
             <w:rStyle w:val="Hipervnculo"/>
@@ -1527,7 +1527,7 @@
             <w:noProof/>
             <w:webHidden/>
           </w:rPr>
-          <w:instrText xml:space="preserve"> PAGEREF _Toc230635973 \h </w:instrText>
+          <w:instrText xml:space="preserve"> PAGEREF _Toc230781686 \h </w:instrText>
         </w:r>
         <w:r>
           <w:rPr>
@@ -1572,7 +1572,7 @@
           <w14:ligatures w14:val="standardContextual"/>
         </w:rPr>
       </w:pPr>
-      <w:hyperlink w:anchor="_Toc230635974" w:history="1">
+      <w:hyperlink w:anchor="_Toc230781687" w:history="1">
         <w:r>
           <w:rPr>
             <w:rStyle w:val="Hipervnculo"/>
@@ -1615,7 +1615,7 @@
             <w:noProof/>
             <w:webHidden/>
           </w:rPr>
-          <w:instrText xml:space="preserve"> PAGEREF _Toc230635974 \h </w:instrText>
+          <w:instrText xml:space="preserve"> PAGEREF _Toc230781687 \h </w:instrText>
         </w:r>
         <w:r>
           <w:rPr>
@@ -1660,7 +1660,7 @@
           <w14:ligatures w14:val="standardContextual"/>
         </w:rPr>
       </w:pPr>
-      <w:hyperlink w:anchor="_Toc230635975" w:history="1">
+      <w:hyperlink w:anchor="_Toc230781688" w:history="1">
         <w:r>
           <w:rPr>
             <w:rStyle w:val="Hipervnculo"/>
@@ -1703,7 +1703,7 @@
             <w:noProof/>
             <w:webHidden/>
           </w:rPr>
-          <w:instrText xml:space="preserve"> PAGEREF _Toc230635975 \h </w:instrText>
+          <w:instrText xml:space="preserve"> PAGEREF _Toc230781688 \h </w:instrText>
         </w:r>
         <w:r>
           <w:rPr>
@@ -1748,7 +1748,7 @@
           <w14:ligatures w14:val="standardContextual"/>
         </w:rPr>
       </w:pPr>
-      <w:hyperlink w:anchor="_Toc230635976" w:history="1">
+      <w:hyperlink w:anchor="_Toc230781689" w:history="1">
         <w:r>
           <w:rPr>
             <w:rStyle w:val="Hipervnculo"/>
@@ -1791,7 +1791,7 @@
             <w:noProof/>
             <w:webHidden/>
           </w:rPr>
-          <w:instrText xml:space="preserve"> PAGEREF _Toc230635976 \h </w:instrText>
+          <w:instrText xml:space="preserve"> PAGEREF _Toc230781689 \h </w:instrText>
         </w:r>
         <w:r>
           <w:rPr>
@@ -1836,7 +1836,7 @@
           <w14:ligatures w14:val="standardContextual"/>
         </w:rPr>
       </w:pPr>
-      <w:hyperlink w:anchor="_Toc230635977" w:history="1">
+      <w:hyperlink w:anchor="_Toc230781690" w:history="1">
         <w:r>
           <w:rPr>
             <w:rStyle w:val="Hipervnculo"/>
@@ -1879,7 +1879,7 @@
             <w:noProof/>
             <w:webHidden/>
           </w:rPr>
-          <w:instrText xml:space="preserve"> PAGEREF _Toc230635977 \h </w:instrText>
+          <w:instrText xml:space="preserve"> PAGEREF _Toc230781690 \h </w:instrText>
         </w:r>
         <w:r>
           <w:rPr>
@@ -1924,7 +1924,7 @@
           <w14:ligatures w14:val="standardContextual"/>
         </w:rPr>
       </w:pPr>
-      <w:hyperlink w:anchor="_Toc230635978" w:history="1">
+      <w:hyperlink w:anchor="_Toc230781691" w:history="1">
         <w:r>
           <w:rPr>
             <w:rStyle w:val="Hipervnculo"/>
@@ -1967,7 +1967,7 @@
             <w:noProof/>
             <w:webHidden/>
           </w:rPr>
-          <w:instrText xml:space="preserve"> PAGEREF _Toc230635978 \h </w:instrText>
+          <w:instrText xml:space="preserve"> PAGEREF _Toc230781691 \h </w:instrText>
         </w:r>
         <w:r>
           <w:rPr>
@@ -2012,7 +2012,7 @@
           <w14:ligatures w14:val="standardContextual"/>
         </w:rPr>
       </w:pPr>
-      <w:hyperlink w:anchor="_Toc230635979" w:history="1">
+      <w:hyperlink w:anchor="_Toc230781692" w:history="1">
         <w:r>
           <w:rPr>
             <w:rStyle w:val="Hipervnculo"/>
@@ -2063,7 +2063,7 @@
             <w:noProof/>
             <w:webHidden/>
           </w:rPr>
-          <w:instrText xml:space="preserve"> PAGEREF _Toc230635979 \h </w:instrText>
+          <w:instrText xml:space="preserve"> PAGEREF _Toc230781692 \h </w:instrText>
         </w:r>
         <w:r>
           <w:rPr>
@@ -2108,7 +2108,7 @@
           <w14:ligatures w14:val="standardContextual"/>
         </w:rPr>
       </w:pPr>
-      <w:hyperlink w:anchor="_Toc230635980" w:history="1">
+      <w:hyperlink w:anchor="_Toc230781693" w:history="1">
         <w:r>
           <w:rPr>
             <w:rStyle w:val="Hipervnculo"/>
@@ -2151,7 +2151,7 @@
             <w:noProof/>
             <w:webHidden/>
           </w:rPr>
-          <w:instrText xml:space="preserve"> PAGEREF _Toc230635980 \h </w:instrText>
+          <w:instrText xml:space="preserve"> PAGEREF _Toc230781693 \h </w:instrText>
         </w:r>
         <w:r>
           <w:rPr>
@@ -2196,7 +2196,7 @@
           <w14:ligatures w14:val="standardContextual"/>
         </w:rPr>
       </w:pPr>
-      <w:hyperlink w:anchor="_Toc230635981" w:history="1">
+      <w:hyperlink w:anchor="_Toc230781694" w:history="1">
         <w:r>
           <w:rPr>
             <w:rStyle w:val="Hipervnculo"/>
@@ -2239,7 +2239,7 @@
             <w:noProof/>
             <w:webHidden/>
           </w:rPr>
-          <w:instrText xml:space="preserve"> PAGEREF _Toc230635981 \h </w:instrText>
+          <w:instrText xml:space="preserve"> PAGEREF _Toc230781694 \h </w:instrText>
         </w:r>
         <w:r>
           <w:rPr>
@@ -2284,7 +2284,7 @@
           <w14:ligatures w14:val="standardContextual"/>
         </w:rPr>
       </w:pPr>
-      <w:hyperlink w:anchor="_Toc230635982" w:history="1">
+      <w:hyperlink w:anchor="_Toc230781695" w:history="1">
         <w:r>
           <w:rPr>
             <w:rStyle w:val="Hipervnculo"/>
@@ -2327,7 +2327,7 @@
             <w:noProof/>
             <w:webHidden/>
           </w:rPr>
-          <w:instrText xml:space="preserve"> PAGEREF _Toc230635982 \h </w:instrText>
+          <w:instrText xml:space="preserve"> PAGEREF _Toc230781695 \h </w:instrText>
         </w:r>
         <w:r>
           <w:rPr>
@@ -2372,7 +2372,7 @@
           <w14:ligatures w14:val="standardContextual"/>
         </w:rPr>
       </w:pPr>
-      <w:hyperlink w:anchor="_Toc230635983" w:history="1">
+      <w:hyperlink w:anchor="_Toc230781696" w:history="1">
         <w:r>
           <w:rPr>
             <w:rStyle w:val="Hipervnculo"/>
@@ -2415,7 +2415,7 @@
             <w:noProof/>
             <w:webHidden/>
           </w:rPr>
-          <w:instrText xml:space="preserve"> PAGEREF _Toc230635983 \h </w:instrText>
+          <w:instrText xml:space="preserve"> PAGEREF _Toc230781696 \h </w:instrText>
         </w:r>
         <w:r>
           <w:rPr>
@@ -2435,7 +2435,7 @@
             <w:noProof/>
             <w:webHidden/>
           </w:rPr>
-          <w:t>26</w:t>
+          <w:t>27</w:t>
         </w:r>
         <w:r>
           <w:rPr>
@@ -2460,7 +2460,7 @@
           <w14:ligatures w14:val="standardContextual"/>
         </w:rPr>
       </w:pPr>
-      <w:hyperlink w:anchor="_Toc230635984" w:history="1">
+      <w:hyperlink w:anchor="_Toc230781697" w:history="1">
         <w:r>
           <w:rPr>
             <w:rStyle w:val="Hipervnculo"/>
@@ -2503,7 +2503,7 @@
             <w:noProof/>
             <w:webHidden/>
           </w:rPr>
-          <w:instrText xml:space="preserve"> PAGEREF _Toc230635984 \h </w:instrText>
+          <w:instrText xml:space="preserve"> PAGEREF _Toc230781697 \h </w:instrText>
         </w:r>
         <w:r>
           <w:rPr>
@@ -2523,7 +2523,7 @@
             <w:noProof/>
             <w:webHidden/>
           </w:rPr>
-          <w:t>26</w:t>
+          <w:t>27</w:t>
         </w:r>
         <w:r>
           <w:rPr>
@@ -2548,7 +2548,7 @@
           <w14:ligatures w14:val="standardContextual"/>
         </w:rPr>
       </w:pPr>
-      <w:hyperlink w:anchor="_Toc230635985" w:history="1">
+      <w:hyperlink w:anchor="_Toc230781698" w:history="1">
         <w:r>
           <w:rPr>
             <w:rStyle w:val="Hipervnculo"/>
@@ -2591,7 +2591,7 @@
             <w:noProof/>
             <w:webHidden/>
           </w:rPr>
-          <w:instrText xml:space="preserve"> PAGEREF _Toc230635985 \h </w:instrText>
+          <w:instrText xml:space="preserve"> PAGEREF _Toc230781698 \h </w:instrText>
         </w:r>
         <w:r>
           <w:rPr>
@@ -2611,7 +2611,7 @@
             <w:noProof/>
             <w:webHidden/>
           </w:rPr>
-          <w:t>26</w:t>
+          <w:t>27</w:t>
         </w:r>
         <w:r>
           <w:rPr>
@@ -2636,7 +2636,7 @@
           <w14:ligatures w14:val="standardContextual"/>
         </w:rPr>
       </w:pPr>
-      <w:hyperlink w:anchor="_Toc230635986" w:history="1">
+      <w:hyperlink w:anchor="_Toc230781699" w:history="1">
         <w:r>
           <w:rPr>
             <w:rStyle w:val="Hipervnculo"/>
@@ -2679,7 +2679,7 @@
             <w:noProof/>
             <w:webHidden/>
           </w:rPr>
-          <w:instrText xml:space="preserve"> PAGEREF _Toc230635986 \h </w:instrText>
+          <w:instrText xml:space="preserve"> PAGEREF _Toc230781699 \h </w:instrText>
         </w:r>
         <w:r>
           <w:rPr>
@@ -2699,7 +2699,7 @@
             <w:noProof/>
             <w:webHidden/>
           </w:rPr>
-          <w:t>26</w:t>
+          <w:t>27</w:t>
         </w:r>
         <w:r>
           <w:rPr>
@@ -2724,7 +2724,7 @@
           <w14:ligatures w14:val="standardContextual"/>
         </w:rPr>
       </w:pPr>
-      <w:hyperlink w:anchor="_Toc230635987" w:history="1">
+      <w:hyperlink w:anchor="_Toc230781700" w:history="1">
         <w:r>
           <w:rPr>
             <w:rStyle w:val="Hipervnculo"/>
@@ -2767,7 +2767,7 @@
             <w:noProof/>
             <w:webHidden/>
           </w:rPr>
-          <w:instrText xml:space="preserve"> PAGEREF _Toc230635987 \h </w:instrText>
+          <w:instrText xml:space="preserve"> PAGEREF _Toc230781700 \h </w:instrText>
         </w:r>
         <w:r>
           <w:rPr>
@@ -2787,7 +2787,7 @@
             <w:noProof/>
             <w:webHidden/>
           </w:rPr>
-          <w:t>26</w:t>
+          <w:t>27</w:t>
         </w:r>
         <w:r>
           <w:rPr>
@@ -2812,7 +2812,7 @@
           <w14:ligatures w14:val="standardContextual"/>
         </w:rPr>
       </w:pPr>
-      <w:hyperlink w:anchor="_Toc230635988" w:history="1">
+      <w:hyperlink w:anchor="_Toc230781701" w:history="1">
         <w:r>
           <w:rPr>
             <w:rStyle w:val="Hipervnculo"/>
@@ -2855,7 +2855,7 @@
             <w:noProof/>
             <w:webHidden/>
           </w:rPr>
-          <w:instrText xml:space="preserve"> PAGEREF _Toc230635988 \h </w:instrText>
+          <w:instrText xml:space="preserve"> PAGEREF _Toc230781701 \h </w:instrText>
         </w:r>
         <w:r>
           <w:rPr>
@@ -2875,7 +2875,7 @@
             <w:noProof/>
             <w:webHidden/>
           </w:rPr>
-          <w:t>26</w:t>
+          <w:t>27</w:t>
         </w:r>
         <w:r>
           <w:rPr>
@@ -2900,7 +2900,7 @@
           <w14:ligatures w14:val="standardContextual"/>
         </w:rPr>
       </w:pPr>
-      <w:hyperlink w:anchor="_Toc230635989" w:history="1">
+      <w:hyperlink w:anchor="_Toc230781702" w:history="1">
         <w:r>
           <w:rPr>
             <w:rStyle w:val="Hipervnculo"/>
@@ -2943,7 +2943,7 @@
             <w:noProof/>
             <w:webHidden/>
           </w:rPr>
-          <w:instrText xml:space="preserve"> PAGEREF _Toc230635989 \h </w:instrText>
+          <w:instrText xml:space="preserve"> PAGEREF _Toc230781702 \h </w:instrText>
         </w:r>
         <w:r>
           <w:rPr>
@@ -2963,7 +2963,7 @@
             <w:noProof/>
             <w:webHidden/>
           </w:rPr>
-          <w:t>26</w:t>
+          <w:t>27</w:t>
         </w:r>
         <w:r>
           <w:rPr>
@@ -2988,7 +2988,7 @@
           <w14:ligatures w14:val="standardContextual"/>
         </w:rPr>
       </w:pPr>
-      <w:hyperlink w:anchor="_Toc230635990" w:history="1">
+      <w:hyperlink w:anchor="_Toc230781703" w:history="1">
         <w:r>
           <w:rPr>
             <w:rStyle w:val="Hipervnculo"/>
@@ -3031,7 +3031,7 @@
             <w:noProof/>
             <w:webHidden/>
           </w:rPr>
-          <w:instrText xml:space="preserve"> PAGEREF _Toc230635990 \h </w:instrText>
+          <w:instrText xml:space="preserve"> PAGEREF _Toc230781703 \h </w:instrText>
         </w:r>
         <w:r>
           <w:rPr>
@@ -3051,7 +3051,7 @@
             <w:noProof/>
             <w:webHidden/>
           </w:rPr>
-          <w:t>26</w:t>
+          <w:t>27</w:t>
         </w:r>
         <w:r>
           <w:rPr>
@@ -3076,7 +3076,7 @@
           <w14:ligatures w14:val="standardContextual"/>
         </w:rPr>
       </w:pPr>
-      <w:hyperlink w:anchor="_Toc230635991" w:history="1">
+      <w:hyperlink w:anchor="_Toc230781704" w:history="1">
         <w:r>
           <w:rPr>
             <w:rStyle w:val="Hipervnculo"/>
@@ -3119,7 +3119,7 @@
             <w:noProof/>
             <w:webHidden/>
           </w:rPr>
-          <w:instrText xml:space="preserve"> PAGEREF _Toc230635991 \h </w:instrText>
+          <w:instrText xml:space="preserve"> PAGEREF _Toc230781704 \h </w:instrText>
         </w:r>
         <w:r>
           <w:rPr>
@@ -3139,7 +3139,7 @@
             <w:noProof/>
             <w:webHidden/>
           </w:rPr>
-          <w:t>26</w:t>
+          <w:t>27</w:t>
         </w:r>
         <w:r>
           <w:rPr>
@@ -3164,7 +3164,7 @@
           <w14:ligatures w14:val="standardContextual"/>
         </w:rPr>
       </w:pPr>
-      <w:hyperlink w:anchor="_Toc230635992" w:history="1">
+      <w:hyperlink w:anchor="_Toc230781705" w:history="1">
         <w:r>
           <w:rPr>
             <w:rStyle w:val="Hipervnculo"/>
@@ -3207,7 +3207,7 @@
             <w:noProof/>
             <w:webHidden/>
           </w:rPr>
-          <w:instrText xml:space="preserve"> PAGEREF _Toc230635992 \h </w:instrText>
+          <w:instrText xml:space="preserve"> PAGEREF _Toc230781705 \h </w:instrText>
         </w:r>
         <w:r>
           <w:rPr>
@@ -3227,7 +3227,7 @@
             <w:noProof/>
             <w:webHidden/>
           </w:rPr>
-          <w:t>27</w:t>
+          <w:t>28</w:t>
         </w:r>
         <w:r>
           <w:rPr>
@@ -3252,7 +3252,7 @@
           <w14:ligatures w14:val="standardContextual"/>
         </w:rPr>
       </w:pPr>
-      <w:hyperlink w:anchor="_Toc230635993" w:history="1">
+      <w:hyperlink w:anchor="_Toc230781706" w:history="1">
         <w:r>
           <w:rPr>
             <w:rStyle w:val="Hipervnculo"/>
@@ -3295,7 +3295,7 @@
             <w:noProof/>
             <w:webHidden/>
           </w:rPr>
-          <w:instrText xml:space="preserve"> PAGEREF _Toc230635993 \h </w:instrText>
+          <w:instrText xml:space="preserve"> PAGEREF _Toc230781706 \h </w:instrText>
         </w:r>
         <w:r>
           <w:rPr>
@@ -3315,7 +3315,7 @@
             <w:noProof/>
             <w:webHidden/>
           </w:rPr>
-          <w:t>27</w:t>
+          <w:t>28</w:t>
         </w:r>
         <w:r>
           <w:rPr>
@@ -3340,7 +3340,7 @@
           <w14:ligatures w14:val="standardContextual"/>
         </w:rPr>
       </w:pPr>
-      <w:hyperlink w:anchor="_Toc230635994" w:history="1">
+      <w:hyperlink w:anchor="_Toc230781707" w:history="1">
         <w:r>
           <w:rPr>
             <w:rStyle w:val="Hipervnculo"/>
@@ -3383,7 +3383,7 @@
             <w:noProof/>
             <w:webHidden/>
           </w:rPr>
-          <w:instrText xml:space="preserve"> PAGEREF _Toc230635994 \h </w:instrText>
+          <w:instrText xml:space="preserve"> PAGEREF _Toc230781707 \h </w:instrText>
         </w:r>
         <w:r>
           <w:rPr>
@@ -3403,7 +3403,7 @@
             <w:noProof/>
             <w:webHidden/>
           </w:rPr>
-          <w:t>27</w:t>
+          <w:t>28</w:t>
         </w:r>
         <w:r>
           <w:rPr>
@@ -3428,7 +3428,7 @@
           <w14:ligatures w14:val="standardContextual"/>
         </w:rPr>
       </w:pPr>
-      <w:hyperlink w:anchor="_Toc230635995" w:history="1">
+      <w:hyperlink w:anchor="_Toc230781708" w:history="1">
         <w:r>
           <w:rPr>
             <w:rStyle w:val="Hipervnculo"/>
@@ -3471,7 +3471,7 @@
             <w:noProof/>
             <w:webHidden/>
           </w:rPr>
-          <w:instrText xml:space="preserve"> PAGEREF _Toc230635995 \h </w:instrText>
+          <w:instrText xml:space="preserve"> PAGEREF _Toc230781708 \h </w:instrText>
         </w:r>
         <w:r>
           <w:rPr>
@@ -3491,7 +3491,7 @@
             <w:noProof/>
             <w:webHidden/>
           </w:rPr>
-          <w:t>27</w:t>
+          <w:t>28</w:t>
         </w:r>
         <w:r>
           <w:rPr>
@@ -3516,7 +3516,7 @@
           <w14:ligatures w14:val="standardContextual"/>
         </w:rPr>
       </w:pPr>
-      <w:hyperlink w:anchor="_Toc230635996" w:history="1">
+      <w:hyperlink w:anchor="_Toc230781709" w:history="1">
         <w:r>
           <w:rPr>
             <w:rStyle w:val="Hipervnculo"/>
@@ -3559,7 +3559,7 @@
             <w:noProof/>
             <w:webHidden/>
           </w:rPr>
-          <w:instrText xml:space="preserve"> PAGEREF _Toc230635996 \h </w:instrText>
+          <w:instrText xml:space="preserve"> PAGEREF _Toc230781709 \h </w:instrText>
         </w:r>
         <w:r>
           <w:rPr>
@@ -3579,7 +3579,7 @@
             <w:noProof/>
             <w:webHidden/>
           </w:rPr>
-          <w:t>27</w:t>
+          <w:t>28</w:t>
         </w:r>
         <w:r>
           <w:rPr>
@@ -3604,7 +3604,7 @@
           <w14:ligatures w14:val="standardContextual"/>
         </w:rPr>
       </w:pPr>
-      <w:hyperlink w:anchor="_Toc230635997" w:history="1">
+      <w:hyperlink w:anchor="_Toc230781710" w:history="1">
         <w:r>
           <w:rPr>
             <w:rStyle w:val="Hipervnculo"/>
@@ -3647,7 +3647,7 @@
             <w:noProof/>
             <w:webHidden/>
           </w:rPr>
-          <w:instrText xml:space="preserve"> PAGEREF _Toc230635997 \h </w:instrText>
+          <w:instrText xml:space="preserve"> PAGEREF _Toc230781710 \h </w:instrText>
         </w:r>
         <w:r>
           <w:rPr>
@@ -3667,7 +3667,7 @@
             <w:noProof/>
             <w:webHidden/>
           </w:rPr>
-          <w:t>27</w:t>
+          <w:t>28</w:t>
         </w:r>
         <w:r>
           <w:rPr>
@@ -3692,7 +3692,7 @@
           <w14:ligatures w14:val="standardContextual"/>
         </w:rPr>
       </w:pPr>
-      <w:hyperlink w:anchor="_Toc230635998" w:history="1">
+      <w:hyperlink w:anchor="_Toc230781711" w:history="1">
         <w:r>
           <w:rPr>
             <w:rStyle w:val="Hipervnculo"/>
@@ -3735,7 +3735,7 @@
             <w:noProof/>
             <w:webHidden/>
           </w:rPr>
-          <w:instrText xml:space="preserve"> PAGEREF _Toc230635998 \h </w:instrText>
+          <w:instrText xml:space="preserve"> PAGEREF _Toc230781711 \h </w:instrText>
         </w:r>
         <w:r>
           <w:rPr>
@@ -3755,7 +3755,7 @@
             <w:noProof/>
             <w:webHidden/>
           </w:rPr>
-          <w:t>27</w:t>
+          <w:t>28</w:t>
         </w:r>
         <w:r>
           <w:rPr>
@@ -3780,7 +3780,7 @@
           <w14:ligatures w14:val="standardContextual"/>
         </w:rPr>
       </w:pPr>
-      <w:hyperlink w:anchor="_Toc230635999" w:history="1">
+      <w:hyperlink w:anchor="_Toc230781712" w:history="1">
         <w:r>
           <w:rPr>
             <w:rStyle w:val="Hipervnculo"/>
@@ -3823,7 +3823,7 @@
             <w:noProof/>
             <w:webHidden/>
           </w:rPr>
-          <w:instrText xml:space="preserve"> PAGEREF _Toc230635999 \h </w:instrText>
+          <w:instrText xml:space="preserve"> PAGEREF _Toc230781712 \h </w:instrText>
         </w:r>
         <w:r>
           <w:rPr>
@@ -3843,7 +3843,7 @@
             <w:noProof/>
             <w:webHidden/>
           </w:rPr>
-          <w:t>28</w:t>
+          <w:t>29</w:t>
         </w:r>
         <w:r>
           <w:rPr>
@@ -3868,7 +3868,7 @@
           <w14:ligatures w14:val="standardContextual"/>
         </w:rPr>
       </w:pPr>
-      <w:hyperlink w:anchor="_Toc230636000" w:history="1">
+      <w:hyperlink w:anchor="_Toc230781713" w:history="1">
         <w:r>
           <w:rPr>
             <w:rStyle w:val="Hipervnculo"/>
@@ -3911,7 +3911,7 @@
             <w:noProof/>
             <w:webHidden/>
           </w:rPr>
-          <w:instrText xml:space="preserve"> PAGEREF _Toc230636000 \h </w:instrText>
+          <w:instrText xml:space="preserve"> PAGEREF _Toc230781713 \h </w:instrText>
         </w:r>
         <w:r>
           <w:rPr>
@@ -3931,7 +3931,7 @@
             <w:noProof/>
             <w:webHidden/>
           </w:rPr>
-          <w:t>28</w:t>
+          <w:t>29</w:t>
         </w:r>
         <w:r>
           <w:rPr>
@@ -3956,7 +3956,7 @@
           <w14:ligatures w14:val="standardContextual"/>
         </w:rPr>
       </w:pPr>
-      <w:hyperlink w:anchor="_Toc230636001" w:history="1">
+      <w:hyperlink w:anchor="_Toc230781714" w:history="1">
         <w:r>
           <w:rPr>
             <w:rStyle w:val="Hipervnculo"/>
@@ -3999,7 +3999,7 @@
             <w:noProof/>
             <w:webHidden/>
           </w:rPr>
-          <w:instrText xml:space="preserve"> PAGEREF _Toc230636001 \h </w:instrText>
+          <w:instrText xml:space="preserve"> PAGEREF _Toc230781714 \h </w:instrText>
         </w:r>
         <w:r>
           <w:rPr>
@@ -4019,7 +4019,7 @@
             <w:noProof/>
             <w:webHidden/>
           </w:rPr>
-          <w:t>28</w:t>
+          <w:t>29</w:t>
         </w:r>
         <w:r>
           <w:rPr>
@@ -4044,7 +4044,7 @@
           <w14:ligatures w14:val="standardContextual"/>
         </w:rPr>
       </w:pPr>
-      <w:hyperlink w:anchor="_Toc230636002" w:history="1">
+      <w:hyperlink w:anchor="_Toc230781715" w:history="1">
         <w:r>
           <w:rPr>
             <w:rStyle w:val="Hipervnculo"/>
@@ -4087,7 +4087,7 @@
             <w:noProof/>
             <w:webHidden/>
           </w:rPr>
-          <w:instrText xml:space="preserve"> PAGEREF _Toc230636002 \h </w:instrText>
+          <w:instrText xml:space="preserve"> PAGEREF _Toc230781715 \h </w:instrText>
         </w:r>
         <w:r>
           <w:rPr>
@@ -4107,7 +4107,7 @@
             <w:noProof/>
             <w:webHidden/>
           </w:rPr>
-          <w:t>28</w:t>
+          <w:t>29</w:t>
         </w:r>
         <w:r>
           <w:rPr>
@@ -4132,7 +4132,7 @@
           <w14:ligatures w14:val="standardContextual"/>
         </w:rPr>
       </w:pPr>
-      <w:hyperlink w:anchor="_Toc230636003" w:history="1">
+      <w:hyperlink w:anchor="_Toc230781716" w:history="1">
         <w:r>
           <w:rPr>
             <w:rStyle w:val="Hipervnculo"/>
@@ -4175,7 +4175,7 @@
             <w:noProof/>
             <w:webHidden/>
           </w:rPr>
-          <w:instrText xml:space="preserve"> PAGEREF _Toc230636003 \h </w:instrText>
+          <w:instrText xml:space="preserve"> PAGEREF _Toc230781716 \h </w:instrText>
         </w:r>
         <w:r>
           <w:rPr>
@@ -4195,7 +4195,7 @@
             <w:noProof/>
             <w:webHidden/>
           </w:rPr>
-          <w:t>28</w:t>
+          <w:t>29</w:t>
         </w:r>
         <w:r>
           <w:rPr>
@@ -4219,7 +4219,7 @@
           <w14:ligatures w14:val="standardContextual"/>
         </w:rPr>
       </w:pPr>
-      <w:hyperlink w:anchor="_Toc230636004" w:history="1">
+      <w:hyperlink w:anchor="_Toc230781717" w:history="1">
         <w:r>
           <w:rPr>
             <w:rStyle w:val="Hipervnculo"/>
@@ -4246,7 +4246,7 @@
             <w:noProof/>
             <w:webHidden/>
           </w:rPr>
-          <w:instrText xml:space="preserve"> PAGEREF _Toc230636004 \h </w:instrText>
+          <w:instrText xml:space="preserve"> PAGEREF _Toc230781717 \h </w:instrText>
         </w:r>
         <w:r>
           <w:rPr>
@@ -4266,7 +4266,7 @@
             <w:noProof/>
             <w:webHidden/>
           </w:rPr>
-          <w:t>29</w:t>
+          <w:t>30</w:t>
         </w:r>
         <w:r>
           <w:rPr>
@@ -4291,7 +4291,7 @@
           <w14:ligatures w14:val="standardContextual"/>
         </w:rPr>
       </w:pPr>
-      <w:hyperlink w:anchor="_Toc230636005" w:history="1">
+      <w:hyperlink w:anchor="_Toc230781718" w:history="1">
         <w:r>
           <w:rPr>
             <w:rStyle w:val="Hipervnculo"/>
@@ -4334,7 +4334,7 @@
             <w:noProof/>
             <w:webHidden/>
           </w:rPr>
-          <w:instrText xml:space="preserve"> PAGEREF _Toc230636005 \h </w:instrText>
+          <w:instrText xml:space="preserve"> PAGEREF _Toc230781718 \h </w:instrText>
         </w:r>
         <w:r>
           <w:rPr>
@@ -4354,7 +4354,7 @@
             <w:noProof/>
             <w:webHidden/>
           </w:rPr>
-          <w:t>30</w:t>
+          <w:t>31</w:t>
         </w:r>
         <w:r>
           <w:rPr>
@@ -4401,8 +4401,8 @@
         <w:rPr>
           <w:rFonts w:eastAsiaTheme="minorEastAsia" w:cstheme="minorBidi"/>
           <w:noProof/>
-          <w:sz w:val="22"/>
-          <w:szCs w:val="22"/>
+          <w:kern w:val="2"/>
+          <w14:ligatures w14:val="standardContextual"/>
         </w:rPr>
       </w:pPr>
       <w:r>
@@ -4426,13 +4426,13 @@
         </w:rPr>
         <w:fldChar w:fldCharType="separate"/>
       </w:r>
-      <w:hyperlink w:anchor="_Toc20304756" w:history="1">
+      <w:hyperlink w:anchor="_Toc230781719" w:history="1">
         <w:r>
           <w:rPr>
             <w:rStyle w:val="Hipervnculo"/>
             <w:noProof/>
           </w:rPr>
-          <w:t>Figura 1. “Figuras” del menú de estilos. (Elaboración propia)</w:t>
+          <w:t>Figura 1.  Flujo de trabajo bioinformático para el análisis, armonización e integración de datos transcriptómicos de RNA-seq en adenocarcinoma colorrectal. (Elaboración propia)</w:t>
         </w:r>
         <w:r>
           <w:rPr>
@@ -4453,7 +4453,7 @@
             <w:noProof/>
             <w:webHidden/>
           </w:rPr>
-          <w:instrText xml:space="preserve"> PAGEREF _Toc20304756 \h </w:instrText>
+          <w:instrText xml:space="preserve"> PAGEREF _Toc230781719 \h </w:instrText>
         </w:r>
         <w:r>
           <w:rPr>
@@ -4473,7 +4473,7 @@
             <w:noProof/>
             <w:webHidden/>
           </w:rPr>
-          <w:t>36</w:t>
+          <w:t>26</w:t>
         </w:r>
         <w:r>
           <w:rPr>
@@ -4534,7 +4534,7 @@
       <w:r>
         <w:fldChar w:fldCharType="separate"/>
       </w:r>
-      <w:hyperlink w:anchor="_Toc229999212" w:history="1">
+      <w:hyperlink w:anchor="_Toc230781720" w:history="1">
         <w:r>
           <w:rPr>
             <w:rStyle w:val="Hipervnculo"/>
@@ -4561,7 +4561,7 @@
             <w:noProof/>
             <w:webHidden/>
           </w:rPr>
-          <w:instrText xml:space="preserve"> PAGEREF _Toc229999212 \h </w:instrText>
+          <w:instrText xml:space="preserve"> PAGEREF _Toc230781720 \h </w:instrText>
         </w:r>
         <w:r>
           <w:rPr>
@@ -4581,7 +4581,7 @@
             <w:noProof/>
             <w:webHidden/>
           </w:rPr>
-          <w:t>20</w:t>
+          <w:t>15</w:t>
         </w:r>
         <w:r>
           <w:rPr>
@@ -4594,77 +4594,6 @@
     </w:p>
     <w:p>
       <w:pPr>
-        <w:pStyle w:val="Tabladeilustraciones"/>
-        <w:tabs>
-          <w:tab w:val="right" w:leader="dot" w:pos="9061"/>
-        </w:tabs>
-        <w:rPr>
-          <w:rFonts w:eastAsiaTheme="minorEastAsia" w:cstheme="minorBidi"/>
-          <w:noProof/>
-          <w:kern w:val="2"/>
-          <w14:ligatures w14:val="standardContextual"/>
-        </w:rPr>
-      </w:pPr>
-      <w:hyperlink w:anchor="_Toc229999213" w:history="1">
-        <w:r>
-          <w:rPr>
-            <w:rStyle w:val="Hipervnculo"/>
-            <w:noProof/>
-          </w:rPr>
-          <w:t>Tabla 1. “Tablas” del menú de estilos</w:t>
-        </w:r>
-        <w:r>
-          <w:rPr>
-            <w:noProof/>
-            <w:webHidden/>
-          </w:rPr>
-          <w:tab/>
-        </w:r>
-        <w:r>
-          <w:rPr>
-            <w:noProof/>
-            <w:webHidden/>
-          </w:rPr>
-          <w:fldChar w:fldCharType="begin"/>
-        </w:r>
-        <w:r>
-          <w:rPr>
-            <w:noProof/>
-            <w:webHidden/>
-          </w:rPr>
-          <w:instrText xml:space="preserve"> PAGEREF _Toc229999213 \h </w:instrText>
-        </w:r>
-        <w:r>
-          <w:rPr>
-            <w:noProof/>
-            <w:webHidden/>
-          </w:rPr>
-        </w:r>
-        <w:r>
-          <w:rPr>
-            <w:noProof/>
-            <w:webHidden/>
-          </w:rPr>
-          <w:fldChar w:fldCharType="separate"/>
-        </w:r>
-        <w:r>
-          <w:rPr>
-            <w:noProof/>
-            <w:webHidden/>
-          </w:rPr>
-          <w:t>36</w:t>
-        </w:r>
-        <w:r>
-          <w:rPr>
-            <w:noProof/>
-            <w:webHidden/>
-          </w:rPr>
-          <w:fldChar w:fldCharType="end"/>
-        </w:r>
-      </w:hyperlink>
-    </w:p>
-    <w:p>
-      <w:pPr>
         <w:pStyle w:val="TtuloTDC"/>
       </w:pPr>
       <w:r>
@@ -4679,7 +4608,7 @@
       <w:r>
         <w:br w:type="page"/>
       </w:r>
-      <w:bookmarkStart w:id="4" w:name="_Toc230635965"/>
+      <w:bookmarkStart w:id="4" w:name="_Toc230781678"/>
       <w:r>
         <w:rPr>
           <w:caps w:val="0"/>
@@ -4696,7 +4625,7 @@
           <w:caps w:val="0"/>
         </w:rPr>
       </w:pPr>
-      <w:bookmarkStart w:id="5" w:name="_Toc230635966"/>
+      <w:bookmarkStart w:id="5" w:name="_Toc230781679"/>
       <w:r>
         <w:rPr>
           <w:caps w:val="0"/>
@@ -4712,7 +4641,7 @@
           <w:caps w:val="0"/>
         </w:rPr>
       </w:pPr>
-      <w:bookmarkStart w:id="6" w:name="_Toc230635967"/>
+      <w:bookmarkStart w:id="6" w:name="_Toc230781680"/>
       <w:r>
         <w:rPr>
           <w:caps w:val="0"/>
@@ -4728,7 +4657,7 @@
           <w:caps w:val="0"/>
         </w:rPr>
       </w:pPr>
-      <w:bookmarkStart w:id="7" w:name="_Toc230635968"/>
+      <w:bookmarkStart w:id="7" w:name="_Toc230781681"/>
       <w:r>
         <w:rPr>
           <w:caps w:val="0"/>
@@ -4884,7 +4813,7 @@
       <w:pPr>
         <w:pStyle w:val="Ttulo1"/>
       </w:pPr>
-      <w:bookmarkStart w:id="8" w:name="_Toc230635969"/>
+      <w:bookmarkStart w:id="8" w:name="_Toc230781682"/>
       <w:r>
         <w:rPr>
           <w:caps w:val="0"/>
@@ -4901,7 +4830,7 @@
           <w:caps w:val="0"/>
         </w:rPr>
       </w:pPr>
-      <w:bookmarkStart w:id="9" w:name="_Toc230635970"/>
+      <w:bookmarkStart w:id="9" w:name="_Toc230781683"/>
       <w:r>
         <w:rPr>
           <w:caps w:val="0"/>
@@ -5243,7 +5172,7 @@
           <w:caps w:val="0"/>
         </w:rPr>
       </w:pPr>
-      <w:bookmarkStart w:id="10" w:name="_Toc230635971"/>
+      <w:bookmarkStart w:id="10" w:name="_Toc230781684"/>
       <w:r>
         <w:rPr>
           <w:caps w:val="0"/>
@@ -5259,7 +5188,7 @@
           <w:caps w:val="0"/>
         </w:rPr>
       </w:pPr>
-      <w:bookmarkStart w:id="11" w:name="_Toc230635972"/>
+      <w:bookmarkStart w:id="11" w:name="_Toc230781685"/>
       <w:r>
         <w:rPr>
           <w:caps w:val="0"/>
@@ -5275,7 +5204,7 @@
           <w:caps w:val="0"/>
         </w:rPr>
       </w:pPr>
-      <w:bookmarkStart w:id="12" w:name="_Toc230635973"/>
+      <w:bookmarkStart w:id="12" w:name="_Toc230781686"/>
       <w:r>
         <w:rPr>
           <w:caps w:val="0"/>
@@ -5311,7 +5240,7 @@
           <w:caps w:val="0"/>
         </w:rPr>
       </w:pPr>
-      <w:bookmarkStart w:id="13" w:name="_Toc230635974"/>
+      <w:bookmarkStart w:id="13" w:name="_Toc230781687"/>
       <w:r>
         <w:rPr>
           <w:caps w:val="0"/>
@@ -5359,7 +5288,7 @@
           <w:caps w:val="0"/>
         </w:rPr>
       </w:pPr>
-      <w:bookmarkStart w:id="14" w:name="_Toc230635975"/>
+      <w:bookmarkStart w:id="14" w:name="_Toc230781688"/>
       <w:commentRangeStart w:id="15"/>
       <w:r>
         <w:rPr>
@@ -5394,7 +5323,7 @@
       <w:pPr>
         <w:pStyle w:val="Ttulo3"/>
       </w:pPr>
-      <w:bookmarkStart w:id="16" w:name="_Toc230635976"/>
+      <w:bookmarkStart w:id="16" w:name="_Toc230781689"/>
       <w:r>
         <w:t>Fuente de datos</w:t>
       </w:r>
@@ -6482,7 +6411,7 @@
       <w:pPr>
         <w:pStyle w:val="Ttulo3"/>
       </w:pPr>
-      <w:bookmarkStart w:id="21" w:name="_Toc230635977"/>
+      <w:bookmarkStart w:id="21" w:name="_Toc230781690"/>
       <w:r>
         <w:t>Descripción de la cohorte</w:t>
       </w:r>
@@ -6542,12 +6471,12 @@
         <w:pStyle w:val="TtuloTDC"/>
         <w:spacing w:after="0"/>
       </w:pPr>
-      <w:bookmarkStart w:id="23" w:name="_Toc229999212"/>
-      <w:bookmarkStart w:id="24" w:name="Tabla_datasets"/>
+      <w:bookmarkStart w:id="23" w:name="Tabla_datasets"/>
+      <w:bookmarkStart w:id="24" w:name="_Toc230781720"/>
       <w:r>
         <w:t>Tabla 1. Resumen de los datasets de RNA-seq integrados y características del diseño experimental.</w:t>
       </w:r>
-      <w:bookmarkEnd w:id="23"/>
+      <w:bookmarkEnd w:id="24"/>
     </w:p>
     <w:tbl>
       <w:tblPr>
@@ -6574,7 +6503,7 @@
             <w:tcW w:w="854" w:type="pct"/>
             <w:vAlign w:val="center"/>
           </w:tcPr>
-          <w:bookmarkEnd w:id="24"/>
+          <w:bookmarkEnd w:id="23"/>
           <w:p>
             <w:pPr>
               <w:jc w:val="center"/>
@@ -7545,7 +7474,7 @@
           <w:caps w:val="0"/>
         </w:rPr>
       </w:pPr>
-      <w:bookmarkStart w:id="25" w:name="_Toc230635978"/>
+      <w:bookmarkStart w:id="25" w:name="_Toc230781691"/>
       <w:r>
         <w:rPr>
           <w:caps w:val="0"/>
@@ -8060,7 +7989,7 @@
           <w:caps w:val="0"/>
         </w:rPr>
       </w:pPr>
-      <w:bookmarkStart w:id="27" w:name="_Toc230635979"/>
+      <w:bookmarkStart w:id="27" w:name="_Toc230781692"/>
       <w:r>
         <w:rPr>
           <w:caps w:val="0"/>
@@ -8643,7 +8572,7 @@
           <w:caps w:val="0"/>
         </w:rPr>
       </w:pPr>
-      <w:bookmarkStart w:id="28" w:name="_Toc230635980"/>
+      <w:bookmarkStart w:id="28" w:name="_Toc230781693"/>
       <w:r>
         <w:rPr>
           <w:caps w:val="0"/>
@@ -9442,7 +9371,7 @@
           <w:caps w:val="0"/>
         </w:rPr>
       </w:pPr>
-      <w:bookmarkStart w:id="29" w:name="_Toc230635981"/>
+      <w:bookmarkStart w:id="29" w:name="_Toc230781694"/>
       <w:r>
         <w:rPr>
           <w:caps w:val="0"/>
@@ -9950,7 +9879,7 @@
           <w:caps w:val="0"/>
         </w:rPr>
       </w:pPr>
-      <w:bookmarkStart w:id="30" w:name="_Toc230635982"/>
+      <w:bookmarkStart w:id="30" w:name="_Toc230781695"/>
       <w:r>
         <w:rPr>
           <w:caps w:val="0"/>
@@ -10413,9 +10342,200 @@
     </w:p>
     <w:p>
       <w:pPr>
+        <w:spacing w:before="0" w:after="0" w:line="240" w:lineRule="auto"/>
+        <w:jc w:val="left"/>
+        <w:rPr>
+          <w:color w:val="833C0B" w:themeColor="accent2" w:themeShade="80"/>
+        </w:rPr>
+      </w:pPr>
+      <w:r>
+        <w:rPr>
+          <w:noProof/>
+        </w:rPr>
+        <w:lastRenderedPageBreak/>
+        <mc:AlternateContent>
+          <mc:Choice Requires="wps">
+            <w:drawing>
+              <wp:anchor distT="0" distB="0" distL="114300" distR="114300" simplePos="0" relativeHeight="251660288" behindDoc="0" locked="0" layoutInCell="1" allowOverlap="1" wp14:anchorId="37CF3DD8" wp14:editId="6E171AF4">
+                <wp:simplePos x="0" y="0"/>
+                <wp:positionH relativeFrom="column">
+                  <wp:posOffset>0</wp:posOffset>
+                </wp:positionH>
+                <wp:positionV relativeFrom="paragraph">
+                  <wp:posOffset>8503285</wp:posOffset>
+                </wp:positionV>
+                <wp:extent cx="5760085" cy="635"/>
+                <wp:effectExtent l="0" t="0" r="0" b="0"/>
+                <wp:wrapSquare wrapText="bothSides"/>
+                <wp:docPr id="361787064" name="Cuadro de texto 1"/>
+                <wp:cNvGraphicFramePr/>
+                <a:graphic xmlns:a="http://schemas.openxmlformats.org/drawingml/2006/main">
+                  <a:graphicData uri="http://schemas.microsoft.com/office/word/2010/wordprocessingShape">
+                    <wps:wsp>
+                      <wps:cNvSpPr txBox="1"/>
+                      <wps:spPr>
+                        <a:xfrm>
+                          <a:off x="0" y="0"/>
+                          <a:ext cx="5760085" cy="635"/>
+                        </a:xfrm>
+                        <a:prstGeom prst="rect">
+                          <a:avLst/>
+                        </a:prstGeom>
+                        <a:solidFill>
+                          <a:prstClr val="white"/>
+                        </a:solidFill>
+                        <a:ln>
+                          <a:noFill/>
+                        </a:ln>
+                      </wps:spPr>
+                      <wps:txbx>
+                        <w:txbxContent>
+                          <w:p>
+                            <w:pPr>
+                              <w:pStyle w:val="Figuras"/>
+                            </w:pPr>
+                            <w:bookmarkStart w:id="31" w:name="_Toc230781719"/>
+                            <w:r>
+                              <w:t xml:space="preserve">Figura </w:t>
+                            </w:r>
+                            <w:fldSimple w:instr=" SEQ Figura \* ARABIC ">
+                              <w:r>
+                                <w:t>1</w:t>
+                              </w:r>
+                            </w:fldSimple>
+                            <w:r>
+                              <w:t>.</w:t>
+                            </w:r>
+                            <w:r>
+                              <w:t xml:space="preserve">  Flujo de trabajo bioinformático para el análisis, armonización e integración de datos transcriptómicos de RNA-seq en adenocarcinoma colorrectal.</w:t>
+                            </w:r>
+                            <w:r>
+                              <w:t xml:space="preserve"> (Elaboración propia)</w:t>
+                            </w:r>
+                            <w:bookmarkEnd w:id="31"/>
+                          </w:p>
+                        </w:txbxContent>
+                      </wps:txbx>
+                      <wps:bodyPr rot="0" spcFirstLastPara="0" vertOverflow="overflow" horzOverflow="overflow" vert="horz" wrap="square" lIns="0" tIns="0" rIns="0" bIns="0" numCol="1" spcCol="0" rtlCol="0" fromWordArt="0" anchor="t" anchorCtr="0" forceAA="0" compatLnSpc="1">
+                        <a:prstTxWarp prst="textNoShape">
+                          <a:avLst/>
+                        </a:prstTxWarp>
+                        <a:spAutoFit/>
+                      </wps:bodyPr>
+                    </wps:wsp>
+                  </a:graphicData>
+                </a:graphic>
+              </wp:anchor>
+            </w:drawing>
+          </mc:Choice>
+          <mc:Fallback>
+            <w:pict>
+              <v:shapetype w14:anchorId="37CF3DD8" id="_x0000_t202" coordsize="21600,21600" o:spt="202" path="m,l,21600r21600,l21600,xe">
+                <v:stroke joinstyle="miter"/>
+                <v:path gradientshapeok="t" o:connecttype="rect"/>
+              </v:shapetype>
+              <v:shape id="Cuadro de texto 1" o:spid="_x0000_s1026" type="#_x0000_t202" style="position:absolute;margin-left:0;margin-top:669.55pt;width:453.55pt;height:.05pt;z-index:251660288;visibility:visible;mso-wrap-style:square;mso-wrap-distance-left:9pt;mso-wrap-distance-top:0;mso-wrap-distance-right:9pt;mso-wrap-distance-bottom:0;mso-position-horizontal:absolute;mso-position-horizontal-relative:text;mso-position-vertical:absolute;mso-position-vertical-relative:text;v-text-anchor:top" o:gfxdata="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" stroked="f">
+                <v:textbox style="mso-fit-shape-to-text:t" inset="0,0,0,0">
+                  <w:txbxContent>
+                    <w:p>
+                      <w:pPr>
+                        <w:pStyle w:val="Figuras"/>
+                      </w:pPr>
+                      <w:bookmarkStart w:id="32" w:name="_Toc230781719"/>
+                      <w:r>
+                        <w:t xml:space="preserve">Figura </w:t>
+                      </w:r>
+                      <w:fldSimple w:instr=" SEQ Figura \* ARABIC ">
+                        <w:r>
+                          <w:t>1</w:t>
+                        </w:r>
+                      </w:fldSimple>
+                      <w:r>
+                        <w:t>.</w:t>
+                      </w:r>
+                      <w:r>
+                        <w:t xml:space="preserve">  Flujo de trabajo bioinformático para el análisis, armonización e integración de datos transcriptómicos de RNA-seq en adenocarcinoma colorrectal.</w:t>
+                      </w:r>
+                      <w:r>
+                        <w:t xml:space="preserve"> (Elaboración propia)</w:t>
+                      </w:r>
+                      <w:bookmarkEnd w:id="32"/>
+                    </w:p>
+                  </w:txbxContent>
+                </v:textbox>
+                <w10:wrap type="square"/>
+              </v:shape>
+            </w:pict>
+          </mc:Fallback>
+        </mc:AlternateContent>
+      </w:r>
+      <w:r>
+        <w:rPr>
+          <w:noProof/>
+          <w:color w:val="833C0B" w:themeColor="accent2" w:themeShade="80"/>
+        </w:rPr>
+        <w:drawing>
+          <wp:anchor distT="0" distB="0" distL="114300" distR="114300" simplePos="0" relativeHeight="251658240" behindDoc="0" locked="0" layoutInCell="1" allowOverlap="1" wp14:anchorId="3C82D89D" wp14:editId="57BA6329">
+            <wp:simplePos x="1075055" y="904240"/>
+            <wp:positionH relativeFrom="margin">
+              <wp:align>center</wp:align>
+            </wp:positionH>
+            <wp:positionV relativeFrom="margin">
+              <wp:align>top</wp:align>
+            </wp:positionV>
+            <wp:extent cx="5760085" cy="8493125"/>
+            <wp:effectExtent l="0" t="0" r="0" b="3175"/>
+            <wp:wrapSquare wrapText="bothSides"/>
+            <wp:docPr id="1149026772" name="Imagen 1"/>
+            <wp:cNvGraphicFramePr>
+              <a:graphicFrameLocks xmlns:a="http://schemas.openxmlformats.org/drawingml/2006/main" noChangeAspect="1"/>
+            </wp:cNvGraphicFramePr>
+            <a:graphic xmlns:a="http://schemas.openxmlformats.org/drawingml/2006/main">
+              <a:graphicData uri="http://schemas.openxmlformats.org/drawingml/2006/picture">
+                <pic:pic xmlns:pic="http://schemas.openxmlformats.org/drawingml/2006/picture">
+                  <pic:nvPicPr>
+                    <pic:cNvPr id="1149026772" name="Imagen 1149026772"/>
+                    <pic:cNvPicPr/>
+                  </pic:nvPicPr>
+                  <pic:blipFill>
+                    <a:blip r:embed="rId20" cstate="print">
+                      <a:extLst>
+                        <a:ext uri="{28A0092B-C50C-407E-A947-70E740481C1C}">
+                          <a14:useLocalDpi xmlns:a14="http://schemas.microsoft.com/office/drawing/2010/main" val="0"/>
+                        </a:ext>
+                      </a:extLst>
+                    </a:blip>
+                    <a:stretch>
+                      <a:fillRect/>
+                    </a:stretch>
+                  </pic:blipFill>
+                  <pic:spPr>
+                    <a:xfrm>
+                      <a:off x="0" y="0"/>
+                      <a:ext cx="5760085" cy="8493125"/>
+                    </a:xfrm>
+                    <a:prstGeom prst="rect">
+                      <a:avLst/>
+                    </a:prstGeom>
+                  </pic:spPr>
+                </pic:pic>
+              </a:graphicData>
+            </a:graphic>
+          </wp:anchor>
+        </w:drawing>
+      </w:r>
+      <w:r>
+        <w:rPr>
+          <w:color w:val="833C0B" w:themeColor="accent2" w:themeShade="80"/>
+        </w:rPr>
+        <w:br w:type="page"/>
+      </w:r>
+    </w:p>
+    <w:p>
+      <w:pPr>
         <w:pStyle w:val="Ttulo1"/>
       </w:pPr>
-      <w:bookmarkStart w:id="31" w:name="_Toc230635983"/>
+      <w:bookmarkStart w:id="33" w:name="_Toc230781696"/>
       <w:r>
         <w:rPr>
           <w:caps w:val="0"/>
@@ -10423,30 +10543,30 @@
         <w:lastRenderedPageBreak/>
         <w:t>Resultados</w:t>
       </w:r>
-      <w:bookmarkEnd w:id="31"/>
+      <w:bookmarkEnd w:id="33"/>
     </w:p>
     <w:p>
       <w:pPr>
         <w:pStyle w:val="Ttulo2"/>
       </w:pPr>
-      <w:bookmarkStart w:id="32" w:name="_Toc230635984"/>
+      <w:bookmarkStart w:id="34" w:name="_Toc230781697"/>
       <w:r>
         <w:rPr>
           <w:caps w:val="0"/>
         </w:rPr>
         <w:t>Identificación de Genes Diferencialmente Expresados</w:t>
       </w:r>
-      <w:bookmarkEnd w:id="32"/>
+      <w:bookmarkEnd w:id="34"/>
     </w:p>
     <w:p>
       <w:pPr>
         <w:pStyle w:val="Ttulo3"/>
       </w:pPr>
-      <w:bookmarkStart w:id="33" w:name="_Toc230635985"/>
+      <w:bookmarkStart w:id="35" w:name="_Toc230781698"/>
       <w:r>
         <w:t>“Título 3” del menú de estilos</w:t>
       </w:r>
-      <w:bookmarkEnd w:id="33"/>
+      <w:bookmarkEnd w:id="35"/>
     </w:p>
     <w:p>
       <w:pPr>
@@ -10461,48 +10581,48 @@
       <w:pPr>
         <w:pStyle w:val="Ttulo2"/>
       </w:pPr>
-      <w:bookmarkStart w:id="34" w:name="_Toc230635986"/>
+      <w:bookmarkStart w:id="36" w:name="_Toc230781699"/>
       <w:r>
         <w:rPr>
           <w:caps w:val="0"/>
         </w:rPr>
         <w:t>Validación en Datasets Independientes</w:t>
       </w:r>
-      <w:bookmarkEnd w:id="34"/>
+      <w:bookmarkEnd w:id="36"/>
     </w:p>
     <w:p>
       <w:pPr>
         <w:pStyle w:val="Ttulo3"/>
       </w:pPr>
-      <w:bookmarkStart w:id="35" w:name="_Toc230635987"/>
+      <w:bookmarkStart w:id="37" w:name="_Toc230781700"/>
       <w:r>
         <w:t>“Título 3” del menú de estilos</w:t>
       </w:r>
-      <w:bookmarkEnd w:id="35"/>
+      <w:bookmarkEnd w:id="37"/>
     </w:p>
     <w:p/>
     <w:p>
       <w:pPr>
         <w:pStyle w:val="Ttulo2"/>
       </w:pPr>
-      <w:bookmarkStart w:id="36" w:name="_Toc230635988"/>
+      <w:bookmarkStart w:id="38" w:name="_Toc230781701"/>
       <w:r>
         <w:rPr>
           <w:caps w:val="0"/>
         </w:rPr>
         <w:t>Análisis de Enriquecimiento Funcional</w:t>
       </w:r>
-      <w:bookmarkEnd w:id="36"/>
+      <w:bookmarkEnd w:id="38"/>
     </w:p>
     <w:p>
       <w:pPr>
         <w:pStyle w:val="Ttulo3"/>
       </w:pPr>
-      <w:bookmarkStart w:id="37" w:name="_Toc230635989"/>
+      <w:bookmarkStart w:id="39" w:name="_Toc230781702"/>
       <w:r>
         <w:t>“Título 3” del menú de estilos</w:t>
       </w:r>
-      <w:bookmarkEnd w:id="37"/>
+      <w:bookmarkEnd w:id="39"/>
     </w:p>
     <w:p>
       <w:pPr>
@@ -10523,24 +10643,24 @@
       <w:pPr>
         <w:pStyle w:val="Ttulo2"/>
       </w:pPr>
-      <w:bookmarkStart w:id="38" w:name="_Toc230635990"/>
+      <w:bookmarkStart w:id="40" w:name="_Toc230781703"/>
       <w:r>
         <w:rPr>
           <w:caps w:val="0"/>
         </w:rPr>
         <w:t>Análisis de Metadatos y Variables Clínicas</w:t>
       </w:r>
-      <w:bookmarkEnd w:id="38"/>
+      <w:bookmarkEnd w:id="40"/>
     </w:p>
     <w:p>
       <w:pPr>
         <w:pStyle w:val="Ttulo3"/>
       </w:pPr>
-      <w:bookmarkStart w:id="39" w:name="_Toc230635991"/>
+      <w:bookmarkStart w:id="41" w:name="_Toc230781704"/>
       <w:r>
         <w:t>“Título 3” del menú de estilos</w:t>
       </w:r>
-      <w:bookmarkEnd w:id="39"/>
+      <w:bookmarkEnd w:id="41"/>
     </w:p>
     <w:p>
       <w:pPr>
@@ -10581,7 +10701,7 @@
       <w:pPr>
         <w:pStyle w:val="Ttulo1"/>
       </w:pPr>
-      <w:bookmarkStart w:id="40" w:name="_Toc230635992"/>
+      <w:bookmarkStart w:id="42" w:name="_Toc230781705"/>
       <w:r>
         <w:rPr>
           <w:caps w:val="0"/>
@@ -10589,30 +10709,30 @@
         <w:lastRenderedPageBreak/>
         <w:t>Discusión</w:t>
       </w:r>
-      <w:bookmarkEnd w:id="40"/>
+      <w:bookmarkEnd w:id="42"/>
     </w:p>
     <w:p>
       <w:pPr>
         <w:pStyle w:val="Ttulo2"/>
       </w:pPr>
-      <w:bookmarkStart w:id="41" w:name="_Toc230635993"/>
+      <w:bookmarkStart w:id="43" w:name="_Toc230781706"/>
       <w:r>
         <w:rPr>
           <w:caps w:val="0"/>
         </w:rPr>
         <w:t>Interpretación de los biomarcadores identificados</w:t>
       </w:r>
-      <w:bookmarkEnd w:id="41"/>
+      <w:bookmarkEnd w:id="43"/>
     </w:p>
     <w:p>
       <w:pPr>
         <w:pStyle w:val="Ttulo3"/>
       </w:pPr>
-      <w:bookmarkStart w:id="42" w:name="_Toc230635994"/>
+      <w:bookmarkStart w:id="44" w:name="_Toc230781707"/>
       <w:r>
         <w:t>“Título 3” del menú de estilos</w:t>
       </w:r>
-      <w:bookmarkEnd w:id="42"/>
+      <w:bookmarkEnd w:id="44"/>
     </w:p>
     <w:p>
       <w:pPr>
@@ -10627,48 +10747,48 @@
       <w:pPr>
         <w:pStyle w:val="Ttulo2"/>
       </w:pPr>
-      <w:bookmarkStart w:id="43" w:name="_Toc230635995"/>
+      <w:bookmarkStart w:id="45" w:name="_Toc230781708"/>
       <w:r>
         <w:rPr>
           <w:caps w:val="0"/>
         </w:rPr>
         <w:t>Análisis del enriquecimiento funcional en el contexto clínico</w:t>
       </w:r>
-      <w:bookmarkEnd w:id="43"/>
+      <w:bookmarkEnd w:id="45"/>
     </w:p>
     <w:p>
       <w:pPr>
         <w:pStyle w:val="Ttulo3"/>
       </w:pPr>
-      <w:bookmarkStart w:id="44" w:name="_Toc230635996"/>
+      <w:bookmarkStart w:id="46" w:name="_Toc230781709"/>
       <w:r>
         <w:t>“Título 3” del menú de estilos</w:t>
       </w:r>
-      <w:bookmarkEnd w:id="44"/>
+      <w:bookmarkEnd w:id="46"/>
     </w:p>
     <w:p/>
     <w:p>
       <w:pPr>
         <w:pStyle w:val="Ttulo2"/>
       </w:pPr>
-      <w:bookmarkStart w:id="45" w:name="_Toc230635997"/>
+      <w:bookmarkStart w:id="47" w:name="_Toc230781710"/>
       <w:r>
         <w:rPr>
           <w:caps w:val="0"/>
         </w:rPr>
         <w:t>Comparación con estudios previos y meta-análisis existentes</w:t>
       </w:r>
-      <w:bookmarkEnd w:id="45"/>
+      <w:bookmarkEnd w:id="47"/>
     </w:p>
     <w:p>
       <w:pPr>
         <w:pStyle w:val="Ttulo3"/>
       </w:pPr>
-      <w:bookmarkStart w:id="46" w:name="_Toc230635998"/>
+      <w:bookmarkStart w:id="48" w:name="_Toc230781711"/>
       <w:r>
         <w:t>“Título 3” del menú de estilos</w:t>
       </w:r>
-      <w:bookmarkEnd w:id="46"/>
+      <w:bookmarkEnd w:id="48"/>
     </w:p>
     <w:p>
       <w:pPr>
@@ -10697,7 +10817,7 @@
       <w:pPr>
         <w:pStyle w:val="Ttulo1"/>
       </w:pPr>
-      <w:bookmarkStart w:id="47" w:name="_Toc230635999"/>
+      <w:bookmarkStart w:id="49" w:name="_Toc230781712"/>
       <w:r>
         <w:rPr>
           <w:caps w:val="0"/>
@@ -10705,30 +10825,30 @@
         <w:lastRenderedPageBreak/>
         <w:t>Conclusiones</w:t>
       </w:r>
-      <w:bookmarkEnd w:id="47"/>
+      <w:bookmarkEnd w:id="49"/>
     </w:p>
     <w:p>
       <w:pPr>
         <w:pStyle w:val="Ttulo2"/>
       </w:pPr>
-      <w:bookmarkStart w:id="48" w:name="_Toc230636000"/>
+      <w:bookmarkStart w:id="50" w:name="_Toc230781713"/>
       <w:r>
         <w:rPr>
           <w:caps w:val="0"/>
         </w:rPr>
         <w:t>Conclusiones respecto a los objetivos planteados</w:t>
       </w:r>
-      <w:bookmarkEnd w:id="48"/>
+      <w:bookmarkEnd w:id="50"/>
     </w:p>
     <w:p>
       <w:pPr>
         <w:pStyle w:val="Ttulo3"/>
       </w:pPr>
-      <w:bookmarkStart w:id="49" w:name="_Toc230636001"/>
+      <w:bookmarkStart w:id="51" w:name="_Toc230781714"/>
       <w:r>
         <w:t>“Título 3” del menú de estilos</w:t>
       </w:r>
-      <w:bookmarkEnd w:id="49"/>
+      <w:bookmarkEnd w:id="51"/>
     </w:p>
     <w:p>
       <w:pPr>
@@ -10743,24 +10863,24 @@
       <w:pPr>
         <w:pStyle w:val="Ttulo2"/>
       </w:pPr>
-      <w:bookmarkStart w:id="50" w:name="_Toc230636002"/>
+      <w:bookmarkStart w:id="52" w:name="_Toc230781715"/>
       <w:r>
         <w:rPr>
           <w:caps w:val="0"/>
         </w:rPr>
         <w:t>Líneas de investigación futuras</w:t>
       </w:r>
-      <w:bookmarkEnd w:id="50"/>
+      <w:bookmarkEnd w:id="52"/>
     </w:p>
     <w:p>
       <w:pPr>
         <w:pStyle w:val="Ttulo3"/>
       </w:pPr>
-      <w:bookmarkStart w:id="51" w:name="_Toc230636003"/>
+      <w:bookmarkStart w:id="53" w:name="_Toc230781716"/>
       <w:r>
         <w:t>“Título 3” del menú de estilos</w:t>
       </w:r>
-      <w:bookmarkEnd w:id="51"/>
+      <w:bookmarkEnd w:id="53"/>
     </w:p>
     <w:p/>
     <w:p>
@@ -10776,12 +10896,12 @@
       <w:pPr>
         <w:pStyle w:val="Ttulo1sinnumerar"/>
       </w:pPr>
-      <w:bookmarkStart w:id="52" w:name="_Toc230636004"/>
+      <w:bookmarkStart w:id="54" w:name="_Toc230781717"/>
       <w:r>
         <w:lastRenderedPageBreak/>
         <w:t>Referencias bibliográficas</w:t>
       </w:r>
-      <w:bookmarkEnd w:id="52"/>
+      <w:bookmarkEnd w:id="54"/>
     </w:p>
     <w:p>
       <w:pPr>
@@ -10868,17 +10988,17 @@
       <w:pPr>
         <w:pStyle w:val="Anexo"/>
       </w:pPr>
-      <w:bookmarkStart w:id="53" w:name="_Toc230636005"/>
+      <w:bookmarkStart w:id="55" w:name="_Toc230781718"/>
       <w:r>
         <w:lastRenderedPageBreak/>
         <w:t>Encuestas realizadas</w:t>
       </w:r>
-      <w:bookmarkEnd w:id="53"/>
+      <w:bookmarkEnd w:id="55"/>
     </w:p>
     <w:p/>
     <w:sectPr>
-      <w:headerReference w:type="default" r:id="rId20"/>
-      <w:footerReference w:type="default" r:id="rId21"/>
+      <w:headerReference w:type="default" r:id="rId21"/>
+      <w:footerReference w:type="default" r:id="rId22"/>
       <w:pgSz w:w="11906" w:h="16838"/>
       <w:pgMar w:top="1418" w:right="1134" w:bottom="1418" w:left="1701" w:header="709" w:footer="709" w:gutter="0"/>
       <w:cols w:space="708"/>
@@ -16749,7 +16869,6 @@
   <w:style w:type="character" w:default="1" w:styleId="Fuentedeprrafopredeter">
     <w:name w:val="Default Paragraph Font"/>
     <w:uiPriority w:val="1"/>
-    <w:semiHidden/>
     <w:unhideWhenUsed/>
   </w:style>
   <w:style w:type="table" w:default="1" w:styleId="Tablanormal">
@@ -18069,19 +18188,6 @@
 </file>
 
 <file path=customXml/item1.xml><?xml version="1.0" encoding="utf-8"?>
-<b:Sources xmlns:b="http://schemas.openxmlformats.org/officeDocument/2006/bibliography" xmlns="http://schemas.openxmlformats.org/officeDocument/2006/bibliography" SelectedStyle="\APASixthEditionOfficeOnline.xsl" StyleName="APA" Version="6"/>
-</file>
-
-<file path=customXml/item2.xml><?xml version="1.0" encoding="utf-8"?>
-<?mso-contentType ?>
-<FormTemplates xmlns="http://schemas.microsoft.com/sharepoint/v3/contenttype/forms">
-  <Display>DocumentLibraryForm</Display>
-  <Edit>DocumentLibraryForm</Edit>
-  <New>DocumentLibraryForm</New>
-</FormTemplates>
-</file>
-
-<file path=customXml/item3.xml><?xml version="1.0" encoding="utf-8"?>
 <ct:contentTypeSchema xmlns:ct="http://schemas.microsoft.com/office/2006/metadata/contentType" xmlns:ma="http://schemas.microsoft.com/office/2006/metadata/properties/metaAttributes" ct:_="" ma:_="" ma:contentTypeName="Documento" ma:contentTypeID="0x010100DF3D7C797EA12745A270EF30E38719B9" ma:contentTypeVersion="19" ma:contentTypeDescription="Crear nuevo documento." ma:contentTypeScope="" ma:versionID="227b02526234ef39b0b78895a9d90cf5">
   <xsd:schema xmlns:xsd="http://www.w3.org/2001/XMLSchema" xmlns:xs="http://www.w3.org/2001/XMLSchema" xmlns:p="http://schemas.microsoft.com/office/2006/metadata/properties" xmlns:ns2="0a70e875-3d35-4be2-921f-7117c31bab9b" xmlns:ns3="27c1adeb-3674-457c-b08c-8a73f31b6e23" targetNamespace="http://schemas.microsoft.com/office/2006/metadata/properties" ma:root="true" ma:fieldsID="3c939c8607e2f594db8bbb23634dd059" ns2:_="" ns3:_="">
     <xsd:import namespace="0a70e875-3d35-4be2-921f-7117c31bab9b"/>
@@ -18342,23 +18448,20 @@
 </ct:contentTypeSchema>
 </file>
 
-<file path=customXml/itemProps1.xml><?xml version="1.0" encoding="utf-8"?>
-<ds:datastoreItem xmlns:ds="http://schemas.openxmlformats.org/officeDocument/2006/customXml" ds:itemID="{E35E88E2-9BCD-476E-93C8-34C638B1B6E4}">
-  <ds:schemaRefs>
-    <ds:schemaRef ds:uri="http://schemas.openxmlformats.org/officeDocument/2006/bibliography"/>
-  </ds:schemaRefs>
-</ds:datastoreItem>
+<file path=customXml/item2.xml><?xml version="1.0" encoding="utf-8"?>
+<?mso-contentType ?>
+<FormTemplates xmlns="http://schemas.microsoft.com/sharepoint/v3/contenttype/forms">
+  <Display>DocumentLibraryForm</Display>
+  <Edit>DocumentLibraryForm</Edit>
+  <New>DocumentLibraryForm</New>
+</FormTemplates>
 </file>
 
-<file path=customXml/itemProps2.xml><?xml version="1.0" encoding="utf-8"?>
-<ds:datastoreItem xmlns:ds="http://schemas.openxmlformats.org/officeDocument/2006/customXml" ds:itemID="{57DC6A7E-A6FE-4629-9326-EE8561E00944}">
-  <ds:schemaRefs>
-    <ds:schemaRef ds:uri="http://schemas.microsoft.com/sharepoint/v3/contenttype/forms"/>
-  </ds:schemaRefs>
-</ds:datastoreItem>
+<file path=customXml/item3.xml><?xml version="1.0" encoding="utf-8"?>
+<b:Sources xmlns:b="http://schemas.openxmlformats.org/officeDocument/2006/bibliography" xmlns="http://schemas.openxmlformats.org/officeDocument/2006/bibliography" SelectedStyle="\APASixthEditionOfficeOnline.xsl" StyleName="APA" Version="6"/>
 </file>
 
-<file path=customXml/itemProps3.xml><?xml version="1.0" encoding="utf-8"?>
+<file path=customXml/itemProps1.xml><?xml version="1.0" encoding="utf-8"?>
 <ds:datastoreItem xmlns:ds="http://schemas.openxmlformats.org/officeDocument/2006/customXml" ds:itemID="{B98086A6-6904-47FD-B45B-B04574B1D107}">
   <ds:schemaRefs>
     <ds:schemaRef ds:uri="http://schemas.microsoft.com/office/2006/metadata/contentType"/>
@@ -18375,4 +18478,20 @@
     <ds:schemaRef ds:uri="http://schemas.microsoft.com/internal/obd"/>
   </ds:schemaRefs>
 </ds:datastoreItem>
+</file>
+
+<file path=customXml/itemProps2.xml><?xml version="1.0" encoding="utf-8"?>
+<ds:datastoreItem xmlns:ds="http://schemas.openxmlformats.org/officeDocument/2006/customXml" ds:itemID="{57DC6A7E-A6FE-4629-9326-EE8561E00944}">
+  <ds:schemaRefs>
+    <ds:schemaRef ds:uri="http://schemas.microsoft.com/sharepoint/v3/contenttype/forms"/>
+  </ds:schemaRefs>
+</ds:datastoreItem>
+</file>
+
+<file path=customXml/itemProps3.xml><?xml version="1.0" encoding="utf-8"?>
+<ds:datastoreItem xmlns:ds="http://schemas.openxmlformats.org/officeDocument/2006/customXml" ds:itemID="{E35E88E2-9BCD-476E-93C8-34C638B1B6E4}">
+  <ds:schemaRefs>
+    <ds:schemaRef ds:uri="http://schemas.openxmlformats.org/officeDocument/2006/bibliography"/>
+  </ds:schemaRefs>
+</ds:datastoreItem>
 </file>